--- a/Dbbb-Ebc/B103-Gsw.docx
+++ b/Dbbb-Ebc/B103-Gsw.docx
@@ -196,23 +196,53 @@
         <w:jc w:val="center"/>
         <w:rPr>
           <w:rFonts w:ascii="Abyssinica SIL" w:hAnsi="Abyssinica SIL" w:cs="Abyssinica SIL"/>
+          <w:b/>
+          <w:bCs/>
           <w:noProof/>
           <w:sz w:val="40"/>
           <w:szCs w:val="40"/>
-          <w:u w:color="00B050"/>
+          <w:u w:val="single" w:color="00B050"/>
           <w:lang w:val="am-ET"/>
         </w:rPr>
       </w:pPr>
       <w:r>
         <w:rPr>
           <w:rFonts w:ascii="Abyssinica SIL" w:hAnsi="Abyssinica SIL" w:cs="Abyssinica SIL"/>
+          <w:b/>
+          <w:bCs/>
           <w:noProof/>
           <w:sz w:val="40"/>
           <w:szCs w:val="40"/>
-          <w:u w:color="00B050"/>
-          <w:lang w:val="am-ET"/>
-        </w:rPr>
-        <w:t>መጽሐፈ፡ግጽው፡</w:t>
+          <w:u w:val="single" w:color="00B050"/>
+          <w:lang w:val="am-ET"/>
+        </w:rPr>
+        <w:t>መጽሐፈ፡</w:t>
+      </w:r>
+      <w:r>
+        <w:rPr>
+          <w:rFonts w:ascii="Abyssinica SIL" w:hAnsi="Abyssinica SIL" w:cs="Abyssinica SIL"/>
+          <w:b/>
+          <w:bCs/>
+          <w:noProof/>
+          <w:sz w:val="40"/>
+          <w:szCs w:val="40"/>
+          <w:u w:val="single" w:color="00B050"/>
+          <w:lang w:val="am-ET"/>
+        </w:rPr>
+        <w:t xml:space="preserve"> </w:t>
+      </w:r>
+      <w:r>
+        <w:rPr>
+          <w:rFonts w:ascii="Abyssinica SIL" w:hAnsi="Abyssinica SIL" w:cs="Abyssinica SIL"/>
+          <w:b/>
+          <w:bCs/>
+          <w:noProof/>
+          <w:sz w:val="40"/>
+          <w:szCs w:val="40"/>
+          <w:u w:val="single" w:color="00B050"/>
+          <w:lang w:val="am-ET"/>
+        </w:rPr>
+        <w:t>ግጽው፡</w:t>
       </w:r>
     </w:p>
     <w:p>
@@ -349,18 +379,6 @@
           <w:shd w:val="clear" w:color="auto" w:fill="FFFFFF"/>
           <w:lang w:val="am-ET"/>
         </w:rPr>
-        <w:t> </w:t>
-      </w:r>
-      <w:r>
-        <w:rPr>
-          <w:rStyle w:val="refmarker"/>
-          <w:rFonts w:ascii="Abyssinica SIL" w:hAnsi="Abyssinica SIL" w:cs="Abyssinica SIL"/>
-          <w:color w:val="993300"/>
-          <w:sz w:val="28"/>
-          <w:szCs w:val="28"/>
-          <w:shd w:val="clear" w:color="auto" w:fill="FFFFFF"/>
-          <w:lang w:val="am-ET"/>
-        </w:rPr>
         <w:t>።</w:t>
       </w:r>
     </w:p>
@@ -560,18 +578,6 @@
           <w:lang w:val="am-ET"/>
         </w:rPr>
         <w:t>ቀዲሙ</w:t>
-      </w:r>
-      <w:r>
-        <w:rPr>
-          <w:rStyle w:val="refmarker"/>
-          <w:rFonts w:ascii="Abyssinica SIL" w:hAnsi="Abyssinica SIL" w:cs="Abyssinica SIL"/>
-          <w:color w:val="993300"/>
-          <w:sz w:val="28"/>
-          <w:szCs w:val="28"/>
-          <w:shd w:val="clear" w:color="auto" w:fill="FFFFFF"/>
-          <w:lang w:val="am-ET"/>
-        </w:rPr>
-        <w:t> </w:t>
       </w:r>
       <w:r>
         <w:rPr>
@@ -626,39 +632,58 @@
           <w:noProof/>
           <w:sz w:val="32"/>
           <w:szCs w:val="32"/>
-          <w:u w:color="00B050"/>
+          <w:u w:val="single" w:color="00B050"/>
           <w:lang w:val="am-ET" w:bidi="syr-SY"/>
         </w:rPr>
       </w:pPr>
       <w:r>
         <w:rPr>
           <w:rFonts w:ascii="Abyssinica SIL" w:hAnsi="Abyssinica SIL" w:cs="Abyssinica SIL"/>
+          <w:b/>
+          <w:bCs/>
           <w:noProof/>
           <w:sz w:val="32"/>
           <w:szCs w:val="32"/>
-          <w:u w:color="00B050"/>
-          <w:lang w:val="am-ET"/>
-        </w:rPr>
-        <w:t>ትእዛዝ፡፩</w:t>
-      </w:r>
-      <w:r>
-        <w:rPr>
-          <w:rFonts w:ascii="Abyssinica SIL" w:hAnsi="Abyssinica SIL" w:cs="Abyssinica SIL"/>
+          <w:u w:val="single" w:color="00B050"/>
+          <w:lang w:val="am-ET"/>
+        </w:rPr>
+        <w:t>ትእዛዝ፡</w:t>
+      </w:r>
+      <w:r>
+        <w:rPr>
+          <w:rFonts w:ascii="Abyssinica SIL" w:hAnsi="Abyssinica SIL" w:cs="Abyssinica SIL"/>
+          <w:b/>
+          <w:bCs/>
           <w:noProof/>
           <w:sz w:val="32"/>
           <w:szCs w:val="32"/>
-          <w:u w:color="00B050"/>
-          <w:lang w:val="am-ET"/>
-        </w:rPr>
-        <w:t> </w:t>
-      </w:r>
-      <w:r>
-        <w:rPr>
-          <w:rFonts w:ascii="Abyssinica SIL" w:hAnsi="Abyssinica SIL" w:cs="Abyssinica SIL"/>
+          <w:u w:val="single" w:color="00B050"/>
+          <w:lang w:val="am-ET"/>
+        </w:rPr>
+        <w:t xml:space="preserve"> </w:t>
+      </w:r>
+      <w:r>
+        <w:rPr>
+          <w:rFonts w:ascii="Abyssinica SIL" w:hAnsi="Abyssinica SIL" w:cs="Abyssinica SIL"/>
+          <w:b/>
+          <w:bCs/>
           <w:noProof/>
           <w:sz w:val="32"/>
           <w:szCs w:val="32"/>
-          <w:u w:color="00B050"/>
+          <w:u w:val="single" w:color="00B050"/>
+          <w:lang w:val="am-ET"/>
+        </w:rPr>
+        <w:t>፩</w:t>
+      </w:r>
+      <w:r>
+        <w:rPr>
+          <w:rFonts w:ascii="Abyssinica SIL" w:hAnsi="Abyssinica SIL" w:cs="Abyssinica SIL"/>
+          <w:b/>
+          <w:bCs/>
+          <w:noProof/>
+          <w:sz w:val="32"/>
+          <w:szCs w:val="32"/>
+          <w:u w:val="single" w:color="00B050"/>
           <w:lang w:val="am-ET"/>
         </w:rPr>
         <w:t>።</w:t>
@@ -822,18 +847,6 @@
           <w:shd w:val="clear" w:color="auto" w:fill="FFFFFF"/>
           <w:lang w:val="am-ET"/>
         </w:rPr>
-        <w:t> </w:t>
-      </w:r>
-      <w:r>
-        <w:rPr>
-          <w:rStyle w:val="refmarker"/>
-          <w:rFonts w:ascii="Abyssinica SIL" w:hAnsi="Abyssinica SIL" w:cs="Abyssinica SIL"/>
-          <w:color w:val="993300"/>
-          <w:sz w:val="28"/>
-          <w:szCs w:val="28"/>
-          <w:shd w:val="clear" w:color="auto" w:fill="FFFFFF"/>
-          <w:lang w:val="am-ET"/>
-        </w:rPr>
         <w:t>።</w:t>
       </w:r>
       <w:r>
@@ -1173,18 +1186,6 @@
           <w:lang w:val="am-ET"/>
         </w:rPr>
         <w:t>፩ኤጲስ፡ ቆጶስ</w:t>
-      </w:r>
-      <w:r>
-        <w:rPr>
-          <w:rStyle w:val="refmarker"/>
-          <w:rFonts w:ascii="Abyssinica SIL" w:hAnsi="Abyssinica SIL" w:cs="Abyssinica SIL"/>
-          <w:color w:val="993300"/>
-          <w:sz w:val="28"/>
-          <w:szCs w:val="28"/>
-          <w:shd w:val="clear" w:color="auto" w:fill="FFFFFF"/>
-          <w:lang w:val="am-ET"/>
-        </w:rPr>
-        <w:t> </w:t>
       </w:r>
       <w:r>
         <w:rPr>
@@ -1226,42 +1227,63 @@
         <w:jc w:val="center"/>
         <w:rPr>
           <w:rFonts w:ascii="Abyssinica SIL" w:hAnsi="Abyssinica SIL" w:cs="Abyssinica SIL"/>
+          <w:b/>
+          <w:bCs/>
           <w:noProof/>
           <w:sz w:val="32"/>
           <w:szCs w:val="32"/>
-          <w:u w:color="00B050"/>
+          <w:u w:val="single" w:color="00B050"/>
           <w:lang w:val="am-ET" w:bidi="syr-SY"/>
         </w:rPr>
       </w:pPr>
       <w:r>
         <w:rPr>
           <w:rFonts w:ascii="Abyssinica SIL" w:hAnsi="Abyssinica SIL" w:cs="Abyssinica SIL"/>
+          <w:b/>
+          <w:bCs/>
           <w:noProof/>
           <w:sz w:val="32"/>
           <w:szCs w:val="32"/>
-          <w:u w:color="00B050"/>
+          <w:u w:val="single" w:color="00B050"/>
           <w:lang w:val="am-ET" w:bidi="syr-SY"/>
         </w:rPr>
-        <w:t>ትእዛዝ፡፪</w:t>
-      </w:r>
-      <w:r>
-        <w:rPr>
-          <w:rFonts w:ascii="Abyssinica SIL" w:hAnsi="Abyssinica SIL" w:cs="Abyssinica SIL"/>
+        <w:t>ትእዛዝ፡</w:t>
+      </w:r>
+      <w:r>
+        <w:rPr>
+          <w:rFonts w:ascii="Abyssinica SIL" w:hAnsi="Abyssinica SIL" w:cs="Abyssinica SIL"/>
+          <w:b/>
+          <w:bCs/>
           <w:noProof/>
           <w:sz w:val="32"/>
           <w:szCs w:val="32"/>
-          <w:u w:color="00B050"/>
+          <w:u w:val="single" w:color="00B050"/>
           <w:lang w:val="am-ET" w:bidi="syr-SY"/>
         </w:rPr>
-        <w:t> </w:t>
-      </w:r>
-      <w:r>
-        <w:rPr>
-          <w:rFonts w:ascii="Abyssinica SIL" w:hAnsi="Abyssinica SIL" w:cs="Abyssinica SIL"/>
+        <w:t xml:space="preserve"> </w:t>
+      </w:r>
+      <w:r>
+        <w:rPr>
+          <w:rFonts w:ascii="Abyssinica SIL" w:hAnsi="Abyssinica SIL" w:cs="Abyssinica SIL"/>
+          <w:b/>
+          <w:bCs/>
           <w:noProof/>
           <w:sz w:val="32"/>
           <w:szCs w:val="32"/>
-          <w:u w:color="00B050"/>
+          <w:u w:val="single" w:color="00B050"/>
+          <w:lang w:val="am-ET" w:bidi="syr-SY"/>
+        </w:rPr>
+        <w:t>፪</w:t>
+      </w:r>
+      <w:r>
+        <w:rPr>
+          <w:rFonts w:ascii="Abyssinica SIL" w:hAnsi="Abyssinica SIL" w:cs="Abyssinica SIL"/>
+          <w:b/>
+          <w:bCs/>
+          <w:noProof/>
+          <w:sz w:val="32"/>
+          <w:szCs w:val="32"/>
+          <w:u w:val="single" w:color="00B050"/>
           <w:lang w:val="am-ET" w:bidi="syr-SY"/>
         </w:rPr>
         <w:t>።</w:t>
@@ -1335,18 +1357,6 @@
           <w:shd w:val="clear" w:color="auto" w:fill="FFFFFF"/>
           <w:lang w:val="am-ET"/>
         </w:rPr>
-        <w:t> </w:t>
-      </w:r>
-      <w:r>
-        <w:rPr>
-          <w:rStyle w:val="refmarker"/>
-          <w:rFonts w:ascii="Abyssinica SIL" w:hAnsi="Abyssinica SIL" w:cs="Abyssinica SIL"/>
-          <w:color w:val="993300"/>
-          <w:sz w:val="28"/>
-          <w:szCs w:val="28"/>
-          <w:shd w:val="clear" w:color="auto" w:fill="FFFFFF"/>
-          <w:lang w:val="am-ET"/>
-        </w:rPr>
         <w:t>።</w:t>
       </w:r>
       <w:r>
@@ -1935,19 +1945,19 @@
           <w:shd w:val="clear" w:color="auto" w:fill="FFFFFF"/>
           <w:lang w:val="am-ET"/>
         </w:rPr>
-        <w:t> </w:t>
-      </w:r>
-      <w:r>
-        <w:rPr>
-          <w:rStyle w:val="refmarker"/>
-          <w:rFonts w:ascii="Abyssinica SIL" w:hAnsi="Abyssinica SIL" w:cs="Abyssinica SIL"/>
-          <w:color w:val="993300"/>
-          <w:sz w:val="28"/>
-          <w:szCs w:val="28"/>
-          <w:shd w:val="clear" w:color="auto" w:fill="FFFFFF"/>
-          <w:lang w:val="am-ET"/>
-        </w:rPr>
-        <w:t>። ወኢይደሉ፡</w:t>
+        <w:t>።</w:t>
+      </w:r>
+      <w:r>
+        <w:rPr>
+          <w:rStyle w:val="refmarker"/>
+          <w:rFonts w:ascii="Abyssinica SIL" w:hAnsi="Abyssinica SIL" w:cs="Abyssinica SIL"/>
+          <w:color w:val="993300"/>
+          <w:sz w:val="28"/>
+          <w:szCs w:val="28"/>
+          <w:shd w:val="clear" w:color="auto" w:fill="FFFFFF"/>
+          <w:lang w:val="am-ET"/>
+        </w:rPr>
+        <w:t xml:space="preserve"> ወኢይደሉ፡</w:t>
       </w:r>
       <w:r>
         <w:rPr>
@@ -2351,19 +2361,19 @@
           <w:shd w:val="clear" w:color="auto" w:fill="FFFFFF"/>
           <w:lang w:val="am-ET"/>
         </w:rPr>
-        <w:t> </w:t>
-      </w:r>
-      <w:r>
-        <w:rPr>
-          <w:rStyle w:val="refmarker"/>
-          <w:rFonts w:ascii="Abyssinica SIL" w:hAnsi="Abyssinica SIL" w:cs="Abyssinica SIL"/>
-          <w:color w:val="993300"/>
-          <w:sz w:val="28"/>
-          <w:szCs w:val="28"/>
-          <w:shd w:val="clear" w:color="auto" w:fill="FFFFFF"/>
-          <w:lang w:val="am-ET"/>
-        </w:rPr>
-        <w:t>። ወእለ፡</w:t>
+        <w:t>።</w:t>
+      </w:r>
+      <w:r>
+        <w:rPr>
+          <w:rStyle w:val="refmarker"/>
+          <w:rFonts w:ascii="Abyssinica SIL" w:hAnsi="Abyssinica SIL" w:cs="Abyssinica SIL"/>
+          <w:color w:val="993300"/>
+          <w:sz w:val="28"/>
+          <w:szCs w:val="28"/>
+          <w:shd w:val="clear" w:color="auto" w:fill="FFFFFF"/>
+          <w:lang w:val="am-ET"/>
+        </w:rPr>
+        <w:t xml:space="preserve"> ወእለ፡</w:t>
       </w:r>
       <w:r>
         <w:rPr>
@@ -2663,18 +2673,6 @@
           <w:shd w:val="clear" w:color="auto" w:fill="FFFFFF"/>
           <w:lang w:val="am-ET"/>
         </w:rPr>
-        <w:t> </w:t>
-      </w:r>
-      <w:r>
-        <w:rPr>
-          <w:rStyle w:val="refmarker"/>
-          <w:rFonts w:ascii="Abyssinica SIL" w:hAnsi="Abyssinica SIL" w:cs="Abyssinica SIL"/>
-          <w:color w:val="993300"/>
-          <w:sz w:val="28"/>
-          <w:szCs w:val="28"/>
-          <w:shd w:val="clear" w:color="auto" w:fill="FFFFFF"/>
-          <w:lang w:val="am-ET"/>
-        </w:rPr>
         <w:t>።</w:t>
       </w:r>
       <w:r>
@@ -2813,18 +2811,6 @@
           <w:rFonts w:ascii="Abyssinica SIL" w:hAnsi="Abyssinica SIL" w:cs="Abyssinica SIL"/>
           <w:b/>
           <w:bCs/>
-          <w:color w:val="993300"/>
-          <w:sz w:val="28"/>
-          <w:szCs w:val="28"/>
-          <w:shd w:val="clear" w:color="auto" w:fill="FFFFFF"/>
-          <w:lang w:val="am-ET"/>
-        </w:rPr>
-        <w:t> </w:t>
-      </w:r>
-      <w:r>
-        <w:rPr>
-          <w:rStyle w:val="refmarker"/>
-          <w:rFonts w:ascii="Abyssinica SIL" w:hAnsi="Abyssinica SIL" w:cs="Abyssinica SIL"/>
           <w:color w:val="993300"/>
           <w:sz w:val="28"/>
           <w:szCs w:val="28"/>
@@ -2866,39 +2852,58 @@
           <w:noProof/>
           <w:sz w:val="32"/>
           <w:szCs w:val="32"/>
-          <w:u w:color="00B050"/>
+          <w:u w:val="single" w:color="00B050"/>
           <w:lang w:val="am-ET" w:bidi="syr-SY"/>
         </w:rPr>
       </w:pPr>
       <w:r>
         <w:rPr>
           <w:rFonts w:ascii="Abyssinica SIL" w:hAnsi="Abyssinica SIL" w:cs="Abyssinica SIL"/>
+          <w:b/>
+          <w:bCs/>
           <w:noProof/>
           <w:sz w:val="32"/>
           <w:szCs w:val="32"/>
-          <w:u w:color="00B050"/>
-          <w:lang w:val="am-ET"/>
-        </w:rPr>
-        <w:t>ትእዛዝ፡፫</w:t>
-      </w:r>
-      <w:r>
-        <w:rPr>
-          <w:rFonts w:ascii="Abyssinica SIL" w:hAnsi="Abyssinica SIL" w:cs="Abyssinica SIL"/>
+          <w:u w:val="single" w:color="00B050"/>
+          <w:lang w:val="am-ET"/>
+        </w:rPr>
+        <w:t>ትእዛዝ፡</w:t>
+      </w:r>
+      <w:r>
+        <w:rPr>
+          <w:rFonts w:ascii="Abyssinica SIL" w:hAnsi="Abyssinica SIL" w:cs="Abyssinica SIL"/>
+          <w:b/>
+          <w:bCs/>
           <w:noProof/>
           <w:sz w:val="32"/>
           <w:szCs w:val="32"/>
-          <w:u w:color="00B050"/>
-          <w:lang w:val="am-ET"/>
-        </w:rPr>
-        <w:t> </w:t>
-      </w:r>
-      <w:r>
-        <w:rPr>
-          <w:rFonts w:ascii="Abyssinica SIL" w:hAnsi="Abyssinica SIL" w:cs="Abyssinica SIL"/>
+          <w:u w:val="single" w:color="00B050"/>
+          <w:lang w:val="am-ET"/>
+        </w:rPr>
+        <w:t xml:space="preserve"> </w:t>
+      </w:r>
+      <w:r>
+        <w:rPr>
+          <w:rFonts w:ascii="Abyssinica SIL" w:hAnsi="Abyssinica SIL" w:cs="Abyssinica SIL"/>
+          <w:b/>
+          <w:bCs/>
           <w:noProof/>
           <w:sz w:val="32"/>
           <w:szCs w:val="32"/>
-          <w:u w:color="00B050"/>
+          <w:u w:val="single" w:color="00B050"/>
+          <w:lang w:val="am-ET"/>
+        </w:rPr>
+        <w:t>፫</w:t>
+      </w:r>
+      <w:r>
+        <w:rPr>
+          <w:rFonts w:ascii="Abyssinica SIL" w:hAnsi="Abyssinica SIL" w:cs="Abyssinica SIL"/>
+          <w:b/>
+          <w:bCs/>
+          <w:noProof/>
+          <w:sz w:val="32"/>
+          <w:szCs w:val="32"/>
+          <w:u w:val="single" w:color="00B050"/>
           <w:lang w:val="am-ET"/>
         </w:rPr>
         <w:t>።</w:t>
@@ -3084,19 +3089,19 @@
           <w:shd w:val="clear" w:color="auto" w:fill="FFFFFF"/>
           <w:lang w:val="am-ET"/>
         </w:rPr>
-        <w:t> </w:t>
-      </w:r>
-      <w:r>
-        <w:rPr>
-          <w:rStyle w:val="refmarker"/>
-          <w:rFonts w:ascii="Abyssinica SIL" w:hAnsi="Abyssinica SIL" w:cs="Abyssinica SIL"/>
-          <w:color w:val="993300"/>
-          <w:sz w:val="28"/>
-          <w:szCs w:val="28"/>
-          <w:shd w:val="clear" w:color="auto" w:fill="FFFFFF"/>
-          <w:lang w:val="am-ET"/>
-        </w:rPr>
-        <w:t>። ወለእመ፡ ሰደዱ፡ ይትፈለጡ፤ ወለእመ፡</w:t>
+        <w:t>።</w:t>
+      </w:r>
+      <w:r>
+        <w:rPr>
+          <w:rStyle w:val="refmarker"/>
+          <w:rFonts w:ascii="Abyssinica SIL" w:hAnsi="Abyssinica SIL" w:cs="Abyssinica SIL"/>
+          <w:color w:val="993300"/>
+          <w:sz w:val="28"/>
+          <w:szCs w:val="28"/>
+          <w:shd w:val="clear" w:color="auto" w:fill="FFFFFF"/>
+          <w:lang w:val="am-ET"/>
+        </w:rPr>
+        <w:t xml:space="preserve"> ወለእመ፡ ሰደዱ፡ ይትፈለጡ፤ ወለእመ፡</w:t>
       </w:r>
       <w:r>
         <w:rPr>
@@ -3169,18 +3174,6 @@
           <w:lang w:val="am-ET"/>
         </w:rPr>
         <w:t>ይትመተሩ</w:t>
-      </w:r>
-      <w:r>
-        <w:rPr>
-          <w:rStyle w:val="refmarker"/>
-          <w:rFonts w:ascii="Abyssinica SIL" w:hAnsi="Abyssinica SIL" w:cs="Abyssinica SIL"/>
-          <w:color w:val="993300"/>
-          <w:sz w:val="28"/>
-          <w:szCs w:val="28"/>
-          <w:shd w:val="clear" w:color="auto" w:fill="FFFFFF"/>
-          <w:lang w:val="am-ET"/>
-        </w:rPr>
-        <w:t> </w:t>
       </w:r>
       <w:r>
         <w:rPr>
@@ -3226,40 +3219,59 @@
           <w:noProof/>
           <w:sz w:val="32"/>
           <w:szCs w:val="32"/>
-          <w:u w:color="00B050"/>
+          <w:u w:val="single" w:color="00B050"/>
           <w:lang w:val="am-ET" w:bidi="syr-SY"/>
         </w:rPr>
       </w:pPr>
       <w:r>
         <w:rPr>
           <w:rFonts w:ascii="Abyssinica SIL" w:hAnsi="Abyssinica SIL" w:cs="Abyssinica SIL"/>
+          <w:b/>
+          <w:bCs/>
           <w:noProof/>
           <w:sz w:val="32"/>
           <w:szCs w:val="32"/>
-          <w:u w:color="00B050"/>
+          <w:u w:val="single" w:color="00B050"/>
           <w:lang w:val="am-ET"/>
         </w:rPr>
         <w:lastRenderedPageBreak/>
-        <w:t>ትእዛዝ፡፬</w:t>
-      </w:r>
-      <w:r>
-        <w:rPr>
-          <w:rFonts w:ascii="Abyssinica SIL" w:hAnsi="Abyssinica SIL" w:cs="Abyssinica SIL"/>
+        <w:t>ትእዛዝ፡</w:t>
+      </w:r>
+      <w:r>
+        <w:rPr>
+          <w:rFonts w:ascii="Abyssinica SIL" w:hAnsi="Abyssinica SIL" w:cs="Abyssinica SIL"/>
+          <w:b/>
+          <w:bCs/>
           <w:noProof/>
           <w:sz w:val="32"/>
           <w:szCs w:val="32"/>
-          <w:u w:color="00B050"/>
-          <w:lang w:val="am-ET"/>
-        </w:rPr>
-        <w:t> </w:t>
-      </w:r>
-      <w:r>
-        <w:rPr>
-          <w:rFonts w:ascii="Abyssinica SIL" w:hAnsi="Abyssinica SIL" w:cs="Abyssinica SIL"/>
+          <w:u w:val="single" w:color="00B050"/>
+          <w:lang w:val="am-ET"/>
+        </w:rPr>
+        <w:t xml:space="preserve"> </w:t>
+      </w:r>
+      <w:r>
+        <w:rPr>
+          <w:rFonts w:ascii="Abyssinica SIL" w:hAnsi="Abyssinica SIL" w:cs="Abyssinica SIL"/>
+          <w:b/>
+          <w:bCs/>
           <w:noProof/>
           <w:sz w:val="32"/>
           <w:szCs w:val="32"/>
-          <w:u w:color="00B050"/>
+          <w:u w:val="single" w:color="00B050"/>
+          <w:lang w:val="am-ET"/>
+        </w:rPr>
+        <w:t>፬</w:t>
+      </w:r>
+      <w:r>
+        <w:rPr>
+          <w:rFonts w:ascii="Abyssinica SIL" w:hAnsi="Abyssinica SIL" w:cs="Abyssinica SIL"/>
+          <w:b/>
+          <w:bCs/>
+          <w:noProof/>
+          <w:sz w:val="32"/>
+          <w:szCs w:val="32"/>
+          <w:u w:val="single" w:color="00B050"/>
           <w:lang w:val="am-ET"/>
         </w:rPr>
         <w:t>።</w:t>
@@ -3399,18 +3411,6 @@
           <w:shd w:val="clear" w:color="auto" w:fill="FFFFFF"/>
           <w:lang w:val="am-ET"/>
         </w:rPr>
-        <w:t> </w:t>
-      </w:r>
-      <w:r>
-        <w:rPr>
-          <w:rStyle w:val="refmarker"/>
-          <w:rFonts w:ascii="Abyssinica SIL" w:hAnsi="Abyssinica SIL" w:cs="Abyssinica SIL"/>
-          <w:color w:val="993300"/>
-          <w:sz w:val="28"/>
-          <w:szCs w:val="28"/>
-          <w:shd w:val="clear" w:color="auto" w:fill="FFFFFF"/>
-          <w:lang w:val="am-ET"/>
-        </w:rPr>
         <w:t>።</w:t>
       </w:r>
       <w:r>
@@ -3653,19 +3653,19 @@
           <w:shd w:val="clear" w:color="auto" w:fill="FFFFFF"/>
           <w:lang w:val="am-ET"/>
         </w:rPr>
-        <w:t>ወመዓልት፡ ለይትመተር</w:t>
-      </w:r>
-      <w:r>
-        <w:rPr>
-          <w:rStyle w:val="refmarker"/>
-          <w:rFonts w:ascii="Abyssinica SIL" w:hAnsi="Abyssinica SIL" w:cs="Abyssinica SIL"/>
-          <w:color w:val="993300"/>
-          <w:sz w:val="28"/>
-          <w:szCs w:val="28"/>
-          <w:shd w:val="clear" w:color="auto" w:fill="FFFFFF"/>
-          <w:lang w:val="am-ET"/>
-        </w:rPr>
-        <w:t> </w:t>
+        <w:t>ወመዓልት፡ ለይትመተ</w:t>
+      </w:r>
+      <w:r>
+        <w:rPr>
+          <w:rStyle w:val="refmarker"/>
+          <w:rFonts w:ascii="Abyssinica SIL" w:hAnsi="Abyssinica SIL" w:cs="Abyssinica SIL"/>
+          <w:color w:val="993300"/>
+          <w:sz w:val="28"/>
+          <w:szCs w:val="28"/>
+          <w:shd w:val="clear" w:color="auto" w:fill="FFFFFF"/>
+          <w:lang w:val="am-ET"/>
+        </w:rPr>
+        <w:t>ሩ</w:t>
       </w:r>
       <w:r>
         <w:rPr>
@@ -3712,39 +3712,58 @@
           <w:noProof/>
           <w:sz w:val="32"/>
           <w:szCs w:val="32"/>
-          <w:u w:color="00B050"/>
+          <w:u w:val="single" w:color="00B050"/>
           <w:lang w:val="am-ET" w:bidi="syr-SY"/>
         </w:rPr>
       </w:pPr>
       <w:r>
         <w:rPr>
           <w:rFonts w:ascii="Abyssinica SIL" w:hAnsi="Abyssinica SIL" w:cs="Abyssinica SIL"/>
+          <w:b/>
+          <w:bCs/>
           <w:noProof/>
           <w:sz w:val="32"/>
           <w:szCs w:val="32"/>
-          <w:u w:color="00B050"/>
-          <w:lang w:val="am-ET"/>
-        </w:rPr>
-        <w:t>ትእዛዝ፡፭</w:t>
-      </w:r>
-      <w:r>
-        <w:rPr>
-          <w:rFonts w:ascii="Abyssinica SIL" w:hAnsi="Abyssinica SIL" w:cs="Abyssinica SIL"/>
+          <w:u w:val="single" w:color="00B050"/>
+          <w:lang w:val="am-ET"/>
+        </w:rPr>
+        <w:t>ትእዛዝ፡</w:t>
+      </w:r>
+      <w:r>
+        <w:rPr>
+          <w:rFonts w:ascii="Abyssinica SIL" w:hAnsi="Abyssinica SIL" w:cs="Abyssinica SIL"/>
+          <w:b/>
+          <w:bCs/>
           <w:noProof/>
           <w:sz w:val="32"/>
           <w:szCs w:val="32"/>
-          <w:u w:color="00B050"/>
-          <w:lang w:val="am-ET"/>
-        </w:rPr>
-        <w:t> </w:t>
-      </w:r>
-      <w:r>
-        <w:rPr>
-          <w:rFonts w:ascii="Abyssinica SIL" w:hAnsi="Abyssinica SIL" w:cs="Abyssinica SIL"/>
+          <w:u w:val="single" w:color="00B050"/>
+          <w:lang w:val="am-ET"/>
+        </w:rPr>
+        <w:t xml:space="preserve"> </w:t>
+      </w:r>
+      <w:r>
+        <w:rPr>
+          <w:rFonts w:ascii="Abyssinica SIL" w:hAnsi="Abyssinica SIL" w:cs="Abyssinica SIL"/>
+          <w:b/>
+          <w:bCs/>
           <w:noProof/>
           <w:sz w:val="32"/>
           <w:szCs w:val="32"/>
-          <w:u w:color="00B050"/>
+          <w:u w:val="single" w:color="00B050"/>
+          <w:lang w:val="am-ET"/>
+        </w:rPr>
+        <w:t>፭</w:t>
+      </w:r>
+      <w:r>
+        <w:rPr>
+          <w:rFonts w:ascii="Abyssinica SIL" w:hAnsi="Abyssinica SIL" w:cs="Abyssinica SIL"/>
+          <w:b/>
+          <w:bCs/>
+          <w:noProof/>
+          <w:sz w:val="32"/>
+          <w:szCs w:val="32"/>
+          <w:u w:val="single" w:color="00B050"/>
           <w:lang w:val="am-ET"/>
         </w:rPr>
         <w:t>።</w:t>
@@ -3930,19 +3949,19 @@
           <w:shd w:val="clear" w:color="auto" w:fill="FFFFFF"/>
           <w:lang w:val="am-ET"/>
         </w:rPr>
-        <w:t> </w:t>
-      </w:r>
-      <w:r>
-        <w:rPr>
-          <w:rStyle w:val="refmarker"/>
-          <w:rFonts w:ascii="Abyssinica SIL" w:hAnsi="Abyssinica SIL" w:cs="Abyssinica SIL"/>
-          <w:color w:val="993300"/>
-          <w:sz w:val="28"/>
-          <w:szCs w:val="28"/>
-          <w:shd w:val="clear" w:color="auto" w:fill="FFFFFF"/>
-          <w:lang w:val="am-ET"/>
-        </w:rPr>
-        <w:t>። ወለእመ፡ ተደመሩ፡</w:t>
+        <w:t>።</w:t>
+      </w:r>
+      <w:r>
+        <w:rPr>
+          <w:rStyle w:val="refmarker"/>
+          <w:rFonts w:ascii="Abyssinica SIL" w:hAnsi="Abyssinica SIL" w:cs="Abyssinica SIL"/>
+          <w:color w:val="993300"/>
+          <w:sz w:val="28"/>
+          <w:szCs w:val="28"/>
+          <w:shd w:val="clear" w:color="auto" w:fill="FFFFFF"/>
+          <w:lang w:val="am-ET"/>
+        </w:rPr>
+        <w:t xml:space="preserve"> ወለእመ፡ ተደመሩ፡</w:t>
       </w:r>
       <w:r>
         <w:rPr>
@@ -3967,18 +3986,6 @@
           <w:lang w:val="am-ET"/>
         </w:rPr>
         <w:t>ይትፈለጡ</w:t>
-      </w:r>
-      <w:r>
-        <w:rPr>
-          <w:rStyle w:val="refmarker"/>
-          <w:rFonts w:ascii="Abyssinica SIL" w:hAnsi="Abyssinica SIL" w:cs="Abyssinica SIL"/>
-          <w:color w:val="993300"/>
-          <w:sz w:val="28"/>
-          <w:szCs w:val="28"/>
-          <w:shd w:val="clear" w:color="auto" w:fill="FFFFFF"/>
-          <w:lang w:val="am-ET"/>
-        </w:rPr>
-        <w:t> </w:t>
       </w:r>
       <w:r>
         <w:rPr>
@@ -4020,23 +4027,66 @@
         <w:jc w:val="center"/>
         <w:rPr>
           <w:rFonts w:ascii="Abyssinica SIL" w:hAnsi="Abyssinica SIL" w:cs="Abyssinica SIL"/>
+          <w:b/>
+          <w:bCs/>
           <w:noProof/>
           <w:sz w:val="32"/>
           <w:szCs w:val="32"/>
-          <w:u w:color="00B050"/>
+          <w:u w:val="single" w:color="00B050"/>
           <w:lang w:val="am-ET" w:bidi="syr-SY"/>
         </w:rPr>
       </w:pPr>
       <w:r>
         <w:rPr>
           <w:rFonts w:ascii="Abyssinica SIL" w:hAnsi="Abyssinica SIL" w:cs="Abyssinica SIL"/>
+          <w:b/>
+          <w:bCs/>
           <w:noProof/>
           <w:sz w:val="32"/>
           <w:szCs w:val="32"/>
-          <w:u w:color="00B050"/>
+          <w:u w:val="single" w:color="00B050"/>
           <w:lang w:val="am-ET" w:bidi="syr-SY"/>
         </w:rPr>
-        <w:t>ትእዛዝ፡፮ ።</w:t>
+        <w:t>ትእዛዝ፡</w:t>
+      </w:r>
+      <w:r>
+        <w:rPr>
+          <w:rFonts w:ascii="Abyssinica SIL" w:hAnsi="Abyssinica SIL" w:cs="Abyssinica SIL"/>
+          <w:b/>
+          <w:bCs/>
+          <w:noProof/>
+          <w:sz w:val="32"/>
+          <w:szCs w:val="32"/>
+          <w:u w:val="single" w:color="00B050"/>
+          <w:lang w:val="am-ET" w:bidi="syr-SY"/>
+        </w:rPr>
+        <w:t xml:space="preserve"> </w:t>
+      </w:r>
+      <w:r>
+        <w:rPr>
+          <w:rFonts w:ascii="Abyssinica SIL" w:hAnsi="Abyssinica SIL" w:cs="Abyssinica SIL"/>
+          <w:b/>
+          <w:bCs/>
+          <w:noProof/>
+          <w:sz w:val="32"/>
+          <w:szCs w:val="32"/>
+          <w:u w:val="single" w:color="00B050"/>
+          <w:lang w:val="am-ET" w:bidi="syr-SY"/>
+        </w:rPr>
+        <w:t>፮</w:t>
+      </w:r>
+      <w:r>
+        <w:rPr>
+          <w:rFonts w:ascii="Abyssinica SIL" w:hAnsi="Abyssinica SIL" w:cs="Abyssinica SIL"/>
+          <w:b/>
+          <w:bCs/>
+          <w:noProof/>
+          <w:sz w:val="32"/>
+          <w:szCs w:val="32"/>
+          <w:u w:val="single" w:color="00B050"/>
+          <w:lang w:val="am-ET" w:bidi="syr-SY"/>
+        </w:rPr>
+        <w:t>።</w:t>
       </w:r>
     </w:p>
     <w:p>
@@ -4435,19 +4485,19 @@
           <w:shd w:val="clear" w:color="auto" w:fill="FFFFFF"/>
           <w:lang w:val="am-ET"/>
         </w:rPr>
-        <w:t> </w:t>
-      </w:r>
-      <w:r>
-        <w:rPr>
-          <w:rStyle w:val="refmarker"/>
-          <w:rFonts w:ascii="Abyssinica SIL" w:hAnsi="Abyssinica SIL" w:cs="Abyssinica SIL"/>
-          <w:color w:val="993300"/>
-          <w:sz w:val="28"/>
-          <w:szCs w:val="28"/>
-          <w:shd w:val="clear" w:color="auto" w:fill="FFFFFF"/>
-          <w:lang w:val="am-ET"/>
-        </w:rPr>
-        <w:t>። ወለእመ፡</w:t>
+        <w:t>።</w:t>
+      </w:r>
+      <w:r>
+        <w:rPr>
+          <w:rStyle w:val="refmarker"/>
+          <w:rFonts w:ascii="Abyssinica SIL" w:hAnsi="Abyssinica SIL" w:cs="Abyssinica SIL"/>
+          <w:color w:val="993300"/>
+          <w:sz w:val="28"/>
+          <w:szCs w:val="28"/>
+          <w:shd w:val="clear" w:color="auto" w:fill="FFFFFF"/>
+          <w:lang w:val="am-ET"/>
+        </w:rPr>
+        <w:t xml:space="preserve"> ወለእመ፡</w:t>
       </w:r>
       <w:r>
         <w:rPr>
@@ -4712,18 +4762,6 @@
           <w:lang w:val="am-ET"/>
         </w:rPr>
         <w:t>ይትዐቀፉ፡ ላዕለ፡ ዘአዕረገ፡ ቍርባነ፡ ከመ፡ ዘኢያዕረገ፡ በንጽሕ</w:t>
-      </w:r>
-      <w:r>
-        <w:rPr>
-          <w:rStyle w:val="refmarker"/>
-          <w:rFonts w:ascii="Abyssinica SIL" w:hAnsi="Abyssinica SIL" w:cs="Abyssinica SIL"/>
-          <w:color w:val="993300"/>
-          <w:sz w:val="28"/>
-          <w:szCs w:val="28"/>
-          <w:shd w:val="clear" w:color="auto" w:fill="FFFFFF"/>
-          <w:lang w:val="am-ET"/>
-        </w:rPr>
-        <w:t> </w:t>
       </w:r>
       <w:r>
         <w:rPr>
@@ -4765,23 +4803,66 @@
         <w:jc w:val="center"/>
         <w:rPr>
           <w:rFonts w:ascii="Abyssinica SIL" w:hAnsi="Abyssinica SIL" w:cs="Abyssinica SIL"/>
+          <w:b/>
+          <w:bCs/>
           <w:noProof/>
           <w:sz w:val="32"/>
           <w:szCs w:val="32"/>
-          <w:u w:color="00B050"/>
+          <w:u w:val="single" w:color="00B050"/>
           <w:lang w:val="am-ET" w:bidi="syr-SY"/>
         </w:rPr>
       </w:pPr>
       <w:r>
         <w:rPr>
           <w:rFonts w:ascii="Abyssinica SIL" w:hAnsi="Abyssinica SIL" w:cs="Abyssinica SIL"/>
+          <w:b/>
+          <w:bCs/>
           <w:noProof/>
           <w:sz w:val="32"/>
           <w:szCs w:val="32"/>
-          <w:u w:color="00B050"/>
+          <w:u w:val="single" w:color="00B050"/>
           <w:lang w:val="am-ET" w:bidi="syr-SY"/>
         </w:rPr>
-        <w:t>ትእዛዝ፡፯ ።</w:t>
+        <w:t>ትእዛዝ፡</w:t>
+      </w:r>
+      <w:r>
+        <w:rPr>
+          <w:rFonts w:ascii="Abyssinica SIL" w:hAnsi="Abyssinica SIL" w:cs="Abyssinica SIL"/>
+          <w:b/>
+          <w:bCs/>
+          <w:noProof/>
+          <w:sz w:val="32"/>
+          <w:szCs w:val="32"/>
+          <w:u w:val="single" w:color="00B050"/>
+          <w:lang w:val="am-ET" w:bidi="syr-SY"/>
+        </w:rPr>
+        <w:t xml:space="preserve"> </w:t>
+      </w:r>
+      <w:r>
+        <w:rPr>
+          <w:rFonts w:ascii="Abyssinica SIL" w:hAnsi="Abyssinica SIL" w:cs="Abyssinica SIL"/>
+          <w:b/>
+          <w:bCs/>
+          <w:noProof/>
+          <w:sz w:val="32"/>
+          <w:szCs w:val="32"/>
+          <w:u w:val="single" w:color="00B050"/>
+          <w:lang w:val="am-ET" w:bidi="syr-SY"/>
+        </w:rPr>
+        <w:t>፯</w:t>
+      </w:r>
+      <w:r>
+        <w:rPr>
+          <w:rFonts w:ascii="Abyssinica SIL" w:hAnsi="Abyssinica SIL" w:cs="Abyssinica SIL"/>
+          <w:b/>
+          <w:bCs/>
+          <w:noProof/>
+          <w:sz w:val="32"/>
+          <w:szCs w:val="32"/>
+          <w:u w:val="single" w:color="00B050"/>
+          <w:lang w:val="am-ET" w:bidi="syr-SY"/>
+        </w:rPr>
+        <w:t>።</w:t>
       </w:r>
     </w:p>
     <w:p>
@@ -5313,18 +5394,6 @@
           <w:lang w:val="am-ET"/>
         </w:rPr>
         <w:t>ክርስቲያን</w:t>
-      </w:r>
-      <w:r>
-        <w:rPr>
-          <w:rStyle w:val="refmarker"/>
-          <w:rFonts w:ascii="Abyssinica SIL" w:hAnsi="Abyssinica SIL" w:cs="Abyssinica SIL"/>
-          <w:color w:val="993300"/>
-          <w:sz w:val="28"/>
-          <w:szCs w:val="28"/>
-          <w:shd w:val="clear" w:color="auto" w:fill="FFFFFF"/>
-          <w:lang w:val="am-ET"/>
-        </w:rPr>
-        <w:t> </w:t>
       </w:r>
       <w:r>
         <w:rPr>
@@ -5366,23 +5435,66 @@
         <w:jc w:val="center"/>
         <w:rPr>
           <w:rFonts w:ascii="Abyssinica SIL" w:hAnsi="Abyssinica SIL" w:cs="Abyssinica SIL"/>
+          <w:b/>
+          <w:bCs/>
           <w:noProof/>
           <w:sz w:val="32"/>
           <w:szCs w:val="32"/>
-          <w:u w:color="00B050"/>
+          <w:u w:val="single" w:color="00B050"/>
           <w:lang w:val="am-ET" w:bidi="syr-SY"/>
         </w:rPr>
       </w:pPr>
       <w:r>
         <w:rPr>
           <w:rFonts w:ascii="Abyssinica SIL" w:hAnsi="Abyssinica SIL" w:cs="Abyssinica SIL"/>
+          <w:b/>
+          <w:bCs/>
           <w:noProof/>
           <w:sz w:val="32"/>
           <w:szCs w:val="32"/>
-          <w:u w:color="00B050"/>
+          <w:u w:val="single" w:color="00B050"/>
           <w:lang w:val="am-ET" w:bidi="syr-SY"/>
         </w:rPr>
-        <w:t>ትእዛዝ፡፰ ።</w:t>
+        <w:t>ትእዛዝ፡</w:t>
+      </w:r>
+      <w:r>
+        <w:rPr>
+          <w:rFonts w:ascii="Abyssinica SIL" w:hAnsi="Abyssinica SIL" w:cs="Abyssinica SIL"/>
+          <w:b/>
+          <w:bCs/>
+          <w:noProof/>
+          <w:sz w:val="32"/>
+          <w:szCs w:val="32"/>
+          <w:u w:val="single" w:color="00B050"/>
+          <w:lang w:val="am-ET" w:bidi="syr-SY"/>
+        </w:rPr>
+        <w:t xml:space="preserve"> </w:t>
+      </w:r>
+      <w:r>
+        <w:rPr>
+          <w:rFonts w:ascii="Abyssinica SIL" w:hAnsi="Abyssinica SIL" w:cs="Abyssinica SIL"/>
+          <w:b/>
+          <w:bCs/>
+          <w:noProof/>
+          <w:sz w:val="32"/>
+          <w:szCs w:val="32"/>
+          <w:u w:val="single" w:color="00B050"/>
+          <w:lang w:val="am-ET" w:bidi="syr-SY"/>
+        </w:rPr>
+        <w:t>፰</w:t>
+      </w:r>
+      <w:r>
+        <w:rPr>
+          <w:rFonts w:ascii="Abyssinica SIL" w:hAnsi="Abyssinica SIL" w:cs="Abyssinica SIL"/>
+          <w:b/>
+          <w:bCs/>
+          <w:noProof/>
+          <w:sz w:val="32"/>
+          <w:szCs w:val="32"/>
+          <w:u w:val="single" w:color="00B050"/>
+          <w:lang w:val="am-ET" w:bidi="syr-SY"/>
+        </w:rPr>
+        <w:t>።</w:t>
       </w:r>
     </w:p>
     <w:p>
@@ -5578,18 +5690,6 @@
           <w:lang w:val="am-ET"/>
         </w:rPr>
         <w:t>ይሰደድ</w:t>
-      </w:r>
-      <w:r>
-        <w:rPr>
-          <w:rStyle w:val="refmarker"/>
-          <w:rFonts w:ascii="Abyssinica SIL" w:hAnsi="Abyssinica SIL" w:cs="Abyssinica SIL"/>
-          <w:color w:val="993300"/>
-          <w:sz w:val="28"/>
-          <w:szCs w:val="28"/>
-          <w:shd w:val="clear" w:color="auto" w:fill="FFFFFF"/>
-          <w:lang w:val="am-ET"/>
-        </w:rPr>
-        <w:t> </w:t>
       </w:r>
       <w:r>
         <w:rPr>
@@ -5631,23 +5731,66 @@
         <w:jc w:val="center"/>
         <w:rPr>
           <w:rFonts w:ascii="Abyssinica SIL" w:hAnsi="Abyssinica SIL" w:cs="Abyssinica SIL"/>
+          <w:b/>
+          <w:bCs/>
           <w:noProof/>
           <w:sz w:val="32"/>
           <w:szCs w:val="32"/>
-          <w:u w:color="00B050"/>
+          <w:u w:val="single" w:color="00B050"/>
           <w:lang w:val="am-ET" w:bidi="syr-SY"/>
         </w:rPr>
       </w:pPr>
       <w:r>
         <w:rPr>
           <w:rFonts w:ascii="Abyssinica SIL" w:hAnsi="Abyssinica SIL" w:cs="Abyssinica SIL"/>
+          <w:b/>
+          <w:bCs/>
           <w:noProof/>
           <w:sz w:val="32"/>
           <w:szCs w:val="32"/>
-          <w:u w:color="00B050"/>
+          <w:u w:val="single" w:color="00B050"/>
           <w:lang w:val="am-ET" w:bidi="syr-SY"/>
         </w:rPr>
-        <w:t>ትእዛዝ፡፱ ።</w:t>
+        <w:t>ትእዛዝ፡</w:t>
+      </w:r>
+      <w:r>
+        <w:rPr>
+          <w:rFonts w:ascii="Abyssinica SIL" w:hAnsi="Abyssinica SIL" w:cs="Abyssinica SIL"/>
+          <w:b/>
+          <w:bCs/>
+          <w:noProof/>
+          <w:sz w:val="32"/>
+          <w:szCs w:val="32"/>
+          <w:u w:val="single" w:color="00B050"/>
+          <w:lang w:val="am-ET" w:bidi="syr-SY"/>
+        </w:rPr>
+        <w:t xml:space="preserve"> </w:t>
+      </w:r>
+      <w:r>
+        <w:rPr>
+          <w:rFonts w:ascii="Abyssinica SIL" w:hAnsi="Abyssinica SIL" w:cs="Abyssinica SIL"/>
+          <w:b/>
+          <w:bCs/>
+          <w:noProof/>
+          <w:sz w:val="32"/>
+          <w:szCs w:val="32"/>
+          <w:u w:val="single" w:color="00B050"/>
+          <w:lang w:val="am-ET" w:bidi="syr-SY"/>
+        </w:rPr>
+        <w:t>፱</w:t>
+      </w:r>
+      <w:r>
+        <w:rPr>
+          <w:rFonts w:ascii="Abyssinica SIL" w:hAnsi="Abyssinica SIL" w:cs="Abyssinica SIL"/>
+          <w:b/>
+          <w:bCs/>
+          <w:noProof/>
+          <w:sz w:val="32"/>
+          <w:szCs w:val="32"/>
+          <w:u w:val="single" w:color="00B050"/>
+          <w:lang w:val="am-ET" w:bidi="syr-SY"/>
+        </w:rPr>
+        <w:t>።</w:t>
       </w:r>
     </w:p>
     <w:p>
@@ -5736,18 +5879,6 @@
           <w:shd w:val="clear" w:color="auto" w:fill="FFFFFF"/>
           <w:lang w:val="am-ET"/>
         </w:rPr>
-        <w:t> </w:t>
-      </w:r>
-      <w:r>
-        <w:rPr>
-          <w:rStyle w:val="refmarker"/>
-          <w:rFonts w:ascii="Abyssinica SIL" w:hAnsi="Abyssinica SIL" w:cs="Abyssinica SIL"/>
-          <w:color w:val="993300"/>
-          <w:sz w:val="28"/>
-          <w:szCs w:val="28"/>
-          <w:shd w:val="clear" w:color="auto" w:fill="FFFFFF"/>
-          <w:lang w:val="am-ET"/>
-        </w:rPr>
         <w:t>።</w:t>
       </w:r>
       <w:r>
@@ -5943,18 +6074,6 @@
           <w:lang w:val="am-ET"/>
         </w:rPr>
         <w:t>ውእቱኒ</w:t>
-      </w:r>
-      <w:r>
-        <w:rPr>
-          <w:rStyle w:val="refmarker"/>
-          <w:rFonts w:ascii="Abyssinica SIL" w:hAnsi="Abyssinica SIL" w:cs="Abyssinica SIL"/>
-          <w:color w:val="993300"/>
-          <w:sz w:val="28"/>
-          <w:szCs w:val="28"/>
-          <w:shd w:val="clear" w:color="auto" w:fill="FFFFFF"/>
-          <w:lang w:val="am-ET"/>
-        </w:rPr>
-        <w:t> </w:t>
       </w:r>
       <w:r>
         <w:rPr>
@@ -5996,23 +6115,66 @@
         <w:jc w:val="center"/>
         <w:rPr>
           <w:rFonts w:ascii="Abyssinica SIL" w:hAnsi="Abyssinica SIL" w:cs="Abyssinica SIL"/>
+          <w:b/>
+          <w:bCs/>
           <w:noProof/>
           <w:sz w:val="32"/>
           <w:szCs w:val="32"/>
-          <w:u w:color="00B050"/>
+          <w:u w:val="single" w:color="00B050"/>
           <w:lang w:val="am-ET" w:bidi="syr-SY"/>
         </w:rPr>
       </w:pPr>
       <w:r>
         <w:rPr>
           <w:rFonts w:ascii="Abyssinica SIL" w:hAnsi="Abyssinica SIL" w:cs="Abyssinica SIL"/>
+          <w:b/>
+          <w:bCs/>
           <w:noProof/>
           <w:sz w:val="32"/>
           <w:szCs w:val="32"/>
-          <w:u w:color="00B050"/>
+          <w:u w:val="single" w:color="00B050"/>
           <w:lang w:val="am-ET" w:bidi="syr-SY"/>
         </w:rPr>
-        <w:t>ትእዛዝ፡፲ ።</w:t>
+        <w:t>ትእዛዝ፡</w:t>
+      </w:r>
+      <w:r>
+        <w:rPr>
+          <w:rFonts w:ascii="Abyssinica SIL" w:hAnsi="Abyssinica SIL" w:cs="Abyssinica SIL"/>
+          <w:b/>
+          <w:bCs/>
+          <w:noProof/>
+          <w:sz w:val="32"/>
+          <w:szCs w:val="32"/>
+          <w:u w:val="single" w:color="00B050"/>
+          <w:lang w:val="am-ET" w:bidi="syr-SY"/>
+        </w:rPr>
+        <w:t xml:space="preserve"> </w:t>
+      </w:r>
+      <w:r>
+        <w:rPr>
+          <w:rFonts w:ascii="Abyssinica SIL" w:hAnsi="Abyssinica SIL" w:cs="Abyssinica SIL"/>
+          <w:b/>
+          <w:bCs/>
+          <w:noProof/>
+          <w:sz w:val="32"/>
+          <w:szCs w:val="32"/>
+          <w:u w:val="single" w:color="00B050"/>
+          <w:lang w:val="am-ET" w:bidi="syr-SY"/>
+        </w:rPr>
+        <w:t>፲</w:t>
+      </w:r>
+      <w:r>
+        <w:rPr>
+          <w:rFonts w:ascii="Abyssinica SIL" w:hAnsi="Abyssinica SIL" w:cs="Abyssinica SIL"/>
+          <w:b/>
+          <w:bCs/>
+          <w:noProof/>
+          <w:sz w:val="32"/>
+          <w:szCs w:val="32"/>
+          <w:u w:val="single" w:color="00B050"/>
+          <w:lang w:val="am-ET" w:bidi="syr-SY"/>
+        </w:rPr>
+        <w:t>።</w:t>
       </w:r>
     </w:p>
     <w:p>
@@ -6411,19 +6573,19 @@
           <w:shd w:val="clear" w:color="auto" w:fill="FFFFFF"/>
           <w:lang w:val="am-ET"/>
         </w:rPr>
-        <w:t> </w:t>
-      </w:r>
-      <w:r>
-        <w:rPr>
-          <w:rStyle w:val="refmarker"/>
-          <w:rFonts w:ascii="Abyssinica SIL" w:hAnsi="Abyssinica SIL" w:cs="Abyssinica SIL"/>
-          <w:color w:val="993300"/>
-          <w:sz w:val="28"/>
-          <w:szCs w:val="28"/>
-          <w:shd w:val="clear" w:color="auto" w:fill="FFFFFF"/>
-          <w:lang w:val="am-ET"/>
-        </w:rPr>
-        <w:t>። ወለእመ፡</w:t>
+        <w:t>።</w:t>
+      </w:r>
+      <w:r>
+        <w:rPr>
+          <w:rStyle w:val="refmarker"/>
+          <w:rFonts w:ascii="Abyssinica SIL" w:hAnsi="Abyssinica SIL" w:cs="Abyssinica SIL"/>
+          <w:color w:val="993300"/>
+          <w:sz w:val="28"/>
+          <w:szCs w:val="28"/>
+          <w:shd w:val="clear" w:color="auto" w:fill="FFFFFF"/>
+          <w:lang w:val="am-ET"/>
+        </w:rPr>
+        <w:t xml:space="preserve"> ወለእመ፡</w:t>
       </w:r>
       <w:r>
         <w:rPr>
@@ -6640,18 +6802,6 @@
           <w:lang w:val="am-ET"/>
         </w:rPr>
         <w:t>ለእግዚአብሔር</w:t>
-      </w:r>
-      <w:r>
-        <w:rPr>
-          <w:rStyle w:val="refmarker"/>
-          <w:rFonts w:ascii="Abyssinica SIL" w:hAnsi="Abyssinica SIL" w:cs="Abyssinica SIL"/>
-          <w:color w:val="993300"/>
-          <w:sz w:val="28"/>
-          <w:szCs w:val="28"/>
-          <w:shd w:val="clear" w:color="auto" w:fill="FFFFFF"/>
-          <w:lang w:val="am-ET"/>
-        </w:rPr>
-        <w:t> </w:t>
       </w:r>
       <w:r>
         <w:rPr>
@@ -6692,24 +6842,67 @@
         <w:jc w:val="center"/>
         <w:rPr>
           <w:rFonts w:ascii="Abyssinica SIL" w:hAnsi="Abyssinica SIL" w:cs="Abyssinica SIL"/>
+          <w:b/>
+          <w:bCs/>
           <w:noProof/>
           <w:sz w:val="32"/>
           <w:szCs w:val="32"/>
-          <w:u w:color="00B050"/>
+          <w:u w:val="single" w:color="00B050"/>
           <w:lang w:val="am-ET" w:bidi="syr-SY"/>
         </w:rPr>
       </w:pPr>
       <w:r>
         <w:rPr>
           <w:rFonts w:ascii="Abyssinica SIL" w:hAnsi="Abyssinica SIL" w:cs="Abyssinica SIL"/>
+          <w:b/>
+          <w:bCs/>
           <w:noProof/>
           <w:sz w:val="32"/>
           <w:szCs w:val="32"/>
-          <w:u w:color="00B050"/>
+          <w:u w:val="single" w:color="00B050"/>
           <w:lang w:val="am-ET" w:bidi="syr-SY"/>
         </w:rPr>
         <w:lastRenderedPageBreak/>
-        <w:t>ትእዛዝ፡፲ወ፩ ።</w:t>
+        <w:t>ትእዛዝ፡</w:t>
+      </w:r>
+      <w:r>
+        <w:rPr>
+          <w:rFonts w:ascii="Abyssinica SIL" w:hAnsi="Abyssinica SIL" w:cs="Abyssinica SIL"/>
+          <w:b/>
+          <w:bCs/>
+          <w:noProof/>
+          <w:sz w:val="32"/>
+          <w:szCs w:val="32"/>
+          <w:u w:val="single" w:color="00B050"/>
+          <w:lang w:val="am-ET" w:bidi="syr-SY"/>
+        </w:rPr>
+        <w:t xml:space="preserve"> </w:t>
+      </w:r>
+      <w:r>
+        <w:rPr>
+          <w:rFonts w:ascii="Abyssinica SIL" w:hAnsi="Abyssinica SIL" w:cs="Abyssinica SIL"/>
+          <w:b/>
+          <w:bCs/>
+          <w:noProof/>
+          <w:sz w:val="32"/>
+          <w:szCs w:val="32"/>
+          <w:u w:val="single" w:color="00B050"/>
+          <w:lang w:val="am-ET" w:bidi="syr-SY"/>
+        </w:rPr>
+        <w:t>፲ወ፩</w:t>
+      </w:r>
+      <w:r>
+        <w:rPr>
+          <w:rFonts w:ascii="Abyssinica SIL" w:hAnsi="Abyssinica SIL" w:cs="Abyssinica SIL"/>
+          <w:b/>
+          <w:bCs/>
+          <w:noProof/>
+          <w:sz w:val="32"/>
+          <w:szCs w:val="32"/>
+          <w:u w:val="single" w:color="00B050"/>
+          <w:lang w:val="am-ET" w:bidi="syr-SY"/>
+        </w:rPr>
+        <w:t>።</w:t>
       </w:r>
     </w:p>
     <w:p>
@@ -7252,19 +7445,19 @@
           <w:shd w:val="clear" w:color="auto" w:fill="FFFFFF"/>
           <w:lang w:val="am-ET"/>
         </w:rPr>
-        <w:t> </w:t>
-      </w:r>
-      <w:r>
-        <w:rPr>
-          <w:rStyle w:val="refmarker"/>
-          <w:rFonts w:ascii="Abyssinica SIL" w:hAnsi="Abyssinica SIL" w:cs="Abyssinica SIL"/>
-          <w:color w:val="993300"/>
-          <w:sz w:val="28"/>
-          <w:szCs w:val="28"/>
-          <w:shd w:val="clear" w:color="auto" w:fill="FFFFFF"/>
-          <w:lang w:val="am-ET"/>
-        </w:rPr>
-        <w:t>። ወዘንተኒ፡</w:t>
+        <w:t>።</w:t>
+      </w:r>
+      <w:r>
+        <w:rPr>
+          <w:rStyle w:val="refmarker"/>
+          <w:rFonts w:ascii="Abyssinica SIL" w:hAnsi="Abyssinica SIL" w:cs="Abyssinica SIL"/>
+          <w:color w:val="993300"/>
+          <w:sz w:val="28"/>
+          <w:szCs w:val="28"/>
+          <w:shd w:val="clear" w:color="auto" w:fill="FFFFFF"/>
+          <w:lang w:val="am-ET"/>
+        </w:rPr>
+        <w:t xml:space="preserve"> ወዘንተኒ፡</w:t>
       </w:r>
       <w:r>
         <w:rPr>
@@ -7505,18 +7698,6 @@
           <w:lang w:val="am-ET"/>
         </w:rPr>
         <w:t>ፈድፋደ</w:t>
-      </w:r>
-      <w:r>
-        <w:rPr>
-          <w:rStyle w:val="refmarker"/>
-          <w:rFonts w:ascii="Abyssinica SIL" w:hAnsi="Abyssinica SIL" w:cs="Abyssinica SIL"/>
-          <w:color w:val="993300"/>
-          <w:sz w:val="28"/>
-          <w:szCs w:val="28"/>
-          <w:shd w:val="clear" w:color="auto" w:fill="FFFFFF"/>
-          <w:lang w:val="am-ET"/>
-        </w:rPr>
-        <w:t> </w:t>
       </w:r>
       <w:r>
         <w:rPr>
@@ -7558,23 +7739,66 @@
         <w:jc w:val="center"/>
         <w:rPr>
           <w:rFonts w:ascii="Abyssinica SIL" w:hAnsi="Abyssinica SIL" w:cs="Abyssinica SIL"/>
+          <w:b/>
+          <w:bCs/>
           <w:noProof/>
           <w:sz w:val="32"/>
           <w:szCs w:val="32"/>
-          <w:u w:color="00B050"/>
+          <w:u w:val="single" w:color="00B050"/>
           <w:lang w:val="am-ET" w:bidi="syr-SY"/>
         </w:rPr>
       </w:pPr>
       <w:r>
         <w:rPr>
           <w:rFonts w:ascii="Abyssinica SIL" w:hAnsi="Abyssinica SIL" w:cs="Abyssinica SIL"/>
+          <w:b/>
+          <w:bCs/>
           <w:noProof/>
           <w:sz w:val="32"/>
           <w:szCs w:val="32"/>
-          <w:u w:color="00B050"/>
+          <w:u w:val="single" w:color="00B050"/>
           <w:lang w:val="am-ET" w:bidi="syr-SY"/>
         </w:rPr>
-        <w:t>ትእዛዝ፡፲ወ፪ ።</w:t>
+        <w:t>ትእዛዝ፡</w:t>
+      </w:r>
+      <w:r>
+        <w:rPr>
+          <w:rFonts w:ascii="Abyssinica SIL" w:hAnsi="Abyssinica SIL" w:cs="Abyssinica SIL"/>
+          <w:b/>
+          <w:bCs/>
+          <w:noProof/>
+          <w:sz w:val="32"/>
+          <w:szCs w:val="32"/>
+          <w:u w:val="single" w:color="00B050"/>
+          <w:lang w:val="am-ET" w:bidi="syr-SY"/>
+        </w:rPr>
+        <w:t xml:space="preserve"> </w:t>
+      </w:r>
+      <w:r>
+        <w:rPr>
+          <w:rFonts w:ascii="Abyssinica SIL" w:hAnsi="Abyssinica SIL" w:cs="Abyssinica SIL"/>
+          <w:b/>
+          <w:bCs/>
+          <w:noProof/>
+          <w:sz w:val="32"/>
+          <w:szCs w:val="32"/>
+          <w:u w:val="single" w:color="00B050"/>
+          <w:lang w:val="am-ET" w:bidi="syr-SY"/>
+        </w:rPr>
+        <w:t>፲ወ፪</w:t>
+      </w:r>
+      <w:r>
+        <w:rPr>
+          <w:rFonts w:ascii="Abyssinica SIL" w:hAnsi="Abyssinica SIL" w:cs="Abyssinica SIL"/>
+          <w:b/>
+          <w:bCs/>
+          <w:noProof/>
+          <w:sz w:val="32"/>
+          <w:szCs w:val="32"/>
+          <w:u w:val="single" w:color="00B050"/>
+          <w:lang w:val="am-ET" w:bidi="syr-SY"/>
+        </w:rPr>
+        <w:t>።</w:t>
       </w:r>
     </w:p>
     <w:p>
@@ -8453,19 +8677,19 @@
           <w:shd w:val="clear" w:color="auto" w:fill="FFFFFF"/>
           <w:lang w:val="am-ET"/>
         </w:rPr>
-        <w:t> </w:t>
-      </w:r>
-      <w:r>
-        <w:rPr>
-          <w:rStyle w:val="refmarker"/>
-          <w:rFonts w:ascii="Abyssinica SIL" w:hAnsi="Abyssinica SIL" w:cs="Abyssinica SIL"/>
-          <w:color w:val="993300"/>
-          <w:sz w:val="28"/>
-          <w:szCs w:val="28"/>
-          <w:shd w:val="clear" w:color="auto" w:fill="FFFFFF"/>
-          <w:lang w:val="am-ET"/>
-        </w:rPr>
-        <w:t>። ወለእመ፡</w:t>
+        <w:t>።</w:t>
+      </w:r>
+      <w:r>
+        <w:rPr>
+          <w:rStyle w:val="refmarker"/>
+          <w:rFonts w:ascii="Abyssinica SIL" w:hAnsi="Abyssinica SIL" w:cs="Abyssinica SIL"/>
+          <w:color w:val="993300"/>
+          <w:sz w:val="28"/>
+          <w:szCs w:val="28"/>
+          <w:shd w:val="clear" w:color="auto" w:fill="FFFFFF"/>
+          <w:lang w:val="am-ET"/>
+        </w:rPr>
+        <w:t xml:space="preserve"> ወለእመ፡</w:t>
       </w:r>
       <w:r>
         <w:rPr>
@@ -8874,18 +9098,6 @@
           <w:lang w:val="am-ET"/>
         </w:rPr>
         <w:t>ሕግ</w:t>
-      </w:r>
-      <w:r>
-        <w:rPr>
-          <w:rStyle w:val="refmarker"/>
-          <w:rFonts w:ascii="Abyssinica SIL" w:hAnsi="Abyssinica SIL" w:cs="Abyssinica SIL"/>
-          <w:color w:val="993300"/>
-          <w:sz w:val="28"/>
-          <w:szCs w:val="28"/>
-          <w:shd w:val="clear" w:color="auto" w:fill="FFFFFF"/>
-          <w:lang w:val="am-ET"/>
-        </w:rPr>
-        <w:t> </w:t>
       </w:r>
       <w:r>
         <w:rPr>
@@ -8927,22 +9139,66 @@
         <w:jc w:val="center"/>
         <w:rPr>
           <w:rFonts w:ascii="Estrangelo Edessa" w:hAnsi="Estrangelo Edessa" w:cs="Estrangelo Edessa"/>
+          <w:b/>
+          <w:bCs/>
           <w:noProof/>
           <w:sz w:val="32"/>
           <w:szCs w:val="32"/>
+          <w:u w:val="single"/>
           <w:lang w:val="am-ET" w:bidi="syr-SY"/>
         </w:rPr>
       </w:pPr>
       <w:r>
         <w:rPr>
           <w:rFonts w:ascii="Abyssinica SIL" w:hAnsi="Abyssinica SIL" w:cs="Abyssinica SIL"/>
+          <w:b/>
+          <w:bCs/>
           <w:noProof/>
           <w:sz w:val="32"/>
           <w:szCs w:val="32"/>
-          <w:u w:color="00B050"/>
+          <w:u w:val="single" w:color="00B050"/>
           <w:lang w:val="am-ET" w:bidi="syr-SY"/>
         </w:rPr>
-        <w:t>ትእዛዝ፡፲ወ፫ ።</w:t>
+        <w:t>ትእዛዝ፡</w:t>
+      </w:r>
+      <w:r>
+        <w:rPr>
+          <w:rFonts w:ascii="Abyssinica SIL" w:hAnsi="Abyssinica SIL" w:cs="Abyssinica SIL"/>
+          <w:b/>
+          <w:bCs/>
+          <w:noProof/>
+          <w:sz w:val="32"/>
+          <w:szCs w:val="32"/>
+          <w:u w:val="single" w:color="00B050"/>
+          <w:lang w:val="am-ET" w:bidi="syr-SY"/>
+        </w:rPr>
+        <w:t xml:space="preserve"> </w:t>
+      </w:r>
+      <w:r>
+        <w:rPr>
+          <w:rFonts w:ascii="Abyssinica SIL" w:hAnsi="Abyssinica SIL" w:cs="Abyssinica SIL"/>
+          <w:b/>
+          <w:bCs/>
+          <w:noProof/>
+          <w:sz w:val="32"/>
+          <w:szCs w:val="32"/>
+          <w:u w:val="single" w:color="00B050"/>
+          <w:lang w:val="am-ET" w:bidi="syr-SY"/>
+        </w:rPr>
+        <w:t>፲ወ፫</w:t>
+      </w:r>
+      <w:r>
+        <w:rPr>
+          <w:rFonts w:ascii="Abyssinica SIL" w:hAnsi="Abyssinica SIL" w:cs="Abyssinica SIL"/>
+          <w:b/>
+          <w:bCs/>
+          <w:noProof/>
+          <w:sz w:val="32"/>
+          <w:szCs w:val="32"/>
+          <w:u w:val="single" w:color="00B050"/>
+          <w:lang w:val="am-ET" w:bidi="syr-SY"/>
+        </w:rPr>
+        <w:t>።</w:t>
       </w:r>
     </w:p>
     <w:p>
@@ -9053,18 +9309,6 @@
           <w:shd w:val="clear" w:color="auto" w:fill="FFFFFF"/>
           <w:lang w:val="am-ET"/>
         </w:rPr>
-        <w:t> </w:t>
-      </w:r>
-      <w:r>
-        <w:rPr>
-          <w:rStyle w:val="refmarker"/>
-          <w:rFonts w:ascii="Abyssinica SIL" w:hAnsi="Abyssinica SIL" w:cs="Abyssinica SIL"/>
-          <w:color w:val="993300"/>
-          <w:sz w:val="28"/>
-          <w:szCs w:val="28"/>
-          <w:shd w:val="clear" w:color="auto" w:fill="FFFFFF"/>
-          <w:lang w:val="am-ET"/>
-        </w:rPr>
         <w:t>።</w:t>
       </w:r>
       <w:r>
@@ -9378,18 +9622,6 @@
           <w:lang w:val="am-ET"/>
         </w:rPr>
         <w:t>ግሙራ</w:t>
-      </w:r>
-      <w:r>
-        <w:rPr>
-          <w:rStyle w:val="refmarker"/>
-          <w:rFonts w:ascii="Abyssinica SIL" w:hAnsi="Abyssinica SIL" w:cs="Abyssinica SIL"/>
-          <w:color w:val="993300"/>
-          <w:sz w:val="28"/>
-          <w:szCs w:val="28"/>
-          <w:shd w:val="clear" w:color="auto" w:fill="FFFFFF"/>
-          <w:lang w:val="am-ET"/>
-        </w:rPr>
-        <w:t> </w:t>
       </w:r>
       <w:r>
         <w:rPr>
@@ -10028,18 +10260,6 @@
           <w:lang w:val="am-ET"/>
         </w:rPr>
         <w:t>ኢይከውኖ፡ ይኩን፡ ካህነ</w:t>
-      </w:r>
-      <w:r>
-        <w:rPr>
-          <w:rStyle w:val="refmarker"/>
-          <w:rFonts w:ascii="Abyssinica SIL" w:hAnsi="Abyssinica SIL" w:cs="Abyssinica SIL"/>
-          <w:color w:val="993300"/>
-          <w:sz w:val="28"/>
-          <w:szCs w:val="28"/>
-          <w:shd w:val="clear" w:color="auto" w:fill="FFFFFF"/>
-          <w:lang w:val="am-ET"/>
-        </w:rPr>
-        <w:t> </w:t>
       </w:r>
       <w:r>
         <w:rPr>
@@ -10081,23 +10301,66 @@
         <w:jc w:val="center"/>
         <w:rPr>
           <w:rFonts w:ascii="Abyssinica SIL" w:hAnsi="Abyssinica SIL" w:cs="Abyssinica SIL"/>
+          <w:b/>
+          <w:bCs/>
           <w:noProof/>
           <w:sz w:val="32"/>
           <w:szCs w:val="32"/>
-          <w:u w:color="00B050"/>
+          <w:u w:val="single" w:color="00B050"/>
           <w:lang w:val="am-ET" w:bidi="syr-SY"/>
         </w:rPr>
       </w:pPr>
       <w:r>
         <w:rPr>
           <w:rFonts w:ascii="Abyssinica SIL" w:hAnsi="Abyssinica SIL" w:cs="Abyssinica SIL"/>
+          <w:b/>
+          <w:bCs/>
           <w:noProof/>
           <w:sz w:val="32"/>
           <w:szCs w:val="32"/>
-          <w:u w:color="00B050"/>
+          <w:u w:val="single" w:color="00B050"/>
           <w:lang w:val="am-ET" w:bidi="syr-SY"/>
         </w:rPr>
-        <w:t>ትእዛዝ፡፲ወ፬ ።</w:t>
+        <w:t>ትእዛዝ፡</w:t>
+      </w:r>
+      <w:r>
+        <w:rPr>
+          <w:rFonts w:ascii="Abyssinica SIL" w:hAnsi="Abyssinica SIL" w:cs="Abyssinica SIL"/>
+          <w:b/>
+          <w:bCs/>
+          <w:noProof/>
+          <w:sz w:val="32"/>
+          <w:szCs w:val="32"/>
+          <w:u w:val="single" w:color="00B050"/>
+          <w:lang w:val="am-ET" w:bidi="syr-SY"/>
+        </w:rPr>
+        <w:t xml:space="preserve"> </w:t>
+      </w:r>
+      <w:r>
+        <w:rPr>
+          <w:rFonts w:ascii="Abyssinica SIL" w:hAnsi="Abyssinica SIL" w:cs="Abyssinica SIL"/>
+          <w:b/>
+          <w:bCs/>
+          <w:noProof/>
+          <w:sz w:val="32"/>
+          <w:szCs w:val="32"/>
+          <w:u w:val="single" w:color="00B050"/>
+          <w:lang w:val="am-ET" w:bidi="syr-SY"/>
+        </w:rPr>
+        <w:t>፲ወ፬</w:t>
+      </w:r>
+      <w:r>
+        <w:rPr>
+          <w:rFonts w:ascii="Abyssinica SIL" w:hAnsi="Abyssinica SIL" w:cs="Abyssinica SIL"/>
+          <w:b/>
+          <w:bCs/>
+          <w:noProof/>
+          <w:sz w:val="32"/>
+          <w:szCs w:val="32"/>
+          <w:u w:val="single" w:color="00B050"/>
+          <w:lang w:val="am-ET" w:bidi="syr-SY"/>
+        </w:rPr>
+        <w:t>።</w:t>
       </w:r>
     </w:p>
     <w:p>
@@ -10149,18 +10412,6 @@
           <w:lang w:val="am-ET"/>
         </w:rPr>
         <w:t>ዘይትሐበይ፡ ብእሴ፡ ይትመተር</w:t>
-      </w:r>
-      <w:r>
-        <w:rPr>
-          <w:rStyle w:val="refmarker"/>
-          <w:rFonts w:ascii="Abyssinica SIL" w:hAnsi="Abyssinica SIL" w:cs="Abyssinica SIL"/>
-          <w:color w:val="993300"/>
-          <w:sz w:val="28"/>
-          <w:szCs w:val="28"/>
-          <w:shd w:val="clear" w:color="auto" w:fill="FFFFFF"/>
-          <w:lang w:val="am-ET"/>
-        </w:rPr>
-        <w:t> </w:t>
       </w:r>
       <w:r>
         <w:rPr>
@@ -10202,23 +10453,66 @@
         <w:jc w:val="center"/>
         <w:rPr>
           <w:rFonts w:ascii="Abyssinica SIL" w:hAnsi="Abyssinica SIL" w:cs="Abyssinica SIL"/>
+          <w:b/>
+          <w:bCs/>
           <w:noProof/>
           <w:sz w:val="32"/>
           <w:szCs w:val="32"/>
-          <w:u w:color="00B050"/>
+          <w:u w:val="single" w:color="00B050"/>
           <w:lang w:val="am-ET" w:bidi="syr-SY"/>
         </w:rPr>
       </w:pPr>
       <w:r>
         <w:rPr>
           <w:rFonts w:ascii="Abyssinica SIL" w:hAnsi="Abyssinica SIL" w:cs="Abyssinica SIL"/>
+          <w:b/>
+          <w:bCs/>
           <w:noProof/>
           <w:sz w:val="32"/>
           <w:szCs w:val="32"/>
-          <w:u w:color="00B050"/>
+          <w:u w:val="single" w:color="00B050"/>
           <w:lang w:val="am-ET" w:bidi="syr-SY"/>
         </w:rPr>
-        <w:t>ትእዛዝ፡፲ወ፭ ።</w:t>
+        <w:t>ትእዛዝ፡</w:t>
+      </w:r>
+      <w:r>
+        <w:rPr>
+          <w:rFonts w:ascii="Abyssinica SIL" w:hAnsi="Abyssinica SIL" w:cs="Abyssinica SIL"/>
+          <w:b/>
+          <w:bCs/>
+          <w:noProof/>
+          <w:sz w:val="32"/>
+          <w:szCs w:val="32"/>
+          <w:u w:val="single" w:color="00B050"/>
+          <w:lang w:val="am-ET" w:bidi="syr-SY"/>
+        </w:rPr>
+        <w:t xml:space="preserve"> </w:t>
+      </w:r>
+      <w:r>
+        <w:rPr>
+          <w:rFonts w:ascii="Abyssinica SIL" w:hAnsi="Abyssinica SIL" w:cs="Abyssinica SIL"/>
+          <w:b/>
+          <w:bCs/>
+          <w:noProof/>
+          <w:sz w:val="32"/>
+          <w:szCs w:val="32"/>
+          <w:u w:val="single" w:color="00B050"/>
+          <w:lang w:val="am-ET" w:bidi="syr-SY"/>
+        </w:rPr>
+        <w:t>፲ወ፭</w:t>
+      </w:r>
+      <w:r>
+        <w:rPr>
+          <w:rFonts w:ascii="Abyssinica SIL" w:hAnsi="Abyssinica SIL" w:cs="Abyssinica SIL"/>
+          <w:b/>
+          <w:bCs/>
+          <w:noProof/>
+          <w:sz w:val="32"/>
+          <w:szCs w:val="32"/>
+          <w:u w:val="single" w:color="00B050"/>
+          <w:lang w:val="am-ET" w:bidi="syr-SY"/>
+        </w:rPr>
+        <w:t>።</w:t>
       </w:r>
     </w:p>
     <w:p>
@@ -10283,18 +10577,6 @@
           <w:shd w:val="clear" w:color="auto" w:fill="FFFFFF"/>
           <w:lang w:val="am-ET"/>
         </w:rPr>
-        <w:t> </w:t>
-      </w:r>
-      <w:r>
-        <w:rPr>
-          <w:rStyle w:val="refmarker"/>
-          <w:rFonts w:ascii="Abyssinica SIL" w:hAnsi="Abyssinica SIL" w:cs="Abyssinica SIL"/>
-          <w:color w:val="993300"/>
-          <w:sz w:val="28"/>
-          <w:szCs w:val="28"/>
-          <w:shd w:val="clear" w:color="auto" w:fill="FFFFFF"/>
-          <w:lang w:val="am-ET"/>
-        </w:rPr>
         <w:t>።</w:t>
       </w:r>
       <w:r>
@@ -10669,19 +10951,19 @@
           <w:shd w:val="clear" w:color="auto" w:fill="FFFFFF"/>
           <w:lang w:val="am-ET"/>
         </w:rPr>
-        <w:t> </w:t>
-      </w:r>
-      <w:r>
-        <w:rPr>
-          <w:rStyle w:val="refmarker"/>
-          <w:rFonts w:ascii="Abyssinica SIL" w:hAnsi="Abyssinica SIL" w:cs="Abyssinica SIL"/>
-          <w:color w:val="993300"/>
-          <w:sz w:val="28"/>
-          <w:szCs w:val="28"/>
-          <w:shd w:val="clear" w:color="auto" w:fill="FFFFFF"/>
-          <w:lang w:val="am-ET"/>
-        </w:rPr>
-        <w:t>። ወእመሰ፡</w:t>
+        <w:t>።</w:t>
+      </w:r>
+      <w:r>
+        <w:rPr>
+          <w:rStyle w:val="refmarker"/>
+          <w:rFonts w:ascii="Abyssinica SIL" w:hAnsi="Abyssinica SIL" w:cs="Abyssinica SIL"/>
+          <w:color w:val="993300"/>
+          <w:sz w:val="28"/>
+          <w:szCs w:val="28"/>
+          <w:shd w:val="clear" w:color="auto" w:fill="FFFFFF"/>
+          <w:lang w:val="am-ET"/>
+        </w:rPr>
+        <w:t xml:space="preserve"> ወእመሰ፡</w:t>
       </w:r>
       <w:r>
         <w:rPr>
@@ -10874,19 +11156,19 @@
           <w:shd w:val="clear" w:color="auto" w:fill="FFFFFF"/>
           <w:lang w:val="am-ET"/>
         </w:rPr>
-        <w:t> </w:t>
-      </w:r>
-      <w:r>
-        <w:rPr>
-          <w:rStyle w:val="refmarker"/>
-          <w:rFonts w:ascii="Abyssinica SIL" w:hAnsi="Abyssinica SIL" w:cs="Abyssinica SIL"/>
-          <w:color w:val="993300"/>
-          <w:sz w:val="28"/>
-          <w:szCs w:val="28"/>
-          <w:shd w:val="clear" w:color="auto" w:fill="FFFFFF"/>
-          <w:lang w:val="am-ET"/>
-        </w:rPr>
-        <w:t>። ወ፩እምሥዩማን፡</w:t>
+        <w:t>።</w:t>
+      </w:r>
+      <w:r>
+        <w:rPr>
+          <w:rStyle w:val="refmarker"/>
+          <w:rFonts w:ascii="Abyssinica SIL" w:hAnsi="Abyssinica SIL" w:cs="Abyssinica SIL"/>
+          <w:color w:val="993300"/>
+          <w:sz w:val="28"/>
+          <w:szCs w:val="28"/>
+          <w:shd w:val="clear" w:color="auto" w:fill="FFFFFF"/>
+          <w:lang w:val="am-ET"/>
+        </w:rPr>
+        <w:t xml:space="preserve"> ወ፩እምሥዩማን፡</w:t>
       </w:r>
       <w:r>
         <w:rPr>
@@ -11066,19 +11348,19 @@
           <w:shd w:val="clear" w:color="auto" w:fill="FFFFFF"/>
           <w:lang w:val="am-ET"/>
         </w:rPr>
-        <w:t> </w:t>
-      </w:r>
-      <w:r>
-        <w:rPr>
-          <w:rStyle w:val="refmarker"/>
-          <w:rFonts w:ascii="Abyssinica SIL" w:hAnsi="Abyssinica SIL" w:cs="Abyssinica SIL"/>
-          <w:color w:val="993300"/>
-          <w:sz w:val="28"/>
-          <w:szCs w:val="28"/>
-          <w:shd w:val="clear" w:color="auto" w:fill="FFFFFF"/>
-          <w:lang w:val="am-ET"/>
-        </w:rPr>
-        <w:t>። ወሕዝባዊ፡</w:t>
+        <w:t>።</w:t>
+      </w:r>
+      <w:r>
+        <w:rPr>
+          <w:rStyle w:val="refmarker"/>
+          <w:rFonts w:ascii="Abyssinica SIL" w:hAnsi="Abyssinica SIL" w:cs="Abyssinica SIL"/>
+          <w:color w:val="993300"/>
+          <w:sz w:val="28"/>
+          <w:szCs w:val="28"/>
+          <w:shd w:val="clear" w:color="auto" w:fill="FFFFFF"/>
+          <w:lang w:val="am-ET"/>
+        </w:rPr>
+        <w:t xml:space="preserve"> ወሕዝባዊ፡</w:t>
       </w:r>
       <w:r>
         <w:rPr>
@@ -11247,18 +11529,6 @@
           <w:lang w:val="am-ET"/>
         </w:rPr>
         <w:t>ባሕቲቱ</w:t>
-      </w:r>
-      <w:r>
-        <w:rPr>
-          <w:rStyle w:val="refmarker"/>
-          <w:rFonts w:ascii="Abyssinica SIL" w:hAnsi="Abyssinica SIL" w:cs="Abyssinica SIL"/>
-          <w:color w:val="993300"/>
-          <w:sz w:val="28"/>
-          <w:szCs w:val="28"/>
-          <w:shd w:val="clear" w:color="auto" w:fill="FFFFFF"/>
-          <w:lang w:val="am-ET"/>
-        </w:rPr>
-        <w:t> </w:t>
       </w:r>
       <w:r>
         <w:rPr>
@@ -11300,23 +11570,66 @@
         <w:jc w:val="center"/>
         <w:rPr>
           <w:rFonts w:ascii="Abyssinica SIL" w:hAnsi="Abyssinica SIL" w:cs="Abyssinica SIL"/>
+          <w:b/>
+          <w:bCs/>
           <w:noProof/>
           <w:sz w:val="32"/>
           <w:szCs w:val="32"/>
-          <w:u w:color="00B050"/>
+          <w:u w:val="single" w:color="00B050"/>
           <w:lang w:val="am-ET" w:bidi="syr-SY"/>
         </w:rPr>
       </w:pPr>
       <w:r>
         <w:rPr>
           <w:rFonts w:ascii="Abyssinica SIL" w:hAnsi="Abyssinica SIL" w:cs="Abyssinica SIL"/>
+          <w:b/>
+          <w:bCs/>
           <w:noProof/>
           <w:sz w:val="32"/>
           <w:szCs w:val="32"/>
-          <w:u w:color="00B050"/>
+          <w:u w:val="single" w:color="00B050"/>
           <w:lang w:val="am-ET" w:bidi="syr-SY"/>
         </w:rPr>
-        <w:t>ትእዛዝ፡፲ወ፮ ።</w:t>
+        <w:t>ትእዛዝ፡</w:t>
+      </w:r>
+      <w:r>
+        <w:rPr>
+          <w:rFonts w:ascii="Abyssinica SIL" w:hAnsi="Abyssinica SIL" w:cs="Abyssinica SIL"/>
+          <w:b/>
+          <w:bCs/>
+          <w:noProof/>
+          <w:sz w:val="32"/>
+          <w:szCs w:val="32"/>
+          <w:u w:val="single" w:color="00B050"/>
+          <w:lang w:val="am-ET" w:bidi="syr-SY"/>
+        </w:rPr>
+        <w:t xml:space="preserve"> </w:t>
+      </w:r>
+      <w:r>
+        <w:rPr>
+          <w:rFonts w:ascii="Abyssinica SIL" w:hAnsi="Abyssinica SIL" w:cs="Abyssinica SIL"/>
+          <w:b/>
+          <w:bCs/>
+          <w:noProof/>
+          <w:sz w:val="32"/>
+          <w:szCs w:val="32"/>
+          <w:u w:val="single" w:color="00B050"/>
+          <w:lang w:val="am-ET" w:bidi="syr-SY"/>
+        </w:rPr>
+        <w:t>፲ወ፮</w:t>
+      </w:r>
+      <w:r>
+        <w:rPr>
+          <w:rFonts w:ascii="Abyssinica SIL" w:hAnsi="Abyssinica SIL" w:cs="Abyssinica SIL"/>
+          <w:b/>
+          <w:bCs/>
+          <w:noProof/>
+          <w:sz w:val="32"/>
+          <w:szCs w:val="32"/>
+          <w:u w:val="single" w:color="00B050"/>
+          <w:lang w:val="am-ET" w:bidi="syr-SY"/>
+        </w:rPr>
+        <w:t>።</w:t>
       </w:r>
     </w:p>
     <w:p>
@@ -11453,18 +11766,6 @@
           <w:shd w:val="clear" w:color="auto" w:fill="FFFFFF"/>
           <w:lang w:val="am-ET"/>
         </w:rPr>
-        <w:t> </w:t>
-      </w:r>
-      <w:r>
-        <w:rPr>
-          <w:rStyle w:val="refmarker"/>
-          <w:rFonts w:ascii="Abyssinica SIL" w:hAnsi="Abyssinica SIL" w:cs="Abyssinica SIL"/>
-          <w:color w:val="993300"/>
-          <w:sz w:val="28"/>
-          <w:szCs w:val="28"/>
-          <w:shd w:val="clear" w:color="auto" w:fill="FFFFFF"/>
-          <w:lang w:val="am-ET"/>
-        </w:rPr>
         <w:t>።</w:t>
       </w:r>
       <w:r>
@@ -11828,18 +12129,6 @@
           <w:lang w:val="am-ET"/>
         </w:rPr>
         <w:t>በ፩አበሳ</w:t>
-      </w:r>
-      <w:r>
-        <w:rPr>
-          <w:rStyle w:val="refmarker"/>
-          <w:rFonts w:ascii="Abyssinica SIL" w:hAnsi="Abyssinica SIL" w:cs="Abyssinica SIL"/>
-          <w:color w:val="993300"/>
-          <w:sz w:val="28"/>
-          <w:szCs w:val="28"/>
-          <w:shd w:val="clear" w:color="auto" w:fill="FFFFFF"/>
-          <w:lang w:val="am-ET"/>
-        </w:rPr>
-        <w:t> </w:t>
       </w:r>
       <w:r>
         <w:rPr>
@@ -11881,23 +12170,66 @@
         <w:jc w:val="center"/>
         <w:rPr>
           <w:rFonts w:ascii="Abyssinica SIL" w:hAnsi="Abyssinica SIL" w:cs="Abyssinica SIL"/>
+          <w:b/>
+          <w:bCs/>
           <w:noProof/>
           <w:sz w:val="32"/>
           <w:szCs w:val="32"/>
-          <w:u w:color="00B050"/>
+          <w:u w:val="single" w:color="00B050"/>
           <w:lang w:val="am-ET" w:bidi="syr-SY"/>
         </w:rPr>
       </w:pPr>
       <w:r>
         <w:rPr>
           <w:rFonts w:ascii="Abyssinica SIL" w:hAnsi="Abyssinica SIL" w:cs="Abyssinica SIL"/>
+          <w:b/>
+          <w:bCs/>
           <w:noProof/>
           <w:sz w:val="32"/>
           <w:szCs w:val="32"/>
-          <w:u w:color="00B050"/>
+          <w:u w:val="single" w:color="00B050"/>
           <w:lang w:val="am-ET" w:bidi="syr-SY"/>
         </w:rPr>
-        <w:t>ትእዛይ፡፲ወ፯ ።</w:t>
+        <w:t>ትእዛይ፡</w:t>
+      </w:r>
+      <w:r>
+        <w:rPr>
+          <w:rFonts w:ascii="Abyssinica SIL" w:hAnsi="Abyssinica SIL" w:cs="Abyssinica SIL"/>
+          <w:b/>
+          <w:bCs/>
+          <w:noProof/>
+          <w:sz w:val="32"/>
+          <w:szCs w:val="32"/>
+          <w:u w:val="single" w:color="00B050"/>
+          <w:lang w:val="am-ET" w:bidi="syr-SY"/>
+        </w:rPr>
+        <w:t xml:space="preserve"> </w:t>
+      </w:r>
+      <w:r>
+        <w:rPr>
+          <w:rFonts w:ascii="Abyssinica SIL" w:hAnsi="Abyssinica SIL" w:cs="Abyssinica SIL"/>
+          <w:b/>
+          <w:bCs/>
+          <w:noProof/>
+          <w:sz w:val="32"/>
+          <w:szCs w:val="32"/>
+          <w:u w:val="single" w:color="00B050"/>
+          <w:lang w:val="am-ET" w:bidi="syr-SY"/>
+        </w:rPr>
+        <w:t>፲ወ፯</w:t>
+      </w:r>
+      <w:r>
+        <w:rPr>
+          <w:rFonts w:ascii="Abyssinica SIL" w:hAnsi="Abyssinica SIL" w:cs="Abyssinica SIL"/>
+          <w:b/>
+          <w:bCs/>
+          <w:noProof/>
+          <w:sz w:val="32"/>
+          <w:szCs w:val="32"/>
+          <w:u w:val="single" w:color="00B050"/>
+          <w:lang w:val="am-ET" w:bidi="syr-SY"/>
+        </w:rPr>
+        <w:t>።</w:t>
       </w:r>
     </w:p>
     <w:p>
@@ -11986,18 +12318,6 @@
           <w:shd w:val="clear" w:color="auto" w:fill="FFFFFF"/>
           <w:lang w:val="am-ET"/>
         </w:rPr>
-        <w:t> </w:t>
-      </w:r>
-      <w:r>
-        <w:rPr>
-          <w:rStyle w:val="refmarker"/>
-          <w:rFonts w:ascii="Abyssinica SIL" w:hAnsi="Abyssinica SIL" w:cs="Abyssinica SIL"/>
-          <w:color w:val="993300"/>
-          <w:sz w:val="28"/>
-          <w:szCs w:val="28"/>
-          <w:shd w:val="clear" w:color="auto" w:fill="FFFFFF"/>
-          <w:lang w:val="am-ET"/>
-        </w:rPr>
         <w:t>።</w:t>
       </w:r>
       <w:r>
@@ -12396,19 +12716,19 @@
           <w:shd w:val="clear" w:color="auto" w:fill="FFFFFF"/>
           <w:lang w:val="am-ET"/>
         </w:rPr>
-        <w:t> </w:t>
-      </w:r>
-      <w:r>
-        <w:rPr>
-          <w:rStyle w:val="refmarker"/>
-          <w:rFonts w:ascii="Abyssinica SIL" w:hAnsi="Abyssinica SIL" w:cs="Abyssinica SIL"/>
-          <w:color w:val="993300"/>
-          <w:sz w:val="28"/>
-          <w:szCs w:val="28"/>
-          <w:shd w:val="clear" w:color="auto" w:fill="FFFFFF"/>
-          <w:lang w:val="am-ET"/>
-        </w:rPr>
-        <w:t>። ወባሕቱ፡</w:t>
+        <w:t>።</w:t>
+      </w:r>
+      <w:r>
+        <w:rPr>
+          <w:rStyle w:val="refmarker"/>
+          <w:rFonts w:ascii="Abyssinica SIL" w:hAnsi="Abyssinica SIL" w:cs="Abyssinica SIL"/>
+          <w:color w:val="993300"/>
+          <w:sz w:val="28"/>
+          <w:szCs w:val="28"/>
+          <w:shd w:val="clear" w:color="auto" w:fill="FFFFFF"/>
+          <w:lang w:val="am-ET"/>
+        </w:rPr>
+        <w:t xml:space="preserve"> ወባሕቱ፡</w:t>
       </w:r>
       <w:r>
         <w:rPr>
@@ -12481,18 +12801,6 @@
           <w:lang w:val="am-ET"/>
         </w:rPr>
         <w:t>ተሠይሙ</w:t>
-      </w:r>
-      <w:r>
-        <w:rPr>
-          <w:rStyle w:val="refmarker"/>
-          <w:rFonts w:ascii="Abyssinica SIL" w:hAnsi="Abyssinica SIL" w:cs="Abyssinica SIL"/>
-          <w:color w:val="993300"/>
-          <w:sz w:val="28"/>
-          <w:szCs w:val="28"/>
-          <w:shd w:val="clear" w:color="auto" w:fill="FFFFFF"/>
-          <w:lang w:val="am-ET"/>
-        </w:rPr>
-        <w:t> </w:t>
       </w:r>
       <w:r>
         <w:rPr>
@@ -12534,23 +12842,66 @@
         <w:jc w:val="center"/>
         <w:rPr>
           <w:rFonts w:ascii="Abyssinica SIL" w:hAnsi="Abyssinica SIL" w:cs="Abyssinica SIL"/>
+          <w:b/>
+          <w:bCs/>
           <w:noProof/>
           <w:sz w:val="32"/>
           <w:szCs w:val="32"/>
-          <w:u w:color="00B050"/>
+          <w:u w:val="single" w:color="00B050"/>
           <w:lang w:val="am-ET" w:bidi="syr-SY"/>
         </w:rPr>
       </w:pPr>
       <w:r>
         <w:rPr>
           <w:rFonts w:ascii="Abyssinica SIL" w:hAnsi="Abyssinica SIL" w:cs="Abyssinica SIL"/>
+          <w:b/>
+          <w:bCs/>
           <w:noProof/>
           <w:sz w:val="32"/>
           <w:szCs w:val="32"/>
-          <w:u w:color="00B050"/>
+          <w:u w:val="single" w:color="00B050"/>
           <w:lang w:val="am-ET" w:bidi="syr-SY"/>
         </w:rPr>
-        <w:t>ትእዛዝ፡፲ወ፰ ።</w:t>
+        <w:t>ትእዛዝ፡</w:t>
+      </w:r>
+      <w:r>
+        <w:rPr>
+          <w:rFonts w:ascii="Abyssinica SIL" w:hAnsi="Abyssinica SIL" w:cs="Abyssinica SIL"/>
+          <w:b/>
+          <w:bCs/>
+          <w:noProof/>
+          <w:sz w:val="32"/>
+          <w:szCs w:val="32"/>
+          <w:u w:val="single" w:color="00B050"/>
+          <w:lang w:val="am-ET" w:bidi="syr-SY"/>
+        </w:rPr>
+        <w:t xml:space="preserve"> </w:t>
+      </w:r>
+      <w:r>
+        <w:rPr>
+          <w:rFonts w:ascii="Abyssinica SIL" w:hAnsi="Abyssinica SIL" w:cs="Abyssinica SIL"/>
+          <w:b/>
+          <w:bCs/>
+          <w:noProof/>
+          <w:sz w:val="32"/>
+          <w:szCs w:val="32"/>
+          <w:u w:val="single" w:color="00B050"/>
+          <w:lang w:val="am-ET" w:bidi="syr-SY"/>
+        </w:rPr>
+        <w:t>፲ወ፰</w:t>
+      </w:r>
+      <w:r>
+        <w:rPr>
+          <w:rFonts w:ascii="Abyssinica SIL" w:hAnsi="Abyssinica SIL" w:cs="Abyssinica SIL"/>
+          <w:b/>
+          <w:bCs/>
+          <w:noProof/>
+          <w:sz w:val="32"/>
+          <w:szCs w:val="32"/>
+          <w:u w:val="single" w:color="00B050"/>
+          <w:lang w:val="am-ET" w:bidi="syr-SY"/>
+        </w:rPr>
+        <w:t>።</w:t>
       </w:r>
     </w:p>
     <w:p>
@@ -12639,18 +12990,6 @@
           <w:shd w:val="clear" w:color="auto" w:fill="FFFFFF"/>
           <w:lang w:val="am-ET"/>
         </w:rPr>
-        <w:t> </w:t>
-      </w:r>
-      <w:r>
-        <w:rPr>
-          <w:rStyle w:val="refmarker"/>
-          <w:rFonts w:ascii="Abyssinica SIL" w:hAnsi="Abyssinica SIL" w:cs="Abyssinica SIL"/>
-          <w:color w:val="993300"/>
-          <w:sz w:val="28"/>
-          <w:szCs w:val="28"/>
-          <w:shd w:val="clear" w:color="auto" w:fill="FFFFFF"/>
-          <w:lang w:val="am-ET"/>
-        </w:rPr>
         <w:t>።</w:t>
       </w:r>
       <w:r>
@@ -13494,18 +13833,6 @@
           <w:lang w:val="am-ET"/>
         </w:rPr>
         <w:t>ኢተቀየመ፡ ወኢተምዕዐ</w:t>
-      </w:r>
-      <w:r>
-        <w:rPr>
-          <w:rStyle w:val="refmarker"/>
-          <w:rFonts w:ascii="Abyssinica SIL" w:hAnsi="Abyssinica SIL" w:cs="Abyssinica SIL"/>
-          <w:color w:val="993300"/>
-          <w:sz w:val="28"/>
-          <w:szCs w:val="28"/>
-          <w:shd w:val="clear" w:color="auto" w:fill="FFFFFF"/>
-          <w:lang w:val="am-ET"/>
-        </w:rPr>
-        <w:t> </w:t>
       </w:r>
       <w:r>
         <w:rPr>
@@ -13547,23 +13874,66 @@
         <w:jc w:val="center"/>
         <w:rPr>
           <w:rFonts w:ascii="Abyssinica SIL" w:hAnsi="Abyssinica SIL" w:cs="Abyssinica SIL"/>
+          <w:b/>
+          <w:bCs/>
           <w:noProof/>
           <w:sz w:val="32"/>
           <w:szCs w:val="32"/>
-          <w:u w:color="00B050"/>
+          <w:u w:val="single" w:color="00B050"/>
           <w:lang w:val="am-ET" w:bidi="syr-SY"/>
         </w:rPr>
       </w:pPr>
       <w:r>
         <w:rPr>
           <w:rFonts w:ascii="Abyssinica SIL" w:hAnsi="Abyssinica SIL" w:cs="Abyssinica SIL"/>
+          <w:b/>
+          <w:bCs/>
           <w:noProof/>
           <w:sz w:val="32"/>
           <w:szCs w:val="32"/>
-          <w:u w:color="00B050"/>
+          <w:u w:val="single" w:color="00B050"/>
           <w:lang w:val="am-ET" w:bidi="syr-SY"/>
         </w:rPr>
-        <w:t>ትእዛዝ፡፲ወ፱ ።</w:t>
+        <w:t>ትእዛዝ፡</w:t>
+      </w:r>
+      <w:r>
+        <w:rPr>
+          <w:rFonts w:ascii="Abyssinica SIL" w:hAnsi="Abyssinica SIL" w:cs="Abyssinica SIL"/>
+          <w:b/>
+          <w:bCs/>
+          <w:noProof/>
+          <w:sz w:val="32"/>
+          <w:szCs w:val="32"/>
+          <w:u w:val="single" w:color="00B050"/>
+          <w:lang w:val="am-ET" w:bidi="syr-SY"/>
+        </w:rPr>
+        <w:t xml:space="preserve"> </w:t>
+      </w:r>
+      <w:r>
+        <w:rPr>
+          <w:rFonts w:ascii="Abyssinica SIL" w:hAnsi="Abyssinica SIL" w:cs="Abyssinica SIL"/>
+          <w:b/>
+          <w:bCs/>
+          <w:noProof/>
+          <w:sz w:val="32"/>
+          <w:szCs w:val="32"/>
+          <w:u w:val="single" w:color="00B050"/>
+          <w:lang w:val="am-ET" w:bidi="syr-SY"/>
+        </w:rPr>
+        <w:t>፲ወ፱</w:t>
+      </w:r>
+      <w:r>
+        <w:rPr>
+          <w:rFonts w:ascii="Abyssinica SIL" w:hAnsi="Abyssinica SIL" w:cs="Abyssinica SIL"/>
+          <w:b/>
+          <w:bCs/>
+          <w:noProof/>
+          <w:sz w:val="32"/>
+          <w:szCs w:val="32"/>
+          <w:u w:val="single" w:color="00B050"/>
+          <w:lang w:val="am-ET" w:bidi="syr-SY"/>
+        </w:rPr>
+        <w:t>።</w:t>
       </w:r>
     </w:p>
     <w:p>
@@ -13652,18 +14022,6 @@
           <w:shd w:val="clear" w:color="auto" w:fill="FFFFFF"/>
           <w:lang w:val="am-ET"/>
         </w:rPr>
-        <w:t> </w:t>
-      </w:r>
-      <w:r>
-        <w:rPr>
-          <w:rStyle w:val="refmarker"/>
-          <w:rFonts w:ascii="Abyssinica SIL" w:hAnsi="Abyssinica SIL" w:cs="Abyssinica SIL"/>
-          <w:color w:val="993300"/>
-          <w:sz w:val="28"/>
-          <w:szCs w:val="28"/>
-          <w:shd w:val="clear" w:color="auto" w:fill="FFFFFF"/>
-          <w:lang w:val="am-ET"/>
-        </w:rPr>
         <w:t>።</w:t>
       </w:r>
       <w:r>
@@ -14195,18 +14553,6 @@
           <w:lang w:val="am-ET"/>
         </w:rPr>
         <w:t>ግሙራ</w:t>
-      </w:r>
-      <w:r>
-        <w:rPr>
-          <w:rStyle w:val="refmarker"/>
-          <w:rFonts w:ascii="Abyssinica SIL" w:hAnsi="Abyssinica SIL" w:cs="Abyssinica SIL"/>
-          <w:color w:val="993300"/>
-          <w:sz w:val="28"/>
-          <w:szCs w:val="28"/>
-          <w:shd w:val="clear" w:color="auto" w:fill="FFFFFF"/>
-          <w:lang w:val="am-ET"/>
-        </w:rPr>
-        <w:t> </w:t>
       </w:r>
       <w:r>
         <w:rPr>
@@ -14248,23 +14594,66 @@
         <w:jc w:val="center"/>
         <w:rPr>
           <w:rFonts w:ascii="Abyssinica SIL" w:hAnsi="Abyssinica SIL" w:cs="Abyssinica SIL"/>
+          <w:b/>
+          <w:bCs/>
           <w:noProof/>
           <w:sz w:val="32"/>
           <w:szCs w:val="32"/>
-          <w:u w:color="00B050"/>
+          <w:u w:val="single" w:color="00B050"/>
           <w:lang w:val="am-ET" w:bidi="syr-SY"/>
         </w:rPr>
       </w:pPr>
       <w:r>
         <w:rPr>
           <w:rFonts w:ascii="Abyssinica SIL" w:hAnsi="Abyssinica SIL" w:cs="Abyssinica SIL"/>
+          <w:b/>
+          <w:bCs/>
           <w:noProof/>
           <w:sz w:val="32"/>
           <w:szCs w:val="32"/>
-          <w:u w:color="00B050"/>
+          <w:u w:val="single" w:color="00B050"/>
           <w:lang w:val="am-ET" w:bidi="syr-SY"/>
         </w:rPr>
-        <w:t>ትእዛዝ፡፳ ።</w:t>
+        <w:t>ትእዛዝ፡</w:t>
+      </w:r>
+      <w:r>
+        <w:rPr>
+          <w:rFonts w:ascii="Abyssinica SIL" w:hAnsi="Abyssinica SIL" w:cs="Abyssinica SIL"/>
+          <w:b/>
+          <w:bCs/>
+          <w:noProof/>
+          <w:sz w:val="32"/>
+          <w:szCs w:val="32"/>
+          <w:u w:val="single" w:color="00B050"/>
+          <w:lang w:val="am-ET" w:bidi="syr-SY"/>
+        </w:rPr>
+        <w:t xml:space="preserve"> </w:t>
+      </w:r>
+      <w:r>
+        <w:rPr>
+          <w:rFonts w:ascii="Abyssinica SIL" w:hAnsi="Abyssinica SIL" w:cs="Abyssinica SIL"/>
+          <w:b/>
+          <w:bCs/>
+          <w:noProof/>
+          <w:sz w:val="32"/>
+          <w:szCs w:val="32"/>
+          <w:u w:val="single" w:color="00B050"/>
+          <w:lang w:val="am-ET" w:bidi="syr-SY"/>
+        </w:rPr>
+        <w:t>፳</w:t>
+      </w:r>
+      <w:r>
+        <w:rPr>
+          <w:rFonts w:ascii="Abyssinica SIL" w:hAnsi="Abyssinica SIL" w:cs="Abyssinica SIL"/>
+          <w:b/>
+          <w:bCs/>
+          <w:noProof/>
+          <w:sz w:val="32"/>
+          <w:szCs w:val="32"/>
+          <w:u w:val="single" w:color="00B050"/>
+          <w:lang w:val="am-ET" w:bidi="syr-SY"/>
+        </w:rPr>
+        <w:t>።</w:t>
       </w:r>
     </w:p>
     <w:p>
@@ -14329,18 +14718,6 @@
           <w:shd w:val="clear" w:color="auto" w:fill="FFFFFF"/>
           <w:lang w:val="am-ET"/>
         </w:rPr>
-        <w:t> </w:t>
-      </w:r>
-      <w:r>
-        <w:rPr>
-          <w:rStyle w:val="refmarker"/>
-          <w:rFonts w:ascii="Abyssinica SIL" w:hAnsi="Abyssinica SIL" w:cs="Abyssinica SIL"/>
-          <w:color w:val="993300"/>
-          <w:sz w:val="28"/>
-          <w:szCs w:val="28"/>
-          <w:shd w:val="clear" w:color="auto" w:fill="FFFFFF"/>
-          <w:lang w:val="am-ET"/>
-        </w:rPr>
         <w:t>።</w:t>
       </w:r>
       <w:r>
@@ -14499,19 +14876,19 @@
           <w:shd w:val="clear" w:color="auto" w:fill="FFFFFF"/>
           <w:lang w:val="am-ET"/>
         </w:rPr>
-        <w:t> </w:t>
-      </w:r>
-      <w:r>
-        <w:rPr>
-          <w:rStyle w:val="refmarker"/>
-          <w:rFonts w:ascii="Abyssinica SIL" w:hAnsi="Abyssinica SIL" w:cs="Abyssinica SIL"/>
-          <w:color w:val="993300"/>
-          <w:sz w:val="28"/>
-          <w:szCs w:val="28"/>
-          <w:shd w:val="clear" w:color="auto" w:fill="FFFFFF"/>
-          <w:lang w:val="am-ET"/>
-        </w:rPr>
-        <w:t>። ወይሰዐር፡</w:t>
+        <w:t>።</w:t>
+      </w:r>
+      <w:r>
+        <w:rPr>
+          <w:rStyle w:val="refmarker"/>
+          <w:rFonts w:ascii="Abyssinica SIL" w:hAnsi="Abyssinica SIL" w:cs="Abyssinica SIL"/>
+          <w:color w:val="993300"/>
+          <w:sz w:val="28"/>
+          <w:szCs w:val="28"/>
+          <w:shd w:val="clear" w:color="auto" w:fill="FFFFFF"/>
+          <w:lang w:val="am-ET"/>
+        </w:rPr>
+        <w:t xml:space="preserve"> ወይሰዐር፡</w:t>
       </w:r>
       <w:r>
         <w:rPr>
@@ -14800,18 +15177,6 @@
           <w:lang w:val="am-ET"/>
         </w:rPr>
         <w:t>ጴጥሮስ</w:t>
-      </w:r>
-      <w:r>
-        <w:rPr>
-          <w:rStyle w:val="refmarker"/>
-          <w:rFonts w:ascii="Abyssinica SIL" w:hAnsi="Abyssinica SIL" w:cs="Abyssinica SIL"/>
-          <w:color w:val="993300"/>
-          <w:sz w:val="28"/>
-          <w:szCs w:val="28"/>
-          <w:shd w:val="clear" w:color="auto" w:fill="FFFFFF"/>
-          <w:lang w:val="am-ET"/>
-        </w:rPr>
-        <w:t> </w:t>
       </w:r>
       <w:r>
         <w:rPr>
@@ -14853,24 +15218,67 @@
         <w:jc w:val="center"/>
         <w:rPr>
           <w:rFonts w:ascii="Abyssinica SIL" w:hAnsi="Abyssinica SIL" w:cs="Abyssinica SIL"/>
+          <w:b/>
+          <w:bCs/>
           <w:noProof/>
           <w:sz w:val="32"/>
           <w:szCs w:val="32"/>
-          <w:u w:color="00B050"/>
+          <w:u w:val="single" w:color="00B050"/>
           <w:lang w:val="am-ET" w:bidi="syr-SY"/>
         </w:rPr>
       </w:pPr>
       <w:r>
         <w:rPr>
           <w:rFonts w:ascii="Abyssinica SIL" w:hAnsi="Abyssinica SIL" w:cs="Abyssinica SIL"/>
+          <w:b/>
+          <w:bCs/>
           <w:noProof/>
           <w:sz w:val="32"/>
           <w:szCs w:val="32"/>
-          <w:u w:color="00B050"/>
+          <w:u w:val="single" w:color="00B050"/>
           <w:lang w:val="am-ET" w:bidi="syr-SY"/>
         </w:rPr>
         <w:lastRenderedPageBreak/>
-        <w:t>ትእዛዝ፡፳ወ፩ ።</w:t>
+        <w:t>ትእዛዝ፡</w:t>
+      </w:r>
+      <w:r>
+        <w:rPr>
+          <w:rFonts w:ascii="Abyssinica SIL" w:hAnsi="Abyssinica SIL" w:cs="Abyssinica SIL"/>
+          <w:b/>
+          <w:bCs/>
+          <w:noProof/>
+          <w:sz w:val="32"/>
+          <w:szCs w:val="32"/>
+          <w:u w:val="single" w:color="00B050"/>
+          <w:lang w:val="am-ET" w:bidi="syr-SY"/>
+        </w:rPr>
+        <w:t xml:space="preserve"> </w:t>
+      </w:r>
+      <w:r>
+        <w:rPr>
+          <w:rFonts w:ascii="Abyssinica SIL" w:hAnsi="Abyssinica SIL" w:cs="Abyssinica SIL"/>
+          <w:b/>
+          <w:bCs/>
+          <w:noProof/>
+          <w:sz w:val="32"/>
+          <w:szCs w:val="32"/>
+          <w:u w:val="single" w:color="00B050"/>
+          <w:lang w:val="am-ET" w:bidi="syr-SY"/>
+        </w:rPr>
+        <w:t>፳ወ፩</w:t>
+      </w:r>
+      <w:r>
+        <w:rPr>
+          <w:rFonts w:ascii="Abyssinica SIL" w:hAnsi="Abyssinica SIL" w:cs="Abyssinica SIL"/>
+          <w:b/>
+          <w:bCs/>
+          <w:noProof/>
+          <w:sz w:val="32"/>
+          <w:szCs w:val="32"/>
+          <w:u w:val="single" w:color="00B050"/>
+          <w:lang w:val="am-ET" w:bidi="syr-SY"/>
+        </w:rPr>
+        <w:t>።</w:t>
       </w:r>
     </w:p>
     <w:p>
@@ -15007,18 +15415,6 @@
           <w:shd w:val="clear" w:color="auto" w:fill="FFFFFF"/>
           <w:lang w:val="am-ET"/>
         </w:rPr>
-        <w:t> </w:t>
-      </w:r>
-      <w:r>
-        <w:rPr>
-          <w:rStyle w:val="refmarker"/>
-          <w:rFonts w:ascii="Abyssinica SIL" w:hAnsi="Abyssinica SIL" w:cs="Abyssinica SIL"/>
-          <w:color w:val="993300"/>
-          <w:sz w:val="28"/>
-          <w:szCs w:val="28"/>
-          <w:shd w:val="clear" w:color="auto" w:fill="FFFFFF"/>
-          <w:lang w:val="am-ET"/>
-        </w:rPr>
         <w:t>።</w:t>
       </w:r>
       <w:r>
@@ -15334,18 +15730,6 @@
           <w:lang w:val="am-ET"/>
         </w:rPr>
         <w:t>ተለውዎ</w:t>
-      </w:r>
-      <w:r>
-        <w:rPr>
-          <w:rStyle w:val="refmarker"/>
-          <w:rFonts w:ascii="Abyssinica SIL" w:hAnsi="Abyssinica SIL" w:cs="Abyssinica SIL"/>
-          <w:color w:val="993300"/>
-          <w:sz w:val="28"/>
-          <w:szCs w:val="28"/>
-          <w:shd w:val="clear" w:color="auto" w:fill="FFFFFF"/>
-          <w:lang w:val="am-ET"/>
-        </w:rPr>
-        <w:t> </w:t>
       </w:r>
       <w:r>
         <w:rPr>
@@ -15387,23 +15771,66 @@
         <w:jc w:val="center"/>
         <w:rPr>
           <w:rFonts w:ascii="Abyssinica SIL" w:hAnsi="Abyssinica SIL" w:cs="Abyssinica SIL"/>
+          <w:b/>
+          <w:bCs/>
           <w:noProof/>
           <w:sz w:val="32"/>
           <w:szCs w:val="32"/>
-          <w:u w:color="00B050"/>
+          <w:u w:val="single" w:color="00B050"/>
           <w:lang w:val="am-ET" w:bidi="syr-SY"/>
         </w:rPr>
       </w:pPr>
       <w:r>
         <w:rPr>
           <w:rFonts w:ascii="Abyssinica SIL" w:hAnsi="Abyssinica SIL" w:cs="Abyssinica SIL"/>
+          <w:b/>
+          <w:bCs/>
           <w:noProof/>
           <w:sz w:val="32"/>
           <w:szCs w:val="32"/>
-          <w:u w:color="00B050"/>
+          <w:u w:val="single" w:color="00B050"/>
           <w:lang w:val="am-ET" w:bidi="syr-SY"/>
         </w:rPr>
-        <w:t>ትእዛዝ፡፳ወ፪ ።</w:t>
+        <w:t>ትእዛዝ፡</w:t>
+      </w:r>
+      <w:r>
+        <w:rPr>
+          <w:rFonts w:ascii="Abyssinica SIL" w:hAnsi="Abyssinica SIL" w:cs="Abyssinica SIL"/>
+          <w:b/>
+          <w:bCs/>
+          <w:noProof/>
+          <w:sz w:val="32"/>
+          <w:szCs w:val="32"/>
+          <w:u w:val="single" w:color="00B050"/>
+          <w:lang w:val="am-ET" w:bidi="syr-SY"/>
+        </w:rPr>
+        <w:t xml:space="preserve"> </w:t>
+      </w:r>
+      <w:r>
+        <w:rPr>
+          <w:rFonts w:ascii="Abyssinica SIL" w:hAnsi="Abyssinica SIL" w:cs="Abyssinica SIL"/>
+          <w:b/>
+          <w:bCs/>
+          <w:noProof/>
+          <w:sz w:val="32"/>
+          <w:szCs w:val="32"/>
+          <w:u w:val="single" w:color="00B050"/>
+          <w:lang w:val="am-ET" w:bidi="syr-SY"/>
+        </w:rPr>
+        <w:t>፳ወ፪</w:t>
+      </w:r>
+      <w:r>
+        <w:rPr>
+          <w:rFonts w:ascii="Abyssinica SIL" w:hAnsi="Abyssinica SIL" w:cs="Abyssinica SIL"/>
+          <w:b/>
+          <w:bCs/>
+          <w:noProof/>
+          <w:sz w:val="32"/>
+          <w:szCs w:val="32"/>
+          <w:u w:val="single" w:color="00B050"/>
+          <w:lang w:val="am-ET" w:bidi="syr-SY"/>
+        </w:rPr>
+        <w:t>።</w:t>
       </w:r>
     </w:p>
     <w:p>
@@ -15444,18 +15871,6 @@
           <w:shd w:val="clear" w:color="auto" w:fill="FFFFFF"/>
           <w:lang w:val="am-ET"/>
         </w:rPr>
-        <w:t> </w:t>
-      </w:r>
-      <w:r>
-        <w:rPr>
-          <w:rStyle w:val="refmarker"/>
-          <w:rFonts w:ascii="Abyssinica SIL" w:hAnsi="Abyssinica SIL" w:cs="Abyssinica SIL"/>
-          <w:color w:val="993300"/>
-          <w:sz w:val="28"/>
-          <w:szCs w:val="28"/>
-          <w:shd w:val="clear" w:color="auto" w:fill="FFFFFF"/>
-          <w:lang w:val="am-ET"/>
-        </w:rPr>
         <w:t>።</w:t>
       </w:r>
       <w:r>
@@ -16094,19 +16509,19 @@
           <w:shd w:val="clear" w:color="auto" w:fill="FFFFFF"/>
           <w:lang w:val="am-ET"/>
         </w:rPr>
-        <w:t> </w:t>
-      </w:r>
-      <w:r>
-        <w:rPr>
-          <w:rStyle w:val="refmarker"/>
-          <w:rFonts w:ascii="Abyssinica SIL" w:hAnsi="Abyssinica SIL" w:cs="Abyssinica SIL"/>
-          <w:color w:val="993300"/>
-          <w:sz w:val="28"/>
-          <w:szCs w:val="28"/>
-          <w:shd w:val="clear" w:color="auto" w:fill="FFFFFF"/>
-          <w:lang w:val="am-ET"/>
-        </w:rPr>
-        <w:t>። ወሕዝባውያን፡</w:t>
+        <w:t>።</w:t>
+      </w:r>
+      <w:r>
+        <w:rPr>
+          <w:rStyle w:val="refmarker"/>
+          <w:rFonts w:ascii="Abyssinica SIL" w:hAnsi="Abyssinica SIL" w:cs="Abyssinica SIL"/>
+          <w:color w:val="993300"/>
+          <w:sz w:val="28"/>
+          <w:szCs w:val="28"/>
+          <w:shd w:val="clear" w:color="auto" w:fill="FFFFFF"/>
+          <w:lang w:val="am-ET"/>
+        </w:rPr>
+        <w:t xml:space="preserve"> ወሕዝባውያን፡</w:t>
       </w:r>
       <w:r>
         <w:rPr>
@@ -16190,19 +16605,19 @@
           <w:shd w:val="clear" w:color="auto" w:fill="FFFFFF"/>
           <w:lang w:val="am-ET"/>
         </w:rPr>
-        <w:t> </w:t>
-      </w:r>
-      <w:r>
-        <w:rPr>
-          <w:rStyle w:val="refmarker"/>
-          <w:rFonts w:ascii="Abyssinica SIL" w:hAnsi="Abyssinica SIL" w:cs="Abyssinica SIL"/>
-          <w:color w:val="993300"/>
-          <w:sz w:val="28"/>
-          <w:szCs w:val="28"/>
-          <w:shd w:val="clear" w:color="auto" w:fill="FFFFFF"/>
-          <w:lang w:val="am-ET"/>
-        </w:rPr>
-        <w:t>። ወዝንቱ፡</w:t>
+        <w:t>።</w:t>
+      </w:r>
+      <w:r>
+        <w:rPr>
+          <w:rStyle w:val="refmarker"/>
+          <w:rFonts w:ascii="Abyssinica SIL" w:hAnsi="Abyssinica SIL" w:cs="Abyssinica SIL"/>
+          <w:color w:val="993300"/>
+          <w:sz w:val="28"/>
+          <w:szCs w:val="28"/>
+          <w:shd w:val="clear" w:color="auto" w:fill="FFFFFF"/>
+          <w:lang w:val="am-ET"/>
+        </w:rPr>
+        <w:t xml:space="preserve"> ወዝንቱ፡</w:t>
       </w:r>
       <w:r>
         <w:rPr>
@@ -16347,18 +16762,6 @@
           <w:lang w:val="am-ET"/>
         </w:rPr>
         <w:t>ወሥልሰ</w:t>
-      </w:r>
-      <w:r>
-        <w:rPr>
-          <w:rStyle w:val="refmarker"/>
-          <w:rFonts w:ascii="Abyssinica SIL" w:hAnsi="Abyssinica SIL" w:cs="Abyssinica SIL"/>
-          <w:color w:val="993300"/>
-          <w:sz w:val="28"/>
-          <w:szCs w:val="28"/>
-          <w:shd w:val="clear" w:color="auto" w:fill="FFFFFF"/>
-          <w:lang w:val="am-ET"/>
-        </w:rPr>
-        <w:t> </w:t>
       </w:r>
       <w:r>
         <w:rPr>
@@ -16400,23 +16803,66 @@
         <w:jc w:val="center"/>
         <w:rPr>
           <w:rFonts w:ascii="Abyssinica SIL" w:hAnsi="Abyssinica SIL" w:cs="Abyssinica SIL"/>
+          <w:b/>
+          <w:bCs/>
           <w:noProof/>
           <w:sz w:val="32"/>
           <w:szCs w:val="32"/>
-          <w:u w:color="00B050"/>
+          <w:u w:val="single" w:color="00B050"/>
           <w:lang w:val="am-ET" w:bidi="syr-SY"/>
         </w:rPr>
       </w:pPr>
       <w:r>
         <w:rPr>
           <w:rFonts w:ascii="Abyssinica SIL" w:hAnsi="Abyssinica SIL" w:cs="Abyssinica SIL"/>
+          <w:b/>
+          <w:bCs/>
           <w:noProof/>
           <w:sz w:val="32"/>
           <w:szCs w:val="32"/>
-          <w:u w:color="00B050"/>
+          <w:u w:val="single" w:color="00B050"/>
           <w:lang w:val="am-ET" w:bidi="syr-SY"/>
         </w:rPr>
-        <w:t>ትእዛዝ፡፳ወ፫ ።</w:t>
+        <w:t>ትእዛዝ፡</w:t>
+      </w:r>
+      <w:r>
+        <w:rPr>
+          <w:rFonts w:ascii="Abyssinica SIL" w:hAnsi="Abyssinica SIL" w:cs="Abyssinica SIL"/>
+          <w:b/>
+          <w:bCs/>
+          <w:noProof/>
+          <w:sz w:val="32"/>
+          <w:szCs w:val="32"/>
+          <w:u w:val="single" w:color="00B050"/>
+          <w:lang w:val="am-ET" w:bidi="syr-SY"/>
+        </w:rPr>
+        <w:t xml:space="preserve"> </w:t>
+      </w:r>
+      <w:r>
+        <w:rPr>
+          <w:rFonts w:ascii="Abyssinica SIL" w:hAnsi="Abyssinica SIL" w:cs="Abyssinica SIL"/>
+          <w:b/>
+          <w:bCs/>
+          <w:noProof/>
+          <w:sz w:val="32"/>
+          <w:szCs w:val="32"/>
+          <w:u w:val="single" w:color="00B050"/>
+          <w:lang w:val="am-ET" w:bidi="syr-SY"/>
+        </w:rPr>
+        <w:t>፳ወ፫</w:t>
+      </w:r>
+      <w:r>
+        <w:rPr>
+          <w:rFonts w:ascii="Abyssinica SIL" w:hAnsi="Abyssinica SIL" w:cs="Abyssinica SIL"/>
+          <w:b/>
+          <w:bCs/>
+          <w:noProof/>
+          <w:sz w:val="32"/>
+          <w:szCs w:val="32"/>
+          <w:u w:val="single" w:color="00B050"/>
+          <w:lang w:val="am-ET" w:bidi="syr-SY"/>
+        </w:rPr>
+        <w:t>።</w:t>
       </w:r>
     </w:p>
     <w:p>
@@ -16575,18 +17021,6 @@
           <w:shd w:val="clear" w:color="auto" w:fill="FFFFFF"/>
           <w:lang w:val="am-ET"/>
         </w:rPr>
-        <w:t> </w:t>
-      </w:r>
-      <w:r>
-        <w:rPr>
-          <w:rStyle w:val="refmarker"/>
-          <w:rFonts w:ascii="Abyssinica SIL" w:hAnsi="Abyssinica SIL" w:cs="Abyssinica SIL"/>
-          <w:color w:val="993300"/>
-          <w:sz w:val="28"/>
-          <w:szCs w:val="28"/>
-          <w:shd w:val="clear" w:color="auto" w:fill="FFFFFF"/>
-          <w:lang w:val="am-ET"/>
-        </w:rPr>
         <w:t>።</w:t>
       </w:r>
       <w:r>
@@ -16852,18 +17286,6 @@
           <w:lang w:val="am-ET"/>
         </w:rPr>
         <w:t>ለእመ፡ ሞተ</w:t>
-      </w:r>
-      <w:r>
-        <w:rPr>
-          <w:rStyle w:val="refmarker"/>
-          <w:rFonts w:ascii="Abyssinica SIL" w:hAnsi="Abyssinica SIL" w:cs="Abyssinica SIL"/>
-          <w:color w:val="993300"/>
-          <w:sz w:val="28"/>
-          <w:szCs w:val="28"/>
-          <w:shd w:val="clear" w:color="auto" w:fill="FFFFFF"/>
-          <w:lang w:val="am-ET"/>
-        </w:rPr>
-        <w:t> </w:t>
       </w:r>
       <w:r>
         <w:rPr>
@@ -16905,23 +17327,66 @@
         <w:jc w:val="center"/>
         <w:rPr>
           <w:rFonts w:ascii="Abyssinica SIL" w:hAnsi="Abyssinica SIL" w:cs="Abyssinica SIL"/>
+          <w:b/>
+          <w:bCs/>
           <w:noProof/>
           <w:sz w:val="32"/>
           <w:szCs w:val="32"/>
-          <w:u w:color="00B050"/>
+          <w:u w:val="single" w:color="00B050"/>
           <w:lang w:val="am-ET" w:bidi="syr-SY"/>
         </w:rPr>
       </w:pPr>
       <w:r>
         <w:rPr>
           <w:rFonts w:ascii="Abyssinica SIL" w:hAnsi="Abyssinica SIL" w:cs="Abyssinica SIL"/>
+          <w:b/>
+          <w:bCs/>
           <w:noProof/>
           <w:sz w:val="32"/>
           <w:szCs w:val="32"/>
-          <w:u w:color="00B050"/>
+          <w:u w:val="single" w:color="00B050"/>
           <w:lang w:val="am-ET" w:bidi="syr-SY"/>
         </w:rPr>
-        <w:t>ትእዛዝ፡፳ወ፬ ።</w:t>
+        <w:t>ትእዛዝ፡</w:t>
+      </w:r>
+      <w:r>
+        <w:rPr>
+          <w:rFonts w:ascii="Abyssinica SIL" w:hAnsi="Abyssinica SIL" w:cs="Abyssinica SIL"/>
+          <w:b/>
+          <w:bCs/>
+          <w:noProof/>
+          <w:sz w:val="32"/>
+          <w:szCs w:val="32"/>
+          <w:u w:val="single" w:color="00B050"/>
+          <w:lang w:val="am-ET" w:bidi="syr-SY"/>
+        </w:rPr>
+        <w:t xml:space="preserve"> </w:t>
+      </w:r>
+      <w:r>
+        <w:rPr>
+          <w:rFonts w:ascii="Abyssinica SIL" w:hAnsi="Abyssinica SIL" w:cs="Abyssinica SIL"/>
+          <w:b/>
+          <w:bCs/>
+          <w:noProof/>
+          <w:sz w:val="32"/>
+          <w:szCs w:val="32"/>
+          <w:u w:val="single" w:color="00B050"/>
+          <w:lang w:val="am-ET" w:bidi="syr-SY"/>
+        </w:rPr>
+        <w:t>፳ወ፬</w:t>
+      </w:r>
+      <w:r>
+        <w:rPr>
+          <w:rFonts w:ascii="Abyssinica SIL" w:hAnsi="Abyssinica SIL" w:cs="Abyssinica SIL"/>
+          <w:b/>
+          <w:bCs/>
+          <w:noProof/>
+          <w:sz w:val="32"/>
+          <w:szCs w:val="32"/>
+          <w:u w:val="single" w:color="00B050"/>
+          <w:lang w:val="am-ET" w:bidi="syr-SY"/>
+        </w:rPr>
+        <w:t>።</w:t>
       </w:r>
     </w:p>
     <w:p>
@@ -17128,19 +17593,19 @@
           <w:shd w:val="clear" w:color="auto" w:fill="FFFFFF"/>
           <w:lang w:val="am-ET"/>
         </w:rPr>
-        <w:t> </w:t>
-      </w:r>
-      <w:r>
-        <w:rPr>
-          <w:rStyle w:val="refmarker"/>
-          <w:rFonts w:ascii="Abyssinica SIL" w:hAnsi="Abyssinica SIL" w:cs="Abyssinica SIL"/>
-          <w:color w:val="993300"/>
-          <w:sz w:val="28"/>
-          <w:szCs w:val="28"/>
-          <w:shd w:val="clear" w:color="auto" w:fill="FFFFFF"/>
-          <w:lang w:val="am-ET"/>
-        </w:rPr>
-        <w:t>። ወለእመ፡</w:t>
+        <w:t>።</w:t>
+      </w:r>
+      <w:r>
+        <w:rPr>
+          <w:rStyle w:val="refmarker"/>
+          <w:rFonts w:ascii="Abyssinica SIL" w:hAnsi="Abyssinica SIL" w:cs="Abyssinica SIL"/>
+          <w:color w:val="993300"/>
+          <w:sz w:val="28"/>
+          <w:szCs w:val="28"/>
+          <w:shd w:val="clear" w:color="auto" w:fill="FFFFFF"/>
+          <w:lang w:val="am-ET"/>
+        </w:rPr>
+        <w:t xml:space="preserve"> ወለእመ፡</w:t>
       </w:r>
       <w:r>
         <w:rPr>
@@ -17453,18 +17918,6 @@
           <w:lang w:val="am-ET"/>
         </w:rPr>
         <w:t>ከመ፡ ርሱሕ</w:t>
-      </w:r>
-      <w:r>
-        <w:rPr>
-          <w:rStyle w:val="refmarker"/>
-          <w:rFonts w:ascii="Abyssinica SIL" w:hAnsi="Abyssinica SIL" w:cs="Abyssinica SIL"/>
-          <w:color w:val="993300"/>
-          <w:sz w:val="28"/>
-          <w:szCs w:val="28"/>
-          <w:shd w:val="clear" w:color="auto" w:fill="FFFFFF"/>
-          <w:lang w:val="am-ET"/>
-        </w:rPr>
-        <w:t> </w:t>
       </w:r>
       <w:r>
         <w:rPr>
@@ -17506,23 +17959,66 @@
         <w:jc w:val="center"/>
         <w:rPr>
           <w:rFonts w:ascii="Abyssinica SIL" w:hAnsi="Abyssinica SIL" w:cs="Abyssinica SIL"/>
+          <w:b/>
+          <w:bCs/>
           <w:noProof/>
           <w:sz w:val="32"/>
           <w:szCs w:val="32"/>
-          <w:u w:color="00B050"/>
+          <w:u w:val="single" w:color="00B050"/>
           <w:lang w:val="am-ET" w:bidi="syr-SY"/>
         </w:rPr>
       </w:pPr>
       <w:r>
         <w:rPr>
           <w:rFonts w:ascii="Abyssinica SIL" w:hAnsi="Abyssinica SIL" w:cs="Abyssinica SIL"/>
+          <w:b/>
+          <w:bCs/>
           <w:noProof/>
           <w:sz w:val="32"/>
           <w:szCs w:val="32"/>
-          <w:u w:color="00B050"/>
+          <w:u w:val="single" w:color="00B050"/>
           <w:lang w:val="am-ET" w:bidi="syr-SY"/>
         </w:rPr>
-        <w:t>ትእዛዝ፡፳ወ፭ ።</w:t>
+        <w:t>ትእዛዝ፡</w:t>
+      </w:r>
+      <w:r>
+        <w:rPr>
+          <w:rFonts w:ascii="Abyssinica SIL" w:hAnsi="Abyssinica SIL" w:cs="Abyssinica SIL"/>
+          <w:b/>
+          <w:bCs/>
+          <w:noProof/>
+          <w:sz w:val="32"/>
+          <w:szCs w:val="32"/>
+          <w:u w:val="single" w:color="00B050"/>
+          <w:lang w:val="am-ET" w:bidi="syr-SY"/>
+        </w:rPr>
+        <w:t xml:space="preserve"> </w:t>
+      </w:r>
+      <w:r>
+        <w:rPr>
+          <w:rFonts w:ascii="Abyssinica SIL" w:hAnsi="Abyssinica SIL" w:cs="Abyssinica SIL"/>
+          <w:b/>
+          <w:bCs/>
+          <w:noProof/>
+          <w:sz w:val="32"/>
+          <w:szCs w:val="32"/>
+          <w:u w:val="single" w:color="00B050"/>
+          <w:lang w:val="am-ET" w:bidi="syr-SY"/>
+        </w:rPr>
+        <w:t>፳ወ፭</w:t>
+      </w:r>
+      <w:r>
+        <w:rPr>
+          <w:rFonts w:ascii="Abyssinica SIL" w:hAnsi="Abyssinica SIL" w:cs="Abyssinica SIL"/>
+          <w:b/>
+          <w:bCs/>
+          <w:noProof/>
+          <w:sz w:val="32"/>
+          <w:szCs w:val="32"/>
+          <w:u w:val="single" w:color="00B050"/>
+          <w:lang w:val="am-ET" w:bidi="syr-SY"/>
+        </w:rPr>
+        <w:t>።</w:t>
       </w:r>
     </w:p>
     <w:p>
@@ -17707,19 +18203,19 @@
           <w:shd w:val="clear" w:color="auto" w:fill="FFFFFF"/>
           <w:lang w:val="am-ET"/>
         </w:rPr>
-        <w:t> </w:t>
-      </w:r>
-      <w:r>
-        <w:rPr>
-          <w:rStyle w:val="refmarker"/>
-          <w:rFonts w:ascii="Abyssinica SIL" w:hAnsi="Abyssinica SIL" w:cs="Abyssinica SIL"/>
-          <w:color w:val="993300"/>
-          <w:sz w:val="28"/>
-          <w:szCs w:val="28"/>
-          <w:shd w:val="clear" w:color="auto" w:fill="FFFFFF"/>
-          <w:lang w:val="am-ET"/>
-        </w:rPr>
-        <w:t>። ወይደልዎሙ፡</w:t>
+        <w:t>።</w:t>
+      </w:r>
+      <w:r>
+        <w:rPr>
+          <w:rStyle w:val="refmarker"/>
+          <w:rFonts w:ascii="Abyssinica SIL" w:hAnsi="Abyssinica SIL" w:cs="Abyssinica SIL"/>
+          <w:color w:val="993300"/>
+          <w:sz w:val="28"/>
+          <w:szCs w:val="28"/>
+          <w:shd w:val="clear" w:color="auto" w:fill="FFFFFF"/>
+          <w:lang w:val="am-ET"/>
+        </w:rPr>
+        <w:t xml:space="preserve"> ወይደልዎሙ፡</w:t>
       </w:r>
       <w:r>
         <w:rPr>
@@ -18115,19 +18611,19 @@
           <w:shd w:val="clear" w:color="auto" w:fill="FFFFFF"/>
           <w:lang w:val="am-ET"/>
         </w:rPr>
-        <w:t> </w:t>
-      </w:r>
-      <w:r>
-        <w:rPr>
-          <w:rStyle w:val="refmarker"/>
-          <w:rFonts w:ascii="Abyssinica SIL" w:hAnsi="Abyssinica SIL" w:cs="Abyssinica SIL"/>
-          <w:color w:val="993300"/>
-          <w:sz w:val="28"/>
-          <w:szCs w:val="28"/>
-          <w:shd w:val="clear" w:color="auto" w:fill="FFFFFF"/>
-          <w:lang w:val="am-ET"/>
-        </w:rPr>
-        <w:t>። ወባሕቱ፡</w:t>
+        <w:t>።</w:t>
+      </w:r>
+      <w:r>
+        <w:rPr>
+          <w:rStyle w:val="refmarker"/>
+          <w:rFonts w:ascii="Abyssinica SIL" w:hAnsi="Abyssinica SIL" w:cs="Abyssinica SIL"/>
+          <w:color w:val="993300"/>
+          <w:sz w:val="28"/>
+          <w:szCs w:val="28"/>
+          <w:shd w:val="clear" w:color="auto" w:fill="FFFFFF"/>
+          <w:lang w:val="am-ET"/>
+        </w:rPr>
+        <w:t xml:space="preserve"> ወባሕቱ፡</w:t>
       </w:r>
       <w:r>
         <w:rPr>
@@ -18536,18 +19032,6 @@
           <w:lang w:val="am-ET"/>
         </w:rPr>
         <w:t>ቅዱስ</w:t>
-      </w:r>
-      <w:r>
-        <w:rPr>
-          <w:rStyle w:val="refmarker"/>
-          <w:rFonts w:ascii="Abyssinica SIL" w:hAnsi="Abyssinica SIL" w:cs="Abyssinica SIL"/>
-          <w:color w:val="993300"/>
-          <w:sz w:val="28"/>
-          <w:szCs w:val="28"/>
-          <w:shd w:val="clear" w:color="auto" w:fill="FFFFFF"/>
-          <w:lang w:val="am-ET"/>
-        </w:rPr>
-        <w:t> </w:t>
       </w:r>
       <w:r>
         <w:rPr>
@@ -18740,19 +19224,19 @@
           <w:shd w:val="clear" w:color="auto" w:fill="FFFFFF"/>
           <w:lang w:val="am-ET"/>
         </w:rPr>
-        <w:t> </w:t>
-      </w:r>
-      <w:r>
-        <w:rPr>
-          <w:rStyle w:val="refmarker"/>
-          <w:rFonts w:ascii="Abyssinica SIL" w:hAnsi="Abyssinica SIL" w:cs="Abyssinica SIL"/>
-          <w:color w:val="993300"/>
-          <w:sz w:val="28"/>
-          <w:szCs w:val="28"/>
-          <w:shd w:val="clear" w:color="auto" w:fill="FFFFFF"/>
-          <w:lang w:val="am-ET"/>
-        </w:rPr>
-        <w:t>። ወለእመ፡ ተረክበ፡</w:t>
+        <w:t>።</w:t>
+      </w:r>
+      <w:r>
+        <w:rPr>
+          <w:rStyle w:val="refmarker"/>
+          <w:rFonts w:ascii="Abyssinica SIL" w:hAnsi="Abyssinica SIL" w:cs="Abyssinica SIL"/>
+          <w:color w:val="993300"/>
+          <w:sz w:val="28"/>
+          <w:szCs w:val="28"/>
+          <w:shd w:val="clear" w:color="auto" w:fill="FFFFFF"/>
+          <w:lang w:val="am-ET"/>
+        </w:rPr>
+        <w:t xml:space="preserve"> ወለእመ፡ ተረክበ፡</w:t>
       </w:r>
       <w:r>
         <w:rPr>
@@ -19065,18 +19549,6 @@
           <w:lang w:val="am-ET"/>
         </w:rPr>
         <w:t>ሤሞሙኒ</w:t>
-      </w:r>
-      <w:r>
-        <w:rPr>
-          <w:rStyle w:val="refmarker"/>
-          <w:rFonts w:ascii="Abyssinica SIL" w:hAnsi="Abyssinica SIL" w:cs="Abyssinica SIL"/>
-          <w:color w:val="993300"/>
-          <w:sz w:val="28"/>
-          <w:szCs w:val="28"/>
-          <w:shd w:val="clear" w:color="auto" w:fill="FFFFFF"/>
-          <w:lang w:val="am-ET"/>
-        </w:rPr>
-        <w:t> </w:t>
       </w:r>
       <w:r>
         <w:rPr>
@@ -19118,23 +19590,66 @@
         <w:jc w:val="center"/>
         <w:rPr>
           <w:rFonts w:ascii="Abyssinica SIL" w:hAnsi="Abyssinica SIL" w:cs="Abyssinica SIL"/>
+          <w:b/>
+          <w:bCs/>
           <w:noProof/>
           <w:sz w:val="32"/>
           <w:szCs w:val="32"/>
-          <w:u w:color="00B050"/>
+          <w:u w:val="single" w:color="00B050"/>
           <w:lang w:val="am-ET" w:bidi="syr-SY"/>
         </w:rPr>
       </w:pPr>
       <w:r>
         <w:rPr>
           <w:rFonts w:ascii="Abyssinica SIL" w:hAnsi="Abyssinica SIL" w:cs="Abyssinica SIL"/>
+          <w:b/>
+          <w:bCs/>
           <w:noProof/>
           <w:sz w:val="32"/>
           <w:szCs w:val="32"/>
-          <w:u w:color="00B050"/>
+          <w:u w:val="single" w:color="00B050"/>
           <w:lang w:val="am-ET" w:bidi="syr-SY"/>
         </w:rPr>
-        <w:t>ትእዛዝ፡፳ወ፮ ።</w:t>
+        <w:t>ትእዛዝ፡</w:t>
+      </w:r>
+      <w:r>
+        <w:rPr>
+          <w:rFonts w:ascii="Abyssinica SIL" w:hAnsi="Abyssinica SIL" w:cs="Abyssinica SIL"/>
+          <w:b/>
+          <w:bCs/>
+          <w:noProof/>
+          <w:sz w:val="32"/>
+          <w:szCs w:val="32"/>
+          <w:u w:val="single" w:color="00B050"/>
+          <w:lang w:val="am-ET" w:bidi="syr-SY"/>
+        </w:rPr>
+        <w:t xml:space="preserve"> </w:t>
+      </w:r>
+      <w:r>
+        <w:rPr>
+          <w:rFonts w:ascii="Abyssinica SIL" w:hAnsi="Abyssinica SIL" w:cs="Abyssinica SIL"/>
+          <w:b/>
+          <w:bCs/>
+          <w:noProof/>
+          <w:sz w:val="32"/>
+          <w:szCs w:val="32"/>
+          <w:u w:val="single" w:color="00B050"/>
+          <w:lang w:val="am-ET" w:bidi="syr-SY"/>
+        </w:rPr>
+        <w:t>፳ወ፮</w:t>
+      </w:r>
+      <w:r>
+        <w:rPr>
+          <w:rFonts w:ascii="Abyssinica SIL" w:hAnsi="Abyssinica SIL" w:cs="Abyssinica SIL"/>
+          <w:b/>
+          <w:bCs/>
+          <w:noProof/>
+          <w:sz w:val="32"/>
+          <w:szCs w:val="32"/>
+          <w:u w:val="single" w:color="00B050"/>
+          <w:lang w:val="am-ET" w:bidi="syr-SY"/>
+        </w:rPr>
+        <w:t>።</w:t>
       </w:r>
     </w:p>
     <w:p>
@@ -19365,19 +19880,19 @@
           <w:shd w:val="clear" w:color="auto" w:fill="FFFFFF"/>
           <w:lang w:val="am-ET"/>
         </w:rPr>
-        <w:t> </w:t>
-      </w:r>
-      <w:r>
-        <w:rPr>
-          <w:rStyle w:val="refmarker"/>
-          <w:rFonts w:ascii="Abyssinica SIL" w:hAnsi="Abyssinica SIL" w:cs="Abyssinica SIL"/>
-          <w:color w:val="993300"/>
-          <w:sz w:val="28"/>
-          <w:szCs w:val="28"/>
-          <w:shd w:val="clear" w:color="auto" w:fill="FFFFFF"/>
-          <w:lang w:val="am-ET"/>
-        </w:rPr>
-        <w:t>። ወእመ፡ ሖረ፡</w:t>
+        <w:t>።</w:t>
+      </w:r>
+      <w:r>
+        <w:rPr>
+          <w:rStyle w:val="refmarker"/>
+          <w:rFonts w:ascii="Abyssinica SIL" w:hAnsi="Abyssinica SIL" w:cs="Abyssinica SIL"/>
+          <w:color w:val="993300"/>
+          <w:sz w:val="28"/>
+          <w:szCs w:val="28"/>
+          <w:shd w:val="clear" w:color="auto" w:fill="FFFFFF"/>
+          <w:lang w:val="am-ET"/>
+        </w:rPr>
+        <w:t xml:space="preserve"> ወእመ፡ ሖረ፡</w:t>
       </w:r>
       <w:r>
         <w:rPr>
@@ -19786,18 +20301,6 @@
           <w:lang w:val="am-ET"/>
         </w:rPr>
         <w:t>ከመዝ</w:t>
-      </w:r>
-      <w:r>
-        <w:rPr>
-          <w:rStyle w:val="refmarker"/>
-          <w:rFonts w:ascii="Abyssinica SIL" w:hAnsi="Abyssinica SIL" w:cs="Abyssinica SIL"/>
-          <w:color w:val="993300"/>
-          <w:sz w:val="28"/>
-          <w:szCs w:val="28"/>
-          <w:shd w:val="clear" w:color="auto" w:fill="FFFFFF"/>
-          <w:lang w:val="am-ET"/>
-        </w:rPr>
-        <w:t> </w:t>
       </w:r>
       <w:r>
         <w:rPr>
@@ -19839,23 +20342,66 @@
         <w:jc w:val="center"/>
         <w:rPr>
           <w:rFonts w:ascii="Abyssinica SIL" w:hAnsi="Abyssinica SIL" w:cs="Abyssinica SIL"/>
+          <w:b/>
+          <w:bCs/>
           <w:noProof/>
           <w:sz w:val="32"/>
           <w:szCs w:val="32"/>
-          <w:u w:color="00B050"/>
+          <w:u w:val="single" w:color="00B050"/>
           <w:lang w:val="am-ET" w:bidi="syr-SY"/>
         </w:rPr>
       </w:pPr>
       <w:r>
         <w:rPr>
           <w:rFonts w:ascii="Abyssinica SIL" w:hAnsi="Abyssinica SIL" w:cs="Abyssinica SIL"/>
+          <w:b/>
+          <w:bCs/>
           <w:noProof/>
           <w:sz w:val="32"/>
           <w:szCs w:val="32"/>
-          <w:u w:color="00B050"/>
+          <w:u w:val="single" w:color="00B050"/>
           <w:lang w:val="am-ET" w:bidi="syr-SY"/>
         </w:rPr>
-        <w:t>ትእዛዝ፡፳ወ፯ ።</w:t>
+        <w:t>ትእዛዝ፡</w:t>
+      </w:r>
+      <w:r>
+        <w:rPr>
+          <w:rFonts w:ascii="Abyssinica SIL" w:hAnsi="Abyssinica SIL" w:cs="Abyssinica SIL"/>
+          <w:b/>
+          <w:bCs/>
+          <w:noProof/>
+          <w:sz w:val="32"/>
+          <w:szCs w:val="32"/>
+          <w:u w:val="single" w:color="00B050"/>
+          <w:lang w:val="am-ET" w:bidi="syr-SY"/>
+        </w:rPr>
+        <w:t xml:space="preserve"> </w:t>
+      </w:r>
+      <w:r>
+        <w:rPr>
+          <w:rFonts w:ascii="Abyssinica SIL" w:hAnsi="Abyssinica SIL" w:cs="Abyssinica SIL"/>
+          <w:b/>
+          <w:bCs/>
+          <w:noProof/>
+          <w:sz w:val="32"/>
+          <w:szCs w:val="32"/>
+          <w:u w:val="single" w:color="00B050"/>
+          <w:lang w:val="am-ET" w:bidi="syr-SY"/>
+        </w:rPr>
+        <w:t>፳ወ፯</w:t>
+      </w:r>
+      <w:r>
+        <w:rPr>
+          <w:rFonts w:ascii="Abyssinica SIL" w:hAnsi="Abyssinica SIL" w:cs="Abyssinica SIL"/>
+          <w:b/>
+          <w:bCs/>
+          <w:noProof/>
+          <w:sz w:val="32"/>
+          <w:szCs w:val="32"/>
+          <w:u w:val="single" w:color="00B050"/>
+          <w:lang w:val="am-ET" w:bidi="syr-SY"/>
+        </w:rPr>
+        <w:t>።</w:t>
       </w:r>
     </w:p>
     <w:p>
@@ -20230,19 +20776,19 @@
           <w:shd w:val="clear" w:color="auto" w:fill="FFFFFF"/>
           <w:lang w:val="am-ET"/>
         </w:rPr>
-        <w:t> </w:t>
-      </w:r>
-      <w:r>
-        <w:rPr>
-          <w:rStyle w:val="refmarker"/>
-          <w:rFonts w:ascii="Abyssinica SIL" w:hAnsi="Abyssinica SIL" w:cs="Abyssinica SIL"/>
-          <w:color w:val="993300"/>
-          <w:sz w:val="28"/>
-          <w:szCs w:val="28"/>
-          <w:shd w:val="clear" w:color="auto" w:fill="FFFFFF"/>
-          <w:lang w:val="am-ET"/>
-        </w:rPr>
-        <w:t>። ወቀዳሚ፡</w:t>
+        <w:t>።</w:t>
+      </w:r>
+      <w:r>
+        <w:rPr>
+          <w:rStyle w:val="refmarker"/>
+          <w:rFonts w:ascii="Abyssinica SIL" w:hAnsi="Abyssinica SIL" w:cs="Abyssinica SIL"/>
+          <w:color w:val="993300"/>
+          <w:sz w:val="28"/>
+          <w:szCs w:val="28"/>
+          <w:shd w:val="clear" w:color="auto" w:fill="FFFFFF"/>
+          <w:lang w:val="am-ET"/>
+        </w:rPr>
+        <w:t xml:space="preserve"> ወቀዳሚ፡</w:t>
       </w:r>
       <w:r>
         <w:rPr>
@@ -20387,18 +20933,6 @@
           <w:lang w:val="am-ET"/>
         </w:rPr>
         <w:t>አመ፡ ፲ወ፪ለጥቅምት</w:t>
-      </w:r>
-      <w:r>
-        <w:rPr>
-          <w:rStyle w:val="refmarker"/>
-          <w:rFonts w:ascii="Abyssinica SIL" w:hAnsi="Abyssinica SIL" w:cs="Abyssinica SIL"/>
-          <w:color w:val="993300"/>
-          <w:sz w:val="28"/>
-          <w:szCs w:val="28"/>
-          <w:shd w:val="clear" w:color="auto" w:fill="FFFFFF"/>
-          <w:lang w:val="am-ET"/>
-        </w:rPr>
-        <w:t> </w:t>
       </w:r>
       <w:r>
         <w:rPr>
@@ -20440,23 +20974,66 @@
         <w:jc w:val="center"/>
         <w:rPr>
           <w:rFonts w:ascii="Abyssinica SIL" w:hAnsi="Abyssinica SIL" w:cs="Abyssinica SIL"/>
+          <w:b/>
+          <w:bCs/>
           <w:noProof/>
           <w:sz w:val="32"/>
           <w:szCs w:val="32"/>
-          <w:u w:color="00B050"/>
+          <w:u w:val="single" w:color="00B050"/>
           <w:lang w:val="am-ET" w:bidi="syr-SY"/>
         </w:rPr>
       </w:pPr>
       <w:r>
         <w:rPr>
           <w:rFonts w:ascii="Abyssinica SIL" w:hAnsi="Abyssinica SIL" w:cs="Abyssinica SIL"/>
+          <w:b/>
+          <w:bCs/>
           <w:noProof/>
           <w:sz w:val="32"/>
           <w:szCs w:val="32"/>
-          <w:u w:color="00B050"/>
+          <w:u w:val="single" w:color="00B050"/>
           <w:lang w:val="am-ET" w:bidi="syr-SY"/>
         </w:rPr>
-        <w:t>ትእዛዝ፡፳ወ፰ ።</w:t>
+        <w:t>ትእዛዝ፡</w:t>
+      </w:r>
+      <w:r>
+        <w:rPr>
+          <w:rFonts w:ascii="Abyssinica SIL" w:hAnsi="Abyssinica SIL" w:cs="Abyssinica SIL"/>
+          <w:b/>
+          <w:bCs/>
+          <w:noProof/>
+          <w:sz w:val="32"/>
+          <w:szCs w:val="32"/>
+          <w:u w:val="single" w:color="00B050"/>
+          <w:lang w:val="am-ET" w:bidi="syr-SY"/>
+        </w:rPr>
+        <w:t xml:space="preserve"> </w:t>
+      </w:r>
+      <w:r>
+        <w:rPr>
+          <w:rFonts w:ascii="Abyssinica SIL" w:hAnsi="Abyssinica SIL" w:cs="Abyssinica SIL"/>
+          <w:b/>
+          <w:bCs/>
+          <w:noProof/>
+          <w:sz w:val="32"/>
+          <w:szCs w:val="32"/>
+          <w:u w:val="single" w:color="00B050"/>
+          <w:lang w:val="am-ET" w:bidi="syr-SY"/>
+        </w:rPr>
+        <w:t>፳ወ፰</w:t>
+      </w:r>
+      <w:r>
+        <w:rPr>
+          <w:rFonts w:ascii="Abyssinica SIL" w:hAnsi="Abyssinica SIL" w:cs="Abyssinica SIL"/>
+          <w:b/>
+          <w:bCs/>
+          <w:noProof/>
+          <w:sz w:val="32"/>
+          <w:szCs w:val="32"/>
+          <w:u w:val="single" w:color="00B050"/>
+          <w:lang w:val="am-ET" w:bidi="syr-SY"/>
+        </w:rPr>
+        <w:t>።</w:t>
       </w:r>
     </w:p>
     <w:p>
@@ -20591,19 +21168,19 @@
           <w:shd w:val="clear" w:color="auto" w:fill="FFFFFF"/>
           <w:lang w:val="am-ET"/>
         </w:rPr>
-        <w:t> </w:t>
-      </w:r>
-      <w:r>
-        <w:rPr>
-          <w:rStyle w:val="refmarker"/>
-          <w:rFonts w:ascii="Abyssinica SIL" w:hAnsi="Abyssinica SIL" w:cs="Abyssinica SIL"/>
-          <w:color w:val="993300"/>
-          <w:sz w:val="28"/>
-          <w:szCs w:val="28"/>
-          <w:shd w:val="clear" w:color="auto" w:fill="FFFFFF"/>
-          <w:lang w:val="am-ET"/>
-        </w:rPr>
-        <w:t>። ወኢይደልዎ፡</w:t>
+        <w:t>።</w:t>
+      </w:r>
+      <w:r>
+        <w:rPr>
+          <w:rStyle w:val="refmarker"/>
+          <w:rFonts w:ascii="Abyssinica SIL" w:hAnsi="Abyssinica SIL" w:cs="Abyssinica SIL"/>
+          <w:color w:val="993300"/>
+          <w:sz w:val="28"/>
+          <w:szCs w:val="28"/>
+          <w:shd w:val="clear" w:color="auto" w:fill="FFFFFF"/>
+          <w:lang w:val="am-ET"/>
+        </w:rPr>
+        <w:t xml:space="preserve"> ወኢይደልዎ፡</w:t>
       </w:r>
       <w:r>
         <w:rPr>
@@ -20711,19 +21288,19 @@
           <w:shd w:val="clear" w:color="auto" w:fill="FFFFFF"/>
           <w:lang w:val="am-ET"/>
         </w:rPr>
-        <w:t> </w:t>
-      </w:r>
-      <w:r>
-        <w:rPr>
-          <w:rStyle w:val="refmarker"/>
-          <w:rFonts w:ascii="Abyssinica SIL" w:hAnsi="Abyssinica SIL" w:cs="Abyssinica SIL"/>
-          <w:color w:val="993300"/>
-          <w:sz w:val="28"/>
-          <w:szCs w:val="28"/>
-          <w:shd w:val="clear" w:color="auto" w:fill="FFFFFF"/>
-          <w:lang w:val="am-ET"/>
-        </w:rPr>
-        <w:t>። ወኢየሀብ፡</w:t>
+        <w:t>።</w:t>
+      </w:r>
+      <w:r>
+        <w:rPr>
+          <w:rStyle w:val="refmarker"/>
+          <w:rFonts w:ascii="Abyssinica SIL" w:hAnsi="Abyssinica SIL" w:cs="Abyssinica SIL"/>
+          <w:color w:val="993300"/>
+          <w:sz w:val="28"/>
+          <w:szCs w:val="28"/>
+          <w:shd w:val="clear" w:color="auto" w:fill="FFFFFF"/>
+          <w:lang w:val="am-ET"/>
+        </w:rPr>
+        <w:t xml:space="preserve"> ወኢየሀብ፡</w:t>
       </w:r>
       <w:r>
         <w:rPr>
@@ -20903,19 +21480,19 @@
           <w:shd w:val="clear" w:color="auto" w:fill="FFFFFF"/>
           <w:lang w:val="am-ET"/>
         </w:rPr>
-        <w:t> </w:t>
-      </w:r>
-      <w:r>
-        <w:rPr>
-          <w:rStyle w:val="refmarker"/>
-          <w:rFonts w:ascii="Abyssinica SIL" w:hAnsi="Abyssinica SIL" w:cs="Abyssinica SIL"/>
-          <w:color w:val="993300"/>
-          <w:sz w:val="28"/>
-          <w:szCs w:val="28"/>
-          <w:shd w:val="clear" w:color="auto" w:fill="FFFFFF"/>
-          <w:lang w:val="am-ET"/>
-        </w:rPr>
-        <w:t>። ወኢይደልዎ፡</w:t>
+        <w:t>።</w:t>
+      </w:r>
+      <w:r>
+        <w:rPr>
+          <w:rStyle w:val="refmarker"/>
+          <w:rFonts w:ascii="Abyssinica SIL" w:hAnsi="Abyssinica SIL" w:cs="Abyssinica SIL"/>
+          <w:color w:val="993300"/>
+          <w:sz w:val="28"/>
+          <w:szCs w:val="28"/>
+          <w:shd w:val="clear" w:color="auto" w:fill="FFFFFF"/>
+          <w:lang w:val="am-ET"/>
+        </w:rPr>
+        <w:t xml:space="preserve"> ወኢይደልዎ፡</w:t>
       </w:r>
       <w:r>
         <w:rPr>
@@ -20988,18 +21565,6 @@
           <w:lang w:val="am-ET"/>
         </w:rPr>
         <w:t>ክርስቲያን፡ በምክንያተ፡ እሙንቱ</w:t>
-      </w:r>
-      <w:r>
-        <w:rPr>
-          <w:rStyle w:val="refmarker"/>
-          <w:rFonts w:ascii="Abyssinica SIL" w:hAnsi="Abyssinica SIL" w:cs="Abyssinica SIL"/>
-          <w:color w:val="993300"/>
-          <w:sz w:val="28"/>
-          <w:szCs w:val="28"/>
-          <w:shd w:val="clear" w:color="auto" w:fill="FFFFFF"/>
-          <w:lang w:val="am-ET"/>
-        </w:rPr>
-        <w:t> </w:t>
       </w:r>
       <w:r>
         <w:rPr>
@@ -21041,23 +21606,66 @@
         <w:jc w:val="center"/>
         <w:rPr>
           <w:rFonts w:ascii="Abyssinica SIL" w:hAnsi="Abyssinica SIL" w:cs="Abyssinica SIL"/>
+          <w:b/>
+          <w:bCs/>
           <w:noProof/>
           <w:sz w:val="32"/>
           <w:szCs w:val="32"/>
-          <w:u w:color="00B050"/>
+          <w:u w:val="single" w:color="00B050"/>
           <w:lang w:val="am-ET" w:bidi="syr-SY"/>
         </w:rPr>
       </w:pPr>
       <w:r>
         <w:rPr>
           <w:rFonts w:ascii="Abyssinica SIL" w:hAnsi="Abyssinica SIL" w:cs="Abyssinica SIL"/>
+          <w:b/>
+          <w:bCs/>
           <w:noProof/>
           <w:sz w:val="32"/>
           <w:szCs w:val="32"/>
-          <w:u w:color="00B050"/>
+          <w:u w:val="single" w:color="00B050"/>
           <w:lang w:val="am-ET" w:bidi="syr-SY"/>
         </w:rPr>
-        <w:t>ትእዛዝ፡፳ወ፱ ።</w:t>
+        <w:t>ትእዛዝ፡</w:t>
+      </w:r>
+      <w:r>
+        <w:rPr>
+          <w:rFonts w:ascii="Abyssinica SIL" w:hAnsi="Abyssinica SIL" w:cs="Abyssinica SIL"/>
+          <w:b/>
+          <w:bCs/>
+          <w:noProof/>
+          <w:sz w:val="32"/>
+          <w:szCs w:val="32"/>
+          <w:u w:val="single" w:color="00B050"/>
+          <w:lang w:val="am-ET" w:bidi="syr-SY"/>
+        </w:rPr>
+        <w:t xml:space="preserve"> </w:t>
+      </w:r>
+      <w:r>
+        <w:rPr>
+          <w:rFonts w:ascii="Abyssinica SIL" w:hAnsi="Abyssinica SIL" w:cs="Abyssinica SIL"/>
+          <w:b/>
+          <w:bCs/>
+          <w:noProof/>
+          <w:sz w:val="32"/>
+          <w:szCs w:val="32"/>
+          <w:u w:val="single" w:color="00B050"/>
+          <w:lang w:val="am-ET" w:bidi="syr-SY"/>
+        </w:rPr>
+        <w:t>፳ወ፱</w:t>
+      </w:r>
+      <w:r>
+        <w:rPr>
+          <w:rFonts w:ascii="Abyssinica SIL" w:hAnsi="Abyssinica SIL" w:cs="Abyssinica SIL"/>
+          <w:b/>
+          <w:bCs/>
+          <w:noProof/>
+          <w:sz w:val="32"/>
+          <w:szCs w:val="32"/>
+          <w:u w:val="single" w:color="00B050"/>
+          <w:lang w:val="am-ET" w:bidi="syr-SY"/>
+        </w:rPr>
+        <w:t>።</w:t>
       </w:r>
     </w:p>
     <w:p>
@@ -21098,18 +21706,6 @@
           <w:shd w:val="clear" w:color="auto" w:fill="FFFFFF"/>
           <w:lang w:val="am-ET"/>
         </w:rPr>
-        <w:t> </w:t>
-      </w:r>
-      <w:r>
-        <w:rPr>
-          <w:rStyle w:val="refmarker"/>
-          <w:rFonts w:ascii="Abyssinica SIL" w:hAnsi="Abyssinica SIL" w:cs="Abyssinica SIL"/>
-          <w:color w:val="993300"/>
-          <w:sz w:val="28"/>
-          <w:szCs w:val="28"/>
-          <w:shd w:val="clear" w:color="auto" w:fill="FFFFFF"/>
-          <w:lang w:val="am-ET"/>
-        </w:rPr>
         <w:t>።</w:t>
       </w:r>
       <w:r>
@@ -21425,18 +22021,6 @@
           <w:lang w:val="am-ET"/>
         </w:rPr>
         <w:t>በእንተ፡ ነፍሶሙ</w:t>
-      </w:r>
-      <w:r>
-        <w:rPr>
-          <w:rStyle w:val="refmarker"/>
-          <w:rFonts w:ascii="Abyssinica SIL" w:hAnsi="Abyssinica SIL" w:cs="Abyssinica SIL"/>
-          <w:color w:val="993300"/>
-          <w:sz w:val="28"/>
-          <w:szCs w:val="28"/>
-          <w:shd w:val="clear" w:color="auto" w:fill="FFFFFF"/>
-          <w:lang w:val="am-ET"/>
-        </w:rPr>
-        <w:t> </w:t>
       </w:r>
       <w:r>
         <w:rPr>
@@ -21478,23 +22062,66 @@
         <w:jc w:val="center"/>
         <w:rPr>
           <w:rFonts w:ascii="Abyssinica SIL" w:hAnsi="Abyssinica SIL" w:cs="Abyssinica SIL"/>
+          <w:b/>
+          <w:bCs/>
           <w:noProof/>
           <w:sz w:val="32"/>
           <w:szCs w:val="32"/>
-          <w:u w:color="00B050"/>
+          <w:u w:val="single" w:color="00B050"/>
           <w:lang w:val="am-ET" w:bidi="syr-SY"/>
         </w:rPr>
       </w:pPr>
       <w:r>
         <w:rPr>
           <w:rFonts w:ascii="Abyssinica SIL" w:hAnsi="Abyssinica SIL" w:cs="Abyssinica SIL"/>
+          <w:b/>
+          <w:bCs/>
           <w:noProof/>
           <w:sz w:val="32"/>
           <w:szCs w:val="32"/>
-          <w:u w:color="00B050"/>
+          <w:u w:val="single" w:color="00B050"/>
           <w:lang w:val="am-ET" w:bidi="syr-SY"/>
         </w:rPr>
-        <w:t>ትእዛዝ፡፴ ።</w:t>
+        <w:t>ትእዛዝ፡</w:t>
+      </w:r>
+      <w:r>
+        <w:rPr>
+          <w:rFonts w:ascii="Abyssinica SIL" w:hAnsi="Abyssinica SIL" w:cs="Abyssinica SIL"/>
+          <w:b/>
+          <w:bCs/>
+          <w:noProof/>
+          <w:sz w:val="32"/>
+          <w:szCs w:val="32"/>
+          <w:u w:val="single" w:color="00B050"/>
+          <w:lang w:val="am-ET" w:bidi="syr-SY"/>
+        </w:rPr>
+        <w:t xml:space="preserve"> </w:t>
+      </w:r>
+      <w:r>
+        <w:rPr>
+          <w:rFonts w:ascii="Abyssinica SIL" w:hAnsi="Abyssinica SIL" w:cs="Abyssinica SIL"/>
+          <w:b/>
+          <w:bCs/>
+          <w:noProof/>
+          <w:sz w:val="32"/>
+          <w:szCs w:val="32"/>
+          <w:u w:val="single" w:color="00B050"/>
+          <w:lang w:val="am-ET" w:bidi="syr-SY"/>
+        </w:rPr>
+        <w:t>፴</w:t>
+      </w:r>
+      <w:r>
+        <w:rPr>
+          <w:rFonts w:ascii="Abyssinica SIL" w:hAnsi="Abyssinica SIL" w:cs="Abyssinica SIL"/>
+          <w:b/>
+          <w:bCs/>
+          <w:noProof/>
+          <w:sz w:val="32"/>
+          <w:szCs w:val="32"/>
+          <w:u w:val="single" w:color="00B050"/>
+          <w:lang w:val="am-ET" w:bidi="syr-SY"/>
+        </w:rPr>
+        <w:t>።</w:t>
       </w:r>
     </w:p>
     <w:p>
@@ -21881,223 +22508,223 @@
           <w:shd w:val="clear" w:color="auto" w:fill="FFFFFF"/>
           <w:lang w:val="am-ET"/>
         </w:rPr>
+        <w:t>ለእመቦ፡</w:t>
+      </w:r>
+      <w:r>
+        <w:rPr>
+          <w:rStyle w:val="refmarker"/>
+          <w:rFonts w:ascii="Abyssinica SIL" w:hAnsi="Abyssinica SIL" w:cs="Abyssinica SIL"/>
+          <w:color w:val="993300"/>
+          <w:sz w:val="28"/>
+          <w:szCs w:val="28"/>
+          <w:shd w:val="clear" w:color="auto" w:fill="FFFFFF"/>
+          <w:lang w:val="am-ET"/>
+        </w:rPr>
+        <w:t xml:space="preserve"> </w:t>
+      </w:r>
+      <w:r>
+        <w:rPr>
+          <w:rStyle w:val="refmarker"/>
+          <w:rFonts w:ascii="Abyssinica SIL" w:hAnsi="Abyssinica SIL" w:cs="Abyssinica SIL"/>
+          <w:color w:val="993300"/>
+          <w:sz w:val="28"/>
+          <w:szCs w:val="28"/>
+          <w:shd w:val="clear" w:color="auto" w:fill="FFFFFF"/>
+          <w:lang w:val="am-ET"/>
+        </w:rPr>
+        <w:t>ኤጲስ፡ ቆጶስ፡ ብእሲተ፡</w:t>
+      </w:r>
+      <w:r>
+        <w:rPr>
+          <w:rStyle w:val="refmarker"/>
+          <w:rFonts w:ascii="Abyssinica SIL" w:hAnsi="Abyssinica SIL" w:cs="Abyssinica SIL"/>
+          <w:color w:val="993300"/>
+          <w:sz w:val="28"/>
+          <w:szCs w:val="28"/>
+          <w:shd w:val="clear" w:color="auto" w:fill="FFFFFF"/>
+          <w:lang w:val="am-ET"/>
+        </w:rPr>
+        <w:t xml:space="preserve"> </w:t>
+      </w:r>
+      <w:r>
+        <w:rPr>
+          <w:rStyle w:val="refmarker"/>
+          <w:rFonts w:ascii="Abyssinica SIL" w:hAnsi="Abyssinica SIL" w:cs="Abyssinica SIL"/>
+          <w:color w:val="993300"/>
+          <w:sz w:val="28"/>
+          <w:szCs w:val="28"/>
+          <w:shd w:val="clear" w:color="auto" w:fill="FFFFFF"/>
+          <w:lang w:val="am-ET"/>
+        </w:rPr>
+        <w:t>ወውሉደ፡</w:t>
+      </w:r>
+      <w:r>
+        <w:rPr>
+          <w:rStyle w:val="refmarker"/>
+          <w:rFonts w:ascii="Abyssinica SIL" w:hAnsi="Abyssinica SIL" w:cs="Abyssinica SIL"/>
+          <w:color w:val="993300"/>
+          <w:sz w:val="28"/>
+          <w:szCs w:val="28"/>
+          <w:shd w:val="clear" w:color="auto" w:fill="FFFFFF"/>
+          <w:lang w:val="am-ET"/>
+        </w:rPr>
+        <w:t xml:space="preserve"> </w:t>
+      </w:r>
+      <w:r>
+        <w:rPr>
+          <w:rStyle w:val="refmarker"/>
+          <w:rFonts w:ascii="Abyssinica SIL" w:hAnsi="Abyssinica SIL" w:cs="Abyssinica SIL"/>
+          <w:color w:val="993300"/>
+          <w:sz w:val="28"/>
+          <w:szCs w:val="28"/>
+          <w:shd w:val="clear" w:color="auto" w:fill="FFFFFF"/>
+          <w:lang w:val="am-ET"/>
+        </w:rPr>
+        <w:t>ወአዝማደ፡</w:t>
+      </w:r>
+      <w:r>
+        <w:rPr>
+          <w:rStyle w:val="refmarker"/>
+          <w:rFonts w:ascii="Abyssinica SIL" w:hAnsi="Abyssinica SIL" w:cs="Abyssinica SIL"/>
+          <w:color w:val="993300"/>
+          <w:sz w:val="28"/>
+          <w:szCs w:val="28"/>
+          <w:shd w:val="clear" w:color="auto" w:fill="FFFFFF"/>
+          <w:lang w:val="am-ET"/>
+        </w:rPr>
+        <w:t xml:space="preserve"> </w:t>
+      </w:r>
+      <w:r>
+        <w:rPr>
+          <w:rStyle w:val="refmarker"/>
+          <w:rFonts w:ascii="Abyssinica SIL" w:hAnsi="Abyssinica SIL" w:cs="Abyssinica SIL"/>
+          <w:color w:val="993300"/>
+          <w:sz w:val="28"/>
+          <w:szCs w:val="28"/>
+          <w:shd w:val="clear" w:color="auto" w:fill="FFFFFF"/>
+          <w:lang w:val="am-ET"/>
+        </w:rPr>
+        <w:t>አው፡ አግብርተ፤ እስመ፡ ኢኮነ፡ ርቱዐ፡</w:t>
+      </w:r>
+      <w:r>
+        <w:rPr>
+          <w:rStyle w:val="refmarker"/>
+          <w:rFonts w:ascii="Abyssinica SIL" w:hAnsi="Abyssinica SIL" w:cs="Abyssinica SIL"/>
+          <w:color w:val="993300"/>
+          <w:sz w:val="28"/>
+          <w:szCs w:val="28"/>
+          <w:shd w:val="clear" w:color="auto" w:fill="FFFFFF"/>
+          <w:lang w:val="am-ET"/>
+        </w:rPr>
+        <w:t xml:space="preserve"> </w:t>
+      </w:r>
+      <w:r>
+        <w:rPr>
+          <w:rStyle w:val="refmarker"/>
+          <w:rFonts w:ascii="Abyssinica SIL" w:hAnsi="Abyssinica SIL" w:cs="Abyssinica SIL"/>
+          <w:color w:val="993300"/>
+          <w:sz w:val="28"/>
+          <w:szCs w:val="28"/>
+          <w:shd w:val="clear" w:color="auto" w:fill="FFFFFF"/>
+          <w:lang w:val="am-ET"/>
+        </w:rPr>
+        <w:t>ከመ፡</w:t>
+      </w:r>
+      <w:r>
+        <w:rPr>
+          <w:rStyle w:val="refmarker"/>
+          <w:rFonts w:ascii="Abyssinica SIL" w:hAnsi="Abyssinica SIL" w:cs="Abyssinica SIL"/>
+          <w:color w:val="993300"/>
+          <w:sz w:val="28"/>
+          <w:szCs w:val="28"/>
+          <w:shd w:val="clear" w:color="auto" w:fill="FFFFFF"/>
+          <w:lang w:val="am-ET"/>
+        </w:rPr>
+        <w:t xml:space="preserve"> </w:t>
+      </w:r>
+      <w:r>
+        <w:rPr>
+          <w:rStyle w:val="refmarker"/>
+          <w:rFonts w:ascii="Abyssinica SIL" w:hAnsi="Abyssinica SIL" w:cs="Abyssinica SIL"/>
+          <w:color w:val="993300"/>
+          <w:sz w:val="28"/>
+          <w:szCs w:val="28"/>
+          <w:shd w:val="clear" w:color="auto" w:fill="FFFFFF"/>
+          <w:lang w:val="am-ET"/>
+        </w:rPr>
+        <w:t>ይትሀጐል፡</w:t>
+      </w:r>
+      <w:r>
+        <w:rPr>
+          <w:rStyle w:val="refmarker"/>
+          <w:rFonts w:ascii="Abyssinica SIL" w:hAnsi="Abyssinica SIL" w:cs="Abyssinica SIL"/>
+          <w:color w:val="993300"/>
+          <w:sz w:val="28"/>
+          <w:szCs w:val="28"/>
+          <w:shd w:val="clear" w:color="auto" w:fill="FFFFFF"/>
+          <w:lang w:val="am-ET"/>
+        </w:rPr>
+        <w:t xml:space="preserve"> </w:t>
+      </w:r>
+      <w:r>
+        <w:rPr>
+          <w:rStyle w:val="refmarker"/>
+          <w:rFonts w:ascii="Abyssinica SIL" w:hAnsi="Abyssinica SIL" w:cs="Abyssinica SIL"/>
+          <w:color w:val="993300"/>
+          <w:sz w:val="28"/>
+          <w:szCs w:val="28"/>
+          <w:shd w:val="clear" w:color="auto" w:fill="FFFFFF"/>
+          <w:lang w:val="am-ET"/>
+        </w:rPr>
+        <w:t>ንዋየ፡</w:t>
+      </w:r>
+      <w:r>
+        <w:rPr>
+          <w:rStyle w:val="refmarker"/>
+          <w:rFonts w:ascii="Abyssinica SIL" w:hAnsi="Abyssinica SIL" w:cs="Abyssinica SIL"/>
+          <w:color w:val="993300"/>
+          <w:sz w:val="28"/>
+          <w:szCs w:val="28"/>
+          <w:shd w:val="clear" w:color="auto" w:fill="FFFFFF"/>
+          <w:lang w:val="am-ET"/>
+        </w:rPr>
+        <w:t xml:space="preserve"> </w:t>
+      </w:r>
+      <w:r>
+        <w:rPr>
+          <w:rStyle w:val="refmarker"/>
+          <w:rFonts w:ascii="Abyssinica SIL" w:hAnsi="Abyssinica SIL" w:cs="Abyssinica SIL"/>
+          <w:color w:val="993300"/>
+          <w:sz w:val="28"/>
+          <w:szCs w:val="28"/>
+          <w:shd w:val="clear" w:color="auto" w:fill="FFFFFF"/>
+          <w:lang w:val="am-ET"/>
+        </w:rPr>
+        <w:t>ቤተ፡</w:t>
+      </w:r>
+      <w:r>
+        <w:rPr>
+          <w:rStyle w:val="refmarker"/>
+          <w:rFonts w:ascii="Abyssinica SIL" w:hAnsi="Abyssinica SIL" w:cs="Abyssinica SIL"/>
+          <w:color w:val="993300"/>
+          <w:sz w:val="28"/>
+          <w:szCs w:val="28"/>
+          <w:shd w:val="clear" w:color="auto" w:fill="FFFFFF"/>
+          <w:lang w:val="am-ET"/>
+        </w:rPr>
+        <w:t xml:space="preserve"> </w:t>
+      </w:r>
+      <w:r>
+        <w:rPr>
+          <w:rStyle w:val="refmarker"/>
+          <w:rFonts w:ascii="Abyssinica SIL" w:hAnsi="Abyssinica SIL" w:cs="Abyssinica SIL"/>
+          <w:color w:val="993300"/>
+          <w:sz w:val="28"/>
+          <w:szCs w:val="28"/>
+          <w:shd w:val="clear" w:color="auto" w:fill="FFFFFF"/>
+          <w:lang w:val="am-ET"/>
+        </w:rPr>
         <w:lastRenderedPageBreak/>
-        <w:t>ለእመቦ፡</w:t>
-      </w:r>
-      <w:r>
-        <w:rPr>
-          <w:rStyle w:val="refmarker"/>
-          <w:rFonts w:ascii="Abyssinica SIL" w:hAnsi="Abyssinica SIL" w:cs="Abyssinica SIL"/>
-          <w:color w:val="993300"/>
-          <w:sz w:val="28"/>
-          <w:szCs w:val="28"/>
-          <w:shd w:val="clear" w:color="auto" w:fill="FFFFFF"/>
-          <w:lang w:val="am-ET"/>
-        </w:rPr>
-        <w:t xml:space="preserve"> </w:t>
-      </w:r>
-      <w:r>
-        <w:rPr>
-          <w:rStyle w:val="refmarker"/>
-          <w:rFonts w:ascii="Abyssinica SIL" w:hAnsi="Abyssinica SIL" w:cs="Abyssinica SIL"/>
-          <w:color w:val="993300"/>
-          <w:sz w:val="28"/>
-          <w:szCs w:val="28"/>
-          <w:shd w:val="clear" w:color="auto" w:fill="FFFFFF"/>
-          <w:lang w:val="am-ET"/>
-        </w:rPr>
-        <w:t>ኤጲስ፡ ቆጶስ፡ ብእሲተ፡</w:t>
-      </w:r>
-      <w:r>
-        <w:rPr>
-          <w:rStyle w:val="refmarker"/>
-          <w:rFonts w:ascii="Abyssinica SIL" w:hAnsi="Abyssinica SIL" w:cs="Abyssinica SIL"/>
-          <w:color w:val="993300"/>
-          <w:sz w:val="28"/>
-          <w:szCs w:val="28"/>
-          <w:shd w:val="clear" w:color="auto" w:fill="FFFFFF"/>
-          <w:lang w:val="am-ET"/>
-        </w:rPr>
-        <w:t xml:space="preserve"> </w:t>
-      </w:r>
-      <w:r>
-        <w:rPr>
-          <w:rStyle w:val="refmarker"/>
-          <w:rFonts w:ascii="Abyssinica SIL" w:hAnsi="Abyssinica SIL" w:cs="Abyssinica SIL"/>
-          <w:color w:val="993300"/>
-          <w:sz w:val="28"/>
-          <w:szCs w:val="28"/>
-          <w:shd w:val="clear" w:color="auto" w:fill="FFFFFF"/>
-          <w:lang w:val="am-ET"/>
-        </w:rPr>
-        <w:t>ወውሉደ፡</w:t>
-      </w:r>
-      <w:r>
-        <w:rPr>
-          <w:rStyle w:val="refmarker"/>
-          <w:rFonts w:ascii="Abyssinica SIL" w:hAnsi="Abyssinica SIL" w:cs="Abyssinica SIL"/>
-          <w:color w:val="993300"/>
-          <w:sz w:val="28"/>
-          <w:szCs w:val="28"/>
-          <w:shd w:val="clear" w:color="auto" w:fill="FFFFFF"/>
-          <w:lang w:val="am-ET"/>
-        </w:rPr>
-        <w:t xml:space="preserve"> </w:t>
-      </w:r>
-      <w:r>
-        <w:rPr>
-          <w:rStyle w:val="refmarker"/>
-          <w:rFonts w:ascii="Abyssinica SIL" w:hAnsi="Abyssinica SIL" w:cs="Abyssinica SIL"/>
-          <w:color w:val="993300"/>
-          <w:sz w:val="28"/>
-          <w:szCs w:val="28"/>
-          <w:shd w:val="clear" w:color="auto" w:fill="FFFFFF"/>
-          <w:lang w:val="am-ET"/>
-        </w:rPr>
-        <w:t>ወአዝማደ፡</w:t>
-      </w:r>
-      <w:r>
-        <w:rPr>
-          <w:rStyle w:val="refmarker"/>
-          <w:rFonts w:ascii="Abyssinica SIL" w:hAnsi="Abyssinica SIL" w:cs="Abyssinica SIL"/>
-          <w:color w:val="993300"/>
-          <w:sz w:val="28"/>
-          <w:szCs w:val="28"/>
-          <w:shd w:val="clear" w:color="auto" w:fill="FFFFFF"/>
-          <w:lang w:val="am-ET"/>
-        </w:rPr>
-        <w:t xml:space="preserve"> </w:t>
-      </w:r>
-      <w:r>
-        <w:rPr>
-          <w:rStyle w:val="refmarker"/>
-          <w:rFonts w:ascii="Abyssinica SIL" w:hAnsi="Abyssinica SIL" w:cs="Abyssinica SIL"/>
-          <w:color w:val="993300"/>
-          <w:sz w:val="28"/>
-          <w:szCs w:val="28"/>
-          <w:shd w:val="clear" w:color="auto" w:fill="FFFFFF"/>
-          <w:lang w:val="am-ET"/>
-        </w:rPr>
-        <w:t>አው፡ አግብርተ፤ እስመ፡ ኢኮነ፡ ርቱዐ፡</w:t>
-      </w:r>
-      <w:r>
-        <w:rPr>
-          <w:rStyle w:val="refmarker"/>
-          <w:rFonts w:ascii="Abyssinica SIL" w:hAnsi="Abyssinica SIL" w:cs="Abyssinica SIL"/>
-          <w:color w:val="993300"/>
-          <w:sz w:val="28"/>
-          <w:szCs w:val="28"/>
-          <w:shd w:val="clear" w:color="auto" w:fill="FFFFFF"/>
-          <w:lang w:val="am-ET"/>
-        </w:rPr>
-        <w:t xml:space="preserve"> </w:t>
-      </w:r>
-      <w:r>
-        <w:rPr>
-          <w:rStyle w:val="refmarker"/>
-          <w:rFonts w:ascii="Abyssinica SIL" w:hAnsi="Abyssinica SIL" w:cs="Abyssinica SIL"/>
-          <w:color w:val="993300"/>
-          <w:sz w:val="28"/>
-          <w:szCs w:val="28"/>
-          <w:shd w:val="clear" w:color="auto" w:fill="FFFFFF"/>
-          <w:lang w:val="am-ET"/>
-        </w:rPr>
-        <w:t>ከመ፡</w:t>
-      </w:r>
-      <w:r>
-        <w:rPr>
-          <w:rStyle w:val="refmarker"/>
-          <w:rFonts w:ascii="Abyssinica SIL" w:hAnsi="Abyssinica SIL" w:cs="Abyssinica SIL"/>
-          <w:color w:val="993300"/>
-          <w:sz w:val="28"/>
-          <w:szCs w:val="28"/>
-          <w:shd w:val="clear" w:color="auto" w:fill="FFFFFF"/>
-          <w:lang w:val="am-ET"/>
-        </w:rPr>
-        <w:t xml:space="preserve"> </w:t>
-      </w:r>
-      <w:r>
-        <w:rPr>
-          <w:rStyle w:val="refmarker"/>
-          <w:rFonts w:ascii="Abyssinica SIL" w:hAnsi="Abyssinica SIL" w:cs="Abyssinica SIL"/>
-          <w:color w:val="993300"/>
-          <w:sz w:val="28"/>
-          <w:szCs w:val="28"/>
-          <w:shd w:val="clear" w:color="auto" w:fill="FFFFFF"/>
-          <w:lang w:val="am-ET"/>
-        </w:rPr>
-        <w:t>ይትሀጐል፡</w:t>
-      </w:r>
-      <w:r>
-        <w:rPr>
-          <w:rStyle w:val="refmarker"/>
-          <w:rFonts w:ascii="Abyssinica SIL" w:hAnsi="Abyssinica SIL" w:cs="Abyssinica SIL"/>
-          <w:color w:val="993300"/>
-          <w:sz w:val="28"/>
-          <w:szCs w:val="28"/>
-          <w:shd w:val="clear" w:color="auto" w:fill="FFFFFF"/>
-          <w:lang w:val="am-ET"/>
-        </w:rPr>
-        <w:t xml:space="preserve"> </w:t>
-      </w:r>
-      <w:r>
-        <w:rPr>
-          <w:rStyle w:val="refmarker"/>
-          <w:rFonts w:ascii="Abyssinica SIL" w:hAnsi="Abyssinica SIL" w:cs="Abyssinica SIL"/>
-          <w:color w:val="993300"/>
-          <w:sz w:val="28"/>
-          <w:szCs w:val="28"/>
-          <w:shd w:val="clear" w:color="auto" w:fill="FFFFFF"/>
-          <w:lang w:val="am-ET"/>
-        </w:rPr>
-        <w:t>ንዋየ፡</w:t>
-      </w:r>
-      <w:r>
-        <w:rPr>
-          <w:rStyle w:val="refmarker"/>
-          <w:rFonts w:ascii="Abyssinica SIL" w:hAnsi="Abyssinica SIL" w:cs="Abyssinica SIL"/>
-          <w:color w:val="993300"/>
-          <w:sz w:val="28"/>
-          <w:szCs w:val="28"/>
-          <w:shd w:val="clear" w:color="auto" w:fill="FFFFFF"/>
-          <w:lang w:val="am-ET"/>
-        </w:rPr>
-        <w:t xml:space="preserve"> </w:t>
-      </w:r>
-      <w:r>
-        <w:rPr>
-          <w:rStyle w:val="refmarker"/>
-          <w:rFonts w:ascii="Abyssinica SIL" w:hAnsi="Abyssinica SIL" w:cs="Abyssinica SIL"/>
-          <w:color w:val="993300"/>
-          <w:sz w:val="28"/>
-          <w:szCs w:val="28"/>
-          <w:shd w:val="clear" w:color="auto" w:fill="FFFFFF"/>
-          <w:lang w:val="am-ET"/>
-        </w:rPr>
-        <w:t>ቤተ፡</w:t>
-      </w:r>
-      <w:r>
-        <w:rPr>
-          <w:rStyle w:val="refmarker"/>
-          <w:rFonts w:ascii="Abyssinica SIL" w:hAnsi="Abyssinica SIL" w:cs="Abyssinica SIL"/>
-          <w:color w:val="993300"/>
-          <w:sz w:val="28"/>
-          <w:szCs w:val="28"/>
-          <w:shd w:val="clear" w:color="auto" w:fill="FFFFFF"/>
-          <w:lang w:val="am-ET"/>
-        </w:rPr>
-        <w:t xml:space="preserve"> </w:t>
-      </w:r>
-      <w:r>
-        <w:rPr>
-          <w:rStyle w:val="refmarker"/>
-          <w:rFonts w:ascii="Abyssinica SIL" w:hAnsi="Abyssinica SIL" w:cs="Abyssinica SIL"/>
-          <w:color w:val="993300"/>
-          <w:sz w:val="28"/>
-          <w:szCs w:val="28"/>
-          <w:shd w:val="clear" w:color="auto" w:fill="FFFFFF"/>
-          <w:lang w:val="am-ET"/>
-        </w:rPr>
         <w:t>ክርስቲያን፡ እስመ፡ ኢያእመሩ፡ ንዋየ፡ ኤጲስ፡ ቆጶስ፤ ወከመ፡ ኢይትሀጐል፡ ንዋየ፡ ኤጲስ፡ ቆጶስ፡ ወአዝማዱሁ፡ በእንተ፡</w:t>
       </w:r>
       <w:r>
@@ -22255,18 +22882,6 @@
           <w:lang w:val="am-ET"/>
         </w:rPr>
         <w:t>ሞቱ</w:t>
-      </w:r>
-      <w:r>
-        <w:rPr>
-          <w:rStyle w:val="refmarker"/>
-          <w:rFonts w:ascii="Abyssinica SIL" w:hAnsi="Abyssinica SIL" w:cs="Abyssinica SIL"/>
-          <w:color w:val="993300"/>
-          <w:sz w:val="28"/>
-          <w:szCs w:val="28"/>
-          <w:shd w:val="clear" w:color="auto" w:fill="FFFFFF"/>
-          <w:lang w:val="am-ET"/>
-        </w:rPr>
-        <w:t> </w:t>
       </w:r>
       <w:r>
         <w:rPr>
@@ -22308,23 +22923,66 @@
         <w:jc w:val="center"/>
         <w:rPr>
           <w:rFonts w:ascii="Abyssinica SIL" w:hAnsi="Abyssinica SIL" w:cs="Abyssinica SIL"/>
+          <w:b/>
+          <w:bCs/>
           <w:noProof/>
           <w:sz w:val="32"/>
           <w:szCs w:val="32"/>
-          <w:u w:color="00B050"/>
+          <w:u w:val="single" w:color="00B050"/>
           <w:lang w:val="am-ET" w:bidi="syr-SY"/>
         </w:rPr>
       </w:pPr>
       <w:r>
         <w:rPr>
           <w:rFonts w:ascii="Abyssinica SIL" w:hAnsi="Abyssinica SIL" w:cs="Abyssinica SIL"/>
+          <w:b/>
+          <w:bCs/>
           <w:noProof/>
           <w:sz w:val="32"/>
           <w:szCs w:val="32"/>
-          <w:u w:color="00B050"/>
+          <w:u w:val="single" w:color="00B050"/>
           <w:lang w:val="am-ET" w:bidi="syr-SY"/>
         </w:rPr>
-        <w:t>ትእዛዝ፡፴ወ፩ ።</w:t>
+        <w:t>ትእዛዝ፡</w:t>
+      </w:r>
+      <w:r>
+        <w:rPr>
+          <w:rFonts w:ascii="Abyssinica SIL" w:hAnsi="Abyssinica SIL" w:cs="Abyssinica SIL"/>
+          <w:b/>
+          <w:bCs/>
+          <w:noProof/>
+          <w:sz w:val="32"/>
+          <w:szCs w:val="32"/>
+          <w:u w:val="single" w:color="00B050"/>
+          <w:lang w:val="am-ET" w:bidi="syr-SY"/>
+        </w:rPr>
+        <w:t xml:space="preserve"> </w:t>
+      </w:r>
+      <w:r>
+        <w:rPr>
+          <w:rFonts w:ascii="Abyssinica SIL" w:hAnsi="Abyssinica SIL" w:cs="Abyssinica SIL"/>
+          <w:b/>
+          <w:bCs/>
+          <w:noProof/>
+          <w:sz w:val="32"/>
+          <w:szCs w:val="32"/>
+          <w:u w:val="single" w:color="00B050"/>
+          <w:lang w:val="am-ET" w:bidi="syr-SY"/>
+        </w:rPr>
+        <w:t>፴ወ፩</w:t>
+      </w:r>
+      <w:r>
+        <w:rPr>
+          <w:rFonts w:ascii="Abyssinica SIL" w:hAnsi="Abyssinica SIL" w:cs="Abyssinica SIL"/>
+          <w:b/>
+          <w:bCs/>
+          <w:noProof/>
+          <w:sz w:val="32"/>
+          <w:szCs w:val="32"/>
+          <w:u w:val="single" w:color="00B050"/>
+          <w:lang w:val="am-ET" w:bidi="syr-SY"/>
+        </w:rPr>
+        <w:t>።</w:t>
       </w:r>
     </w:p>
     <w:p>
@@ -22459,19 +23117,19 @@
           <w:shd w:val="clear" w:color="auto" w:fill="FFFFFF"/>
           <w:lang w:val="am-ET"/>
         </w:rPr>
-        <w:t> </w:t>
-      </w:r>
-      <w:r>
-        <w:rPr>
-          <w:rStyle w:val="refmarker"/>
-          <w:rFonts w:ascii="Abyssinica SIL" w:hAnsi="Abyssinica SIL" w:cs="Abyssinica SIL"/>
-          <w:color w:val="993300"/>
-          <w:sz w:val="28"/>
-          <w:szCs w:val="28"/>
-          <w:shd w:val="clear" w:color="auto" w:fill="FFFFFF"/>
-          <w:lang w:val="am-ET"/>
-        </w:rPr>
-        <w:t>። ንኤዝዝ፡</w:t>
+        <w:t>።</w:t>
+      </w:r>
+      <w:r>
+        <w:rPr>
+          <w:rStyle w:val="refmarker"/>
+          <w:rFonts w:ascii="Abyssinica SIL" w:hAnsi="Abyssinica SIL" w:cs="Abyssinica SIL"/>
+          <w:color w:val="993300"/>
+          <w:sz w:val="28"/>
+          <w:szCs w:val="28"/>
+          <w:shd w:val="clear" w:color="auto" w:fill="FFFFFF"/>
+          <w:lang w:val="am-ET"/>
+        </w:rPr>
+        <w:t xml:space="preserve"> ንኤዝዝ፡</w:t>
       </w:r>
       <w:r>
         <w:rPr>
@@ -23059,19 +23717,19 @@
           <w:shd w:val="clear" w:color="auto" w:fill="FFFFFF"/>
           <w:lang w:val="am-ET"/>
         </w:rPr>
-        <w:t> </w:t>
-      </w:r>
-      <w:r>
-        <w:rPr>
-          <w:rStyle w:val="refmarker"/>
-          <w:rFonts w:ascii="Abyssinica SIL" w:hAnsi="Abyssinica SIL" w:cs="Abyssinica SIL"/>
-          <w:color w:val="993300"/>
-          <w:sz w:val="28"/>
-          <w:szCs w:val="28"/>
-          <w:shd w:val="clear" w:color="auto" w:fill="FFFFFF"/>
-          <w:lang w:val="am-ET"/>
-        </w:rPr>
-        <w:t>። ወይርክብ፡ ለሊሁኒ፡</w:t>
+        <w:t>።</w:t>
+      </w:r>
+      <w:r>
+        <w:rPr>
+          <w:rStyle w:val="refmarker"/>
+          <w:rFonts w:ascii="Abyssinica SIL" w:hAnsi="Abyssinica SIL" w:cs="Abyssinica SIL"/>
+          <w:color w:val="993300"/>
+          <w:sz w:val="28"/>
+          <w:szCs w:val="28"/>
+          <w:shd w:val="clear" w:color="auto" w:fill="FFFFFF"/>
+          <w:lang w:val="am-ET"/>
+        </w:rPr>
+        <w:t xml:space="preserve"> ወይርክብ፡ ለሊሁኒ፡</w:t>
       </w:r>
       <w:r>
         <w:rPr>
@@ -23624,18 +24282,6 @@
           <w:lang w:val="am-ET"/>
         </w:rPr>
         <w:t>ነፍሶሙ</w:t>
-      </w:r>
-      <w:r>
-        <w:rPr>
-          <w:rStyle w:val="refmarker"/>
-          <w:rFonts w:ascii="Abyssinica SIL" w:hAnsi="Abyssinica SIL" w:cs="Abyssinica SIL"/>
-          <w:color w:val="993300"/>
-          <w:sz w:val="28"/>
-          <w:szCs w:val="28"/>
-          <w:shd w:val="clear" w:color="auto" w:fill="FFFFFF"/>
-          <w:lang w:val="am-ET"/>
-        </w:rPr>
-        <w:t> </w:t>
       </w:r>
       <w:r>
         <w:rPr>
@@ -23677,23 +24323,66 @@
         <w:jc w:val="center"/>
         <w:rPr>
           <w:rFonts w:ascii="Abyssinica SIL" w:hAnsi="Abyssinica SIL" w:cs="Abyssinica SIL"/>
+          <w:b/>
+          <w:bCs/>
           <w:noProof/>
           <w:sz w:val="32"/>
           <w:szCs w:val="32"/>
-          <w:u w:color="00B050"/>
+          <w:u w:val="single" w:color="00B050"/>
           <w:lang w:val="am-ET" w:bidi="syr-SY"/>
         </w:rPr>
       </w:pPr>
       <w:r>
         <w:rPr>
           <w:rFonts w:ascii="Abyssinica SIL" w:hAnsi="Abyssinica SIL" w:cs="Abyssinica SIL"/>
+          <w:b/>
+          <w:bCs/>
           <w:noProof/>
           <w:sz w:val="32"/>
           <w:szCs w:val="32"/>
-          <w:u w:color="00B050"/>
+          <w:u w:val="single" w:color="00B050"/>
           <w:lang w:val="am-ET" w:bidi="syr-SY"/>
         </w:rPr>
-        <w:t>ትእዛዝ፡፴ወ፪ ።</w:t>
+        <w:t>ትእዛዝ፡</w:t>
+      </w:r>
+      <w:r>
+        <w:rPr>
+          <w:rFonts w:ascii="Abyssinica SIL" w:hAnsi="Abyssinica SIL" w:cs="Abyssinica SIL"/>
+          <w:b/>
+          <w:bCs/>
+          <w:noProof/>
+          <w:sz w:val="32"/>
+          <w:szCs w:val="32"/>
+          <w:u w:val="single" w:color="00B050"/>
+          <w:lang w:val="am-ET" w:bidi="syr-SY"/>
+        </w:rPr>
+        <w:t xml:space="preserve"> </w:t>
+      </w:r>
+      <w:r>
+        <w:rPr>
+          <w:rFonts w:ascii="Abyssinica SIL" w:hAnsi="Abyssinica SIL" w:cs="Abyssinica SIL"/>
+          <w:b/>
+          <w:bCs/>
+          <w:noProof/>
+          <w:sz w:val="32"/>
+          <w:szCs w:val="32"/>
+          <w:u w:val="single" w:color="00B050"/>
+          <w:lang w:val="am-ET" w:bidi="syr-SY"/>
+        </w:rPr>
+        <w:t>፴ወ፪</w:t>
+      </w:r>
+      <w:r>
+        <w:rPr>
+          <w:rFonts w:ascii="Abyssinica SIL" w:hAnsi="Abyssinica SIL" w:cs="Abyssinica SIL"/>
+          <w:b/>
+          <w:bCs/>
+          <w:noProof/>
+          <w:sz w:val="32"/>
+          <w:szCs w:val="32"/>
+          <w:u w:val="single" w:color="00B050"/>
+          <w:lang w:val="am-ET" w:bidi="syr-SY"/>
+        </w:rPr>
+        <w:t>።</w:t>
       </w:r>
     </w:p>
     <w:p>
@@ -23830,18 +24519,6 @@
           <w:shd w:val="clear" w:color="auto" w:fill="FFFFFF"/>
           <w:lang w:val="am-ET"/>
         </w:rPr>
-        <w:t> </w:t>
-      </w:r>
-      <w:r>
-        <w:rPr>
-          <w:rStyle w:val="refmarker"/>
-          <w:rFonts w:ascii="Abyssinica SIL" w:hAnsi="Abyssinica SIL" w:cs="Abyssinica SIL"/>
-          <w:color w:val="993300"/>
-          <w:sz w:val="28"/>
-          <w:szCs w:val="28"/>
-          <w:shd w:val="clear" w:color="auto" w:fill="FFFFFF"/>
-          <w:lang w:val="am-ET"/>
-        </w:rPr>
         <w:t>።</w:t>
       </w:r>
       <w:r>
@@ -24144,19 +24821,19 @@
           <w:shd w:val="clear" w:color="auto" w:fill="FFFFFF"/>
           <w:lang w:val="am-ET"/>
         </w:rPr>
-        <w:t> </w:t>
-      </w:r>
-      <w:r>
-        <w:rPr>
-          <w:rStyle w:val="refmarker"/>
-          <w:rFonts w:ascii="Abyssinica SIL" w:hAnsi="Abyssinica SIL" w:cs="Abyssinica SIL"/>
-          <w:color w:val="993300"/>
-          <w:sz w:val="28"/>
-          <w:szCs w:val="28"/>
-          <w:shd w:val="clear" w:color="auto" w:fill="FFFFFF"/>
-          <w:lang w:val="am-ET"/>
-        </w:rPr>
-        <w:t>። ንፍቀ፡</w:t>
+        <w:t>።</w:t>
+      </w:r>
+      <w:r>
+        <w:rPr>
+          <w:rStyle w:val="refmarker"/>
+          <w:rFonts w:ascii="Abyssinica SIL" w:hAnsi="Abyssinica SIL" w:cs="Abyssinica SIL"/>
+          <w:color w:val="993300"/>
+          <w:sz w:val="28"/>
+          <w:szCs w:val="28"/>
+          <w:shd w:val="clear" w:color="auto" w:fill="FFFFFF"/>
+          <w:lang w:val="am-ET"/>
+        </w:rPr>
+        <w:t xml:space="preserve"> ንፍቀ፡</w:t>
       </w:r>
       <w:r>
         <w:rPr>
@@ -24384,43 +25061,43 @@
           <w:shd w:val="clear" w:color="auto" w:fill="FFFFFF"/>
           <w:lang w:val="am-ET"/>
         </w:rPr>
-        <w:t> </w:t>
-      </w:r>
-      <w:r>
-        <w:rPr>
-          <w:rStyle w:val="refmarker"/>
-          <w:rFonts w:ascii="Abyssinica SIL" w:hAnsi="Abyssinica SIL" w:cs="Abyssinica SIL"/>
-          <w:color w:val="993300"/>
-          <w:sz w:val="28"/>
-          <w:szCs w:val="28"/>
-          <w:shd w:val="clear" w:color="auto" w:fill="FFFFFF"/>
-          <w:lang w:val="am-ET"/>
-        </w:rPr>
-        <w:t>። ወከማሁ፡ ሕዝባውያንኒ</w:t>
-      </w:r>
-      <w:r>
-        <w:rPr>
-          <w:rStyle w:val="refmarker"/>
-          <w:rFonts w:ascii="Abyssinica SIL" w:hAnsi="Abyssinica SIL" w:cs="Abyssinica SIL"/>
-          <w:color w:val="993300"/>
-          <w:sz w:val="28"/>
-          <w:szCs w:val="28"/>
-          <w:shd w:val="clear" w:color="auto" w:fill="FFFFFF"/>
-          <w:lang w:val="am-ET"/>
-        </w:rPr>
-        <w:t> </w:t>
-      </w:r>
-      <w:r>
-        <w:rPr>
-          <w:rStyle w:val="refmarker"/>
-          <w:rFonts w:ascii="Abyssinica SIL" w:hAnsi="Abyssinica SIL" w:cs="Abyssinica SIL"/>
-          <w:color w:val="993300"/>
-          <w:sz w:val="28"/>
-          <w:szCs w:val="28"/>
-          <w:shd w:val="clear" w:color="auto" w:fill="FFFFFF"/>
-          <w:lang w:val="am-ET"/>
-        </w:rPr>
-        <w:t>። ኤጲስ፡</w:t>
+        <w:t>።</w:t>
+      </w:r>
+      <w:r>
+        <w:rPr>
+          <w:rStyle w:val="refmarker"/>
+          <w:rFonts w:ascii="Abyssinica SIL" w:hAnsi="Abyssinica SIL" w:cs="Abyssinica SIL"/>
+          <w:color w:val="993300"/>
+          <w:sz w:val="28"/>
+          <w:szCs w:val="28"/>
+          <w:shd w:val="clear" w:color="auto" w:fill="FFFFFF"/>
+          <w:lang w:val="am-ET"/>
+        </w:rPr>
+        <w:t xml:space="preserve"> ወከማሁ፡ ሕዝባውያንኒ</w:t>
+      </w:r>
+      <w:r>
+        <w:rPr>
+          <w:rStyle w:val="refmarker"/>
+          <w:rFonts w:ascii="Abyssinica SIL" w:hAnsi="Abyssinica SIL" w:cs="Abyssinica SIL"/>
+          <w:color w:val="993300"/>
+          <w:sz w:val="28"/>
+          <w:szCs w:val="28"/>
+          <w:shd w:val="clear" w:color="auto" w:fill="FFFFFF"/>
+          <w:lang w:val="am-ET"/>
+        </w:rPr>
+        <w:t>።</w:t>
+      </w:r>
+      <w:r>
+        <w:rPr>
+          <w:rStyle w:val="refmarker"/>
+          <w:rFonts w:ascii="Abyssinica SIL" w:hAnsi="Abyssinica SIL" w:cs="Abyssinica SIL"/>
+          <w:color w:val="993300"/>
+          <w:sz w:val="28"/>
+          <w:szCs w:val="28"/>
+          <w:shd w:val="clear" w:color="auto" w:fill="FFFFFF"/>
+          <w:lang w:val="am-ET"/>
+        </w:rPr>
+        <w:t xml:space="preserve"> ኤጲስ፡</w:t>
       </w:r>
       <w:r>
         <w:rPr>
@@ -24685,18 +25362,6 @@
           <w:lang w:val="am-ET"/>
         </w:rPr>
         <w:t>አኮ፡ይትመተር</w:t>
-      </w:r>
-      <w:r>
-        <w:rPr>
-          <w:rStyle w:val="refmarker"/>
-          <w:rFonts w:ascii="Abyssinica SIL" w:hAnsi="Abyssinica SIL" w:cs="Abyssinica SIL"/>
-          <w:color w:val="993300"/>
-          <w:sz w:val="28"/>
-          <w:szCs w:val="28"/>
-          <w:shd w:val="clear" w:color="auto" w:fill="FFFFFF"/>
-          <w:lang w:val="am-ET"/>
-        </w:rPr>
-        <w:t> </w:t>
       </w:r>
       <w:r>
         <w:rPr>
@@ -24738,23 +25403,66 @@
         <w:jc w:val="center"/>
         <w:rPr>
           <w:rFonts w:ascii="Abyssinica SIL" w:hAnsi="Abyssinica SIL" w:cs="Abyssinica SIL"/>
+          <w:b/>
+          <w:bCs/>
           <w:noProof/>
           <w:sz w:val="32"/>
           <w:szCs w:val="32"/>
-          <w:u w:color="00B050"/>
+          <w:u w:val="single" w:color="00B050"/>
           <w:lang w:val="am-ET" w:bidi="syr-SY"/>
         </w:rPr>
       </w:pPr>
       <w:r>
         <w:rPr>
           <w:rFonts w:ascii="Abyssinica SIL" w:hAnsi="Abyssinica SIL" w:cs="Abyssinica SIL"/>
+          <w:b/>
+          <w:bCs/>
           <w:noProof/>
           <w:sz w:val="32"/>
           <w:szCs w:val="32"/>
-          <w:u w:color="00B050"/>
+          <w:u w:val="single" w:color="00B050"/>
           <w:lang w:val="am-ET" w:bidi="syr-SY"/>
         </w:rPr>
-        <w:t>ትእዛዝ፡፴ወ፫ ።</w:t>
+        <w:t>ትእዛዝ፡</w:t>
+      </w:r>
+      <w:r>
+        <w:rPr>
+          <w:rFonts w:ascii="Abyssinica SIL" w:hAnsi="Abyssinica SIL" w:cs="Abyssinica SIL"/>
+          <w:b/>
+          <w:bCs/>
+          <w:noProof/>
+          <w:sz w:val="32"/>
+          <w:szCs w:val="32"/>
+          <w:u w:val="single" w:color="00B050"/>
+          <w:lang w:val="am-ET" w:bidi="syr-SY"/>
+        </w:rPr>
+        <w:t xml:space="preserve"> </w:t>
+      </w:r>
+      <w:r>
+        <w:rPr>
+          <w:rFonts w:ascii="Abyssinica SIL" w:hAnsi="Abyssinica SIL" w:cs="Abyssinica SIL"/>
+          <w:b/>
+          <w:bCs/>
+          <w:noProof/>
+          <w:sz w:val="32"/>
+          <w:szCs w:val="32"/>
+          <w:u w:val="single" w:color="00B050"/>
+          <w:lang w:val="am-ET" w:bidi="syr-SY"/>
+        </w:rPr>
+        <w:t>፴ወ፫</w:t>
+      </w:r>
+      <w:r>
+        <w:rPr>
+          <w:rFonts w:ascii="Abyssinica SIL" w:hAnsi="Abyssinica SIL" w:cs="Abyssinica SIL"/>
+          <w:b/>
+          <w:bCs/>
+          <w:noProof/>
+          <w:sz w:val="32"/>
+          <w:szCs w:val="32"/>
+          <w:u w:val="single" w:color="00B050"/>
+          <w:lang w:val="am-ET" w:bidi="syr-SY"/>
+        </w:rPr>
+        <w:t>።</w:t>
       </w:r>
     </w:p>
     <w:p>
@@ -24961,19 +25669,19 @@
           <w:shd w:val="clear" w:color="auto" w:fill="FFFFFF"/>
           <w:lang w:val="am-ET"/>
         </w:rPr>
-        <w:t> </w:t>
-      </w:r>
-      <w:r>
-        <w:rPr>
-          <w:rStyle w:val="refmarker"/>
-          <w:rFonts w:ascii="Abyssinica SIL" w:hAnsi="Abyssinica SIL" w:cs="Abyssinica SIL"/>
-          <w:color w:val="993300"/>
-          <w:sz w:val="28"/>
-          <w:szCs w:val="28"/>
-          <w:shd w:val="clear" w:color="auto" w:fill="FFFFFF"/>
-          <w:lang w:val="am-ET"/>
-        </w:rPr>
-        <w:t>። ምንተ፡ እንከ፡ ይእቲ፡</w:t>
+        <w:t>።</w:t>
+      </w:r>
+      <w:r>
+        <w:rPr>
+          <w:rStyle w:val="refmarker"/>
+          <w:rFonts w:ascii="Abyssinica SIL" w:hAnsi="Abyssinica SIL" w:cs="Abyssinica SIL"/>
+          <w:color w:val="993300"/>
+          <w:sz w:val="28"/>
+          <w:szCs w:val="28"/>
+          <w:shd w:val="clear" w:color="auto" w:fill="FFFFFF"/>
+          <w:lang w:val="am-ET"/>
+        </w:rPr>
+        <w:t xml:space="preserve"> ምንተ፡ እንከ፡ ይእቲ፡</w:t>
       </w:r>
       <w:r>
         <w:rPr>
@@ -25106,18 +25814,6 @@
           <w:lang w:val="am-ET"/>
         </w:rPr>
         <w:t>ወአይ፡ ክፍል፡ ለመሃይምናን፡ ምስለ፡ ዘኢየአምን</w:t>
-      </w:r>
-      <w:r>
-        <w:rPr>
-          <w:rStyle w:val="refmarker"/>
-          <w:rFonts w:ascii="Abyssinica SIL" w:hAnsi="Abyssinica SIL" w:cs="Abyssinica SIL"/>
-          <w:color w:val="993300"/>
-          <w:sz w:val="28"/>
-          <w:szCs w:val="28"/>
-          <w:shd w:val="clear" w:color="auto" w:fill="FFFFFF"/>
-          <w:lang w:val="am-ET"/>
-        </w:rPr>
-        <w:t> </w:t>
       </w:r>
       <w:r>
         <w:rPr>
@@ -25159,23 +25855,66 @@
         <w:jc w:val="center"/>
         <w:rPr>
           <w:rFonts w:ascii="Abyssinica SIL" w:hAnsi="Abyssinica SIL" w:cs="Abyssinica SIL"/>
+          <w:b/>
+          <w:bCs/>
           <w:noProof/>
           <w:sz w:val="32"/>
           <w:szCs w:val="32"/>
-          <w:u w:color="00B050"/>
+          <w:u w:val="single" w:color="00B050"/>
           <w:lang w:val="am-ET" w:bidi="syr-SY"/>
         </w:rPr>
       </w:pPr>
       <w:r>
         <w:rPr>
           <w:rFonts w:ascii="Abyssinica SIL" w:hAnsi="Abyssinica SIL" w:cs="Abyssinica SIL"/>
+          <w:b/>
+          <w:bCs/>
           <w:noProof/>
           <w:sz w:val="32"/>
           <w:szCs w:val="32"/>
-          <w:u w:color="00B050"/>
+          <w:u w:val="single" w:color="00B050"/>
           <w:lang w:val="am-ET" w:bidi="syr-SY"/>
         </w:rPr>
-        <w:t>ትእዛዝ፡፴ወ፬ ።</w:t>
+        <w:t>ትእዛዝ፡</w:t>
+      </w:r>
+      <w:r>
+        <w:rPr>
+          <w:rFonts w:ascii="Abyssinica SIL" w:hAnsi="Abyssinica SIL" w:cs="Abyssinica SIL"/>
+          <w:b/>
+          <w:bCs/>
+          <w:noProof/>
+          <w:sz w:val="32"/>
+          <w:szCs w:val="32"/>
+          <w:u w:val="single" w:color="00B050"/>
+          <w:lang w:val="am-ET" w:bidi="syr-SY"/>
+        </w:rPr>
+        <w:t xml:space="preserve"> </w:t>
+      </w:r>
+      <w:r>
+        <w:rPr>
+          <w:rFonts w:ascii="Abyssinica SIL" w:hAnsi="Abyssinica SIL" w:cs="Abyssinica SIL"/>
+          <w:b/>
+          <w:bCs/>
+          <w:noProof/>
+          <w:sz w:val="32"/>
+          <w:szCs w:val="32"/>
+          <w:u w:val="single" w:color="00B050"/>
+          <w:lang w:val="am-ET" w:bidi="syr-SY"/>
+        </w:rPr>
+        <w:t>፴ወ፬</w:t>
+      </w:r>
+      <w:r>
+        <w:rPr>
+          <w:rFonts w:ascii="Abyssinica SIL" w:hAnsi="Abyssinica SIL" w:cs="Abyssinica SIL"/>
+          <w:b/>
+          <w:bCs/>
+          <w:noProof/>
+          <w:sz w:val="32"/>
+          <w:szCs w:val="32"/>
+          <w:u w:val="single" w:color="00B050"/>
+          <w:lang w:val="am-ET" w:bidi="syr-SY"/>
+        </w:rPr>
+        <w:t>።</w:t>
       </w:r>
     </w:p>
     <w:p>
@@ -25240,18 +25979,6 @@
           <w:shd w:val="clear" w:color="auto" w:fill="FFFFFF"/>
           <w:lang w:val="am-ET"/>
         </w:rPr>
-        <w:t> </w:t>
-      </w:r>
-      <w:r>
-        <w:rPr>
-          <w:rStyle w:val="refmarker"/>
-          <w:rFonts w:ascii="Abyssinica SIL" w:hAnsi="Abyssinica SIL" w:cs="Abyssinica SIL"/>
-          <w:color w:val="993300"/>
-          <w:sz w:val="28"/>
-          <w:szCs w:val="28"/>
-          <w:shd w:val="clear" w:color="auto" w:fill="FFFFFF"/>
-          <w:lang w:val="am-ET"/>
-        </w:rPr>
         <w:t>።</w:t>
       </w:r>
       <w:r>
@@ -25963,19 +26690,19 @@
           <w:shd w:val="clear" w:color="auto" w:fill="FFFFFF"/>
           <w:lang w:val="am-ET"/>
         </w:rPr>
-        <w:t> </w:t>
-      </w:r>
-      <w:r>
-        <w:rPr>
-          <w:rStyle w:val="refmarker"/>
-          <w:rFonts w:ascii="Abyssinica SIL" w:hAnsi="Abyssinica SIL" w:cs="Abyssinica SIL"/>
-          <w:color w:val="993300"/>
-          <w:sz w:val="28"/>
-          <w:szCs w:val="28"/>
-          <w:shd w:val="clear" w:color="auto" w:fill="FFFFFF"/>
-          <w:lang w:val="am-ET"/>
-        </w:rPr>
-        <w:t>። ወከማሁ፡</w:t>
+        <w:t>።</w:t>
+      </w:r>
+      <w:r>
+        <w:rPr>
+          <w:rStyle w:val="refmarker"/>
+          <w:rFonts w:ascii="Abyssinica SIL" w:hAnsi="Abyssinica SIL" w:cs="Abyssinica SIL"/>
+          <w:color w:val="993300"/>
+          <w:sz w:val="28"/>
+          <w:szCs w:val="28"/>
+          <w:shd w:val="clear" w:color="auto" w:fill="FFFFFF"/>
+          <w:lang w:val="am-ET"/>
+        </w:rPr>
+        <w:t xml:space="preserve"> ወከማሁ፡</w:t>
       </w:r>
       <w:r>
         <w:rPr>
@@ -26000,18 +26727,6 @@
           <w:lang w:val="am-ET"/>
         </w:rPr>
         <w:t>ሕዝባዊ</w:t>
-      </w:r>
-      <w:r>
-        <w:rPr>
-          <w:rStyle w:val="refmarker"/>
-          <w:rFonts w:ascii="Abyssinica SIL" w:hAnsi="Abyssinica SIL" w:cs="Abyssinica SIL"/>
-          <w:color w:val="993300"/>
-          <w:sz w:val="28"/>
-          <w:szCs w:val="28"/>
-          <w:shd w:val="clear" w:color="auto" w:fill="FFFFFF"/>
-          <w:lang w:val="am-ET"/>
-        </w:rPr>
-        <w:t> </w:t>
       </w:r>
       <w:r>
         <w:rPr>
@@ -26053,23 +26768,66 @@
         <w:jc w:val="center"/>
         <w:rPr>
           <w:rFonts w:ascii="Abyssinica SIL" w:hAnsi="Abyssinica SIL" w:cs="Abyssinica SIL"/>
+          <w:b/>
+          <w:bCs/>
           <w:noProof/>
           <w:sz w:val="32"/>
           <w:szCs w:val="32"/>
-          <w:u w:color="00B050"/>
+          <w:u w:val="single" w:color="00B050"/>
           <w:lang w:val="am-ET" w:bidi="syr-SY"/>
         </w:rPr>
       </w:pPr>
       <w:r>
         <w:rPr>
           <w:rFonts w:ascii="Abyssinica SIL" w:hAnsi="Abyssinica SIL" w:cs="Abyssinica SIL"/>
+          <w:b/>
+          <w:bCs/>
           <w:noProof/>
           <w:sz w:val="32"/>
           <w:szCs w:val="32"/>
-          <w:u w:color="00B050"/>
+          <w:u w:val="single" w:color="00B050"/>
           <w:lang w:val="am-ET" w:bidi="syr-SY"/>
         </w:rPr>
-        <w:t>ትእዛዝ፡፴ወ፭ ።</w:t>
+        <w:t>ትእዛዝ፡</w:t>
+      </w:r>
+      <w:r>
+        <w:rPr>
+          <w:rFonts w:ascii="Abyssinica SIL" w:hAnsi="Abyssinica SIL" w:cs="Abyssinica SIL"/>
+          <w:b/>
+          <w:bCs/>
+          <w:noProof/>
+          <w:sz w:val="32"/>
+          <w:szCs w:val="32"/>
+          <w:u w:val="single" w:color="00B050"/>
+          <w:lang w:val="am-ET" w:bidi="syr-SY"/>
+        </w:rPr>
+        <w:t xml:space="preserve"> </w:t>
+      </w:r>
+      <w:r>
+        <w:rPr>
+          <w:rFonts w:ascii="Abyssinica SIL" w:hAnsi="Abyssinica SIL" w:cs="Abyssinica SIL"/>
+          <w:b/>
+          <w:bCs/>
+          <w:noProof/>
+          <w:sz w:val="32"/>
+          <w:szCs w:val="32"/>
+          <w:u w:val="single" w:color="00B050"/>
+          <w:lang w:val="am-ET" w:bidi="syr-SY"/>
+        </w:rPr>
+        <w:t>፴ወ፭</w:t>
+      </w:r>
+      <w:r>
+        <w:rPr>
+          <w:rFonts w:ascii="Abyssinica SIL" w:hAnsi="Abyssinica SIL" w:cs="Abyssinica SIL"/>
+          <w:b/>
+          <w:bCs/>
+          <w:noProof/>
+          <w:sz w:val="32"/>
+          <w:szCs w:val="32"/>
+          <w:u w:val="single" w:color="00B050"/>
+          <w:lang w:val="am-ET" w:bidi="syr-SY"/>
+        </w:rPr>
+        <w:t>።</w:t>
       </w:r>
     </w:p>
     <w:p>
@@ -26182,18 +26940,6 @@
           <w:shd w:val="clear" w:color="auto" w:fill="FFFFFF"/>
           <w:lang w:val="am-ET"/>
         </w:rPr>
-        <w:t> </w:t>
-      </w:r>
-      <w:r>
-        <w:rPr>
-          <w:rStyle w:val="refmarker"/>
-          <w:rFonts w:ascii="Abyssinica SIL" w:hAnsi="Abyssinica SIL" w:cs="Abyssinica SIL"/>
-          <w:color w:val="993300"/>
-          <w:sz w:val="28"/>
-          <w:szCs w:val="28"/>
-          <w:shd w:val="clear" w:color="auto" w:fill="FFFFFF"/>
-          <w:lang w:val="am-ET"/>
-        </w:rPr>
         <w:t>።</w:t>
       </w:r>
       <w:r>
@@ -26533,18 +27279,6 @@
           <w:lang w:val="am-ET"/>
         </w:rPr>
         <w:t>ዘይትኔሳሕ</w:t>
-      </w:r>
-      <w:r>
-        <w:rPr>
-          <w:rStyle w:val="refmarker"/>
-          <w:rFonts w:ascii="Abyssinica SIL" w:hAnsi="Abyssinica SIL" w:cs="Abyssinica SIL"/>
-          <w:color w:val="993300"/>
-          <w:sz w:val="28"/>
-          <w:szCs w:val="28"/>
-          <w:shd w:val="clear" w:color="auto" w:fill="FFFFFF"/>
-          <w:lang w:val="am-ET"/>
-        </w:rPr>
-        <w:t> </w:t>
       </w:r>
       <w:r>
         <w:rPr>
@@ -26586,23 +27320,66 @@
         <w:jc w:val="center"/>
         <w:rPr>
           <w:rFonts w:ascii="Abyssinica SIL" w:hAnsi="Abyssinica SIL" w:cs="Abyssinica SIL"/>
+          <w:b/>
+          <w:bCs/>
           <w:noProof/>
           <w:sz w:val="32"/>
           <w:szCs w:val="32"/>
-          <w:u w:color="00B050"/>
+          <w:u w:val="single" w:color="00B050"/>
           <w:lang w:val="am-ET" w:bidi="syr-SY"/>
         </w:rPr>
       </w:pPr>
       <w:r>
         <w:rPr>
           <w:rFonts w:ascii="Abyssinica SIL" w:hAnsi="Abyssinica SIL" w:cs="Abyssinica SIL"/>
+          <w:b/>
+          <w:bCs/>
           <w:noProof/>
           <w:sz w:val="32"/>
           <w:szCs w:val="32"/>
-          <w:u w:color="00B050"/>
+          <w:u w:val="single" w:color="00B050"/>
           <w:lang w:val="am-ET" w:bidi="syr-SY"/>
         </w:rPr>
-        <w:t>ትእዛዝ፡፴ወ፮ ።</w:t>
+        <w:t>ትእዛዝ፡</w:t>
+      </w:r>
+      <w:r>
+        <w:rPr>
+          <w:rFonts w:ascii="Abyssinica SIL" w:hAnsi="Abyssinica SIL" w:cs="Abyssinica SIL"/>
+          <w:b/>
+          <w:bCs/>
+          <w:noProof/>
+          <w:sz w:val="32"/>
+          <w:szCs w:val="32"/>
+          <w:u w:val="single" w:color="00B050"/>
+          <w:lang w:val="am-ET" w:bidi="syr-SY"/>
+        </w:rPr>
+        <w:t xml:space="preserve"> </w:t>
+      </w:r>
+      <w:r>
+        <w:rPr>
+          <w:rFonts w:ascii="Abyssinica SIL" w:hAnsi="Abyssinica SIL" w:cs="Abyssinica SIL"/>
+          <w:b/>
+          <w:bCs/>
+          <w:noProof/>
+          <w:sz w:val="32"/>
+          <w:szCs w:val="32"/>
+          <w:u w:val="single" w:color="00B050"/>
+          <w:lang w:val="am-ET" w:bidi="syr-SY"/>
+        </w:rPr>
+        <w:t>፴ወ፮</w:t>
+      </w:r>
+      <w:r>
+        <w:rPr>
+          <w:rFonts w:ascii="Abyssinica SIL" w:hAnsi="Abyssinica SIL" w:cs="Abyssinica SIL"/>
+          <w:b/>
+          <w:bCs/>
+          <w:noProof/>
+          <w:sz w:val="32"/>
+          <w:szCs w:val="32"/>
+          <w:u w:val="single" w:color="00B050"/>
+          <w:lang w:val="am-ET" w:bidi="syr-SY"/>
+        </w:rPr>
+        <w:t>።</w:t>
       </w:r>
     </w:p>
     <w:p>
@@ -26629,7 +27406,19 @@
           <w:shd w:val="clear" w:color="auto" w:fill="FFFFFF"/>
           <w:lang w:val="am-ET"/>
         </w:rPr>
-        <w:t>ለእመ፡ ኢበልዐ፡ ኤጲስ፡ ቆጶስ፡ አው፡ ቀሲስ፡ አው፡ ዲያቆን፡ ንስቲተ፡ ሥጋ፡ ወኢሰትየ፡ ኅዳጠ፡ ወይነ፡ በመዋዕለ፡ በዓላት፡ ወበኅቡእ፡ ያስተነፍሮሙ፡ ወኮነ፡ መርሐ፡ ለዕቅፍተ፡ ሕዝብ፡ ለይትመተር ።</w:t>
+        <w:t>ለእመ፡ ኢበልዐ፡ ኤጲስ፡ ቆጶስ፡ አው፡ ቀሲስ፡ አው፡ ዲያቆን፡ ንስቲተ፡ ሥጋ፡ ወኢሰትየ፡ ኅዳጠ፡ ወይነ፡ በመዋዕለ፡ በዓላት፡ ወበኅቡእ፡ ያስተነፍሮሙ፡ ወኮነ፡ መርሐ፡ ለዕቅፍተ፡ ሕዝብ፡ ለይትመተር</w:t>
+      </w:r>
+      <w:r>
+        <w:rPr>
+          <w:rStyle w:val="refmarker"/>
+          <w:rFonts w:ascii="Abyssinica SIL" w:hAnsi="Abyssinica SIL" w:cs="Abyssinica SIL"/>
+          <w:color w:val="993300"/>
+          <w:sz w:val="28"/>
+          <w:szCs w:val="28"/>
+          <w:shd w:val="clear" w:color="auto" w:fill="FFFFFF"/>
+          <w:lang w:val="am-ET"/>
+        </w:rPr>
+        <w:t>።</w:t>
       </w:r>
     </w:p>
     <w:p>
@@ -26659,23 +27448,66 @@
         <w:jc w:val="center"/>
         <w:rPr>
           <w:rFonts w:ascii="Abyssinica SIL" w:hAnsi="Abyssinica SIL" w:cs="Abyssinica SIL"/>
+          <w:b/>
+          <w:bCs/>
           <w:noProof/>
           <w:sz w:val="32"/>
           <w:szCs w:val="32"/>
-          <w:u w:color="00B050"/>
+          <w:u w:val="single" w:color="00B050"/>
           <w:lang w:val="am-ET" w:bidi="syr-SY"/>
         </w:rPr>
       </w:pPr>
       <w:r>
         <w:rPr>
           <w:rFonts w:ascii="Abyssinica SIL" w:hAnsi="Abyssinica SIL" w:cs="Abyssinica SIL"/>
+          <w:b/>
+          <w:bCs/>
           <w:noProof/>
           <w:sz w:val="32"/>
           <w:szCs w:val="32"/>
-          <w:u w:color="00B050"/>
+          <w:u w:val="single" w:color="00B050"/>
           <w:lang w:val="am-ET" w:bidi="syr-SY"/>
         </w:rPr>
-        <w:t>ትእዛዝ፡፴ወ፯ ።</w:t>
+        <w:t>ትእዛዝ፡</w:t>
+      </w:r>
+      <w:r>
+        <w:rPr>
+          <w:rFonts w:ascii="Abyssinica SIL" w:hAnsi="Abyssinica SIL" w:cs="Abyssinica SIL"/>
+          <w:b/>
+          <w:bCs/>
+          <w:noProof/>
+          <w:sz w:val="32"/>
+          <w:szCs w:val="32"/>
+          <w:u w:val="single" w:color="00B050"/>
+          <w:lang w:val="am-ET" w:bidi="syr-SY"/>
+        </w:rPr>
+        <w:t xml:space="preserve"> </w:t>
+      </w:r>
+      <w:r>
+        <w:rPr>
+          <w:rFonts w:ascii="Abyssinica SIL" w:hAnsi="Abyssinica SIL" w:cs="Abyssinica SIL"/>
+          <w:b/>
+          <w:bCs/>
+          <w:noProof/>
+          <w:sz w:val="32"/>
+          <w:szCs w:val="32"/>
+          <w:u w:val="single" w:color="00B050"/>
+          <w:lang w:val="am-ET" w:bidi="syr-SY"/>
+        </w:rPr>
+        <w:t>፴ወ፯</w:t>
+      </w:r>
+      <w:r>
+        <w:rPr>
+          <w:rFonts w:ascii="Abyssinica SIL" w:hAnsi="Abyssinica SIL" w:cs="Abyssinica SIL"/>
+          <w:b/>
+          <w:bCs/>
+          <w:noProof/>
+          <w:sz w:val="32"/>
+          <w:szCs w:val="32"/>
+          <w:u w:val="single" w:color="00B050"/>
+          <w:lang w:val="am-ET" w:bidi="syr-SY"/>
+        </w:rPr>
+        <w:t>።</w:t>
       </w:r>
     </w:p>
     <w:p>
@@ -26954,18 +27786,6 @@
           <w:shd w:val="clear" w:color="auto" w:fill="FFFFFF"/>
           <w:lang w:val="am-ET"/>
         </w:rPr>
-        <w:t> </w:t>
-      </w:r>
-      <w:r>
-        <w:rPr>
-          <w:rStyle w:val="refmarker"/>
-          <w:rFonts w:ascii="Abyssinica SIL" w:hAnsi="Abyssinica SIL" w:cs="Abyssinica SIL"/>
-          <w:color w:val="993300"/>
-          <w:sz w:val="28"/>
-          <w:szCs w:val="28"/>
-          <w:shd w:val="clear" w:color="auto" w:fill="FFFFFF"/>
-          <w:lang w:val="am-ET"/>
-        </w:rPr>
         <w:t>።</w:t>
       </w:r>
       <w:r>
@@ -27098,18 +27918,6 @@
           <w:shd w:val="clear" w:color="auto" w:fill="FFFFFF"/>
           <w:lang w:val="am-ET"/>
         </w:rPr>
-        <w:t> </w:t>
-      </w:r>
-      <w:r>
-        <w:rPr>
-          <w:rStyle w:val="refmarker"/>
-          <w:rFonts w:ascii="Abyssinica SIL" w:hAnsi="Abyssinica SIL" w:cs="Abyssinica SIL"/>
-          <w:color w:val="993300"/>
-          <w:sz w:val="28"/>
-          <w:szCs w:val="28"/>
-          <w:shd w:val="clear" w:color="auto" w:fill="FFFFFF"/>
-          <w:lang w:val="am-ET"/>
-        </w:rPr>
         <w:t>።</w:t>
       </w:r>
       <w:r>
@@ -27255,18 +28063,6 @@
           <w:lang w:val="am-ET"/>
         </w:rPr>
         <w:t>ይሰደድ</w:t>
-      </w:r>
-      <w:r>
-        <w:rPr>
-          <w:rStyle w:val="refmarker"/>
-          <w:rFonts w:ascii="Abyssinica SIL" w:hAnsi="Abyssinica SIL" w:cs="Abyssinica SIL"/>
-          <w:color w:val="993300"/>
-          <w:sz w:val="28"/>
-          <w:szCs w:val="28"/>
-          <w:shd w:val="clear" w:color="auto" w:fill="FFFFFF"/>
-          <w:lang w:val="am-ET"/>
-        </w:rPr>
-        <w:t> </w:t>
       </w:r>
       <w:r>
         <w:rPr>
@@ -27520,7 +28316,31 @@
           <w:shd w:val="clear" w:color="auto" w:fill="FFFFFF"/>
           <w:lang w:val="am-ET"/>
         </w:rPr>
-        <w:t>እገሪሁ፡ ይሰደድ ። ወከማሁ፡</w:t>
+        <w:t>እገሪሁ፡ ይሰደድ</w:t>
+      </w:r>
+      <w:r>
+        <w:rPr>
+          <w:rStyle w:val="refmarker"/>
+          <w:rFonts w:ascii="Abyssinica SIL" w:hAnsi="Abyssinica SIL" w:cs="Abyssinica SIL"/>
+          <w:color w:val="993300"/>
+          <w:sz w:val="28"/>
+          <w:szCs w:val="28"/>
+          <w:shd w:val="clear" w:color="auto" w:fill="FFFFFF"/>
+          <w:lang w:val="am-ET"/>
+        </w:rPr>
+        <w:t>።</w:t>
+      </w:r>
+      <w:r>
+        <w:rPr>
+          <w:rStyle w:val="refmarker"/>
+          <w:rFonts w:ascii="Abyssinica SIL" w:hAnsi="Abyssinica SIL" w:cs="Abyssinica SIL"/>
+          <w:color w:val="993300"/>
+          <w:sz w:val="28"/>
+          <w:szCs w:val="28"/>
+          <w:shd w:val="clear" w:color="auto" w:fill="FFFFFF"/>
+          <w:lang w:val="am-ET"/>
+        </w:rPr>
+        <w:t xml:space="preserve"> ወከማሁ፡</w:t>
       </w:r>
       <w:r>
         <w:rPr>
@@ -27619,18 +28439,6 @@
           <w:lang w:val="am-ET"/>
         </w:rPr>
         <w:t>ዘንተ</w:t>
-      </w:r>
-      <w:r>
-        <w:rPr>
-          <w:rStyle w:val="refmarker"/>
-          <w:rFonts w:ascii="Abyssinica SIL" w:hAnsi="Abyssinica SIL" w:cs="Abyssinica SIL"/>
-          <w:color w:val="993300"/>
-          <w:sz w:val="28"/>
-          <w:szCs w:val="28"/>
-          <w:shd w:val="clear" w:color="auto" w:fill="FFFFFF"/>
-          <w:lang w:val="am-ET"/>
-        </w:rPr>
-        <w:t> </w:t>
       </w:r>
       <w:r>
         <w:rPr>
@@ -27672,23 +28480,66 @@
         <w:jc w:val="center"/>
         <w:rPr>
           <w:rFonts w:ascii="Abyssinica SIL" w:hAnsi="Abyssinica SIL" w:cs="Abyssinica SIL"/>
+          <w:b/>
+          <w:bCs/>
           <w:noProof/>
           <w:sz w:val="32"/>
           <w:szCs w:val="32"/>
-          <w:u w:color="00B050"/>
+          <w:u w:val="single" w:color="00B050"/>
           <w:lang w:val="am-ET" w:bidi="syr-SY"/>
         </w:rPr>
       </w:pPr>
       <w:r>
         <w:rPr>
           <w:rFonts w:ascii="Abyssinica SIL" w:hAnsi="Abyssinica SIL" w:cs="Abyssinica SIL"/>
+          <w:b/>
+          <w:bCs/>
           <w:noProof/>
           <w:sz w:val="32"/>
           <w:szCs w:val="32"/>
-          <w:u w:color="00B050"/>
+          <w:u w:val="single" w:color="00B050"/>
           <w:lang w:val="am-ET" w:bidi="syr-SY"/>
         </w:rPr>
-        <w:t>ትእዛዝ፡፴ወ፰ ።</w:t>
+        <w:t>ትእዛዝ፡</w:t>
+      </w:r>
+      <w:r>
+        <w:rPr>
+          <w:rFonts w:ascii="Abyssinica SIL" w:hAnsi="Abyssinica SIL" w:cs="Abyssinica SIL"/>
+          <w:b/>
+          <w:bCs/>
+          <w:noProof/>
+          <w:sz w:val="32"/>
+          <w:szCs w:val="32"/>
+          <w:u w:val="single" w:color="00B050"/>
+          <w:lang w:val="am-ET" w:bidi="syr-SY"/>
+        </w:rPr>
+        <w:t xml:space="preserve"> </w:t>
+      </w:r>
+      <w:r>
+        <w:rPr>
+          <w:rFonts w:ascii="Abyssinica SIL" w:hAnsi="Abyssinica SIL" w:cs="Abyssinica SIL"/>
+          <w:b/>
+          <w:bCs/>
+          <w:noProof/>
+          <w:sz w:val="32"/>
+          <w:szCs w:val="32"/>
+          <w:u w:val="single" w:color="00B050"/>
+          <w:lang w:val="am-ET" w:bidi="syr-SY"/>
+        </w:rPr>
+        <w:t>፴ወ፰</w:t>
+      </w:r>
+      <w:r>
+        <w:rPr>
+          <w:rFonts w:ascii="Abyssinica SIL" w:hAnsi="Abyssinica SIL" w:cs="Abyssinica SIL"/>
+          <w:b/>
+          <w:bCs/>
+          <w:noProof/>
+          <w:sz w:val="32"/>
+          <w:szCs w:val="32"/>
+          <w:u w:val="single" w:color="00B050"/>
+          <w:lang w:val="am-ET" w:bidi="syr-SY"/>
+        </w:rPr>
+        <w:t>።</w:t>
       </w:r>
     </w:p>
     <w:p>
@@ -27801,18 +28652,6 @@
           <w:shd w:val="clear" w:color="auto" w:fill="FFFFFF"/>
           <w:lang w:val="am-ET"/>
         </w:rPr>
-        <w:t> </w:t>
-      </w:r>
-      <w:r>
-        <w:rPr>
-          <w:rStyle w:val="refmarker"/>
-          <w:rFonts w:ascii="Abyssinica SIL" w:hAnsi="Abyssinica SIL" w:cs="Abyssinica SIL"/>
-          <w:color w:val="993300"/>
-          <w:sz w:val="28"/>
-          <w:szCs w:val="28"/>
-          <w:shd w:val="clear" w:color="auto" w:fill="FFFFFF"/>
-          <w:lang w:val="am-ET"/>
-        </w:rPr>
         <w:t>።</w:t>
       </w:r>
       <w:r>
@@ -28032,18 +28871,6 @@
           <w:lang w:val="am-ET"/>
         </w:rPr>
         <w:t>ይሰዐር</w:t>
-      </w:r>
-      <w:r>
-        <w:rPr>
-          <w:rStyle w:val="refmarker"/>
-          <w:rFonts w:ascii="Abyssinica SIL" w:hAnsi="Abyssinica SIL" w:cs="Abyssinica SIL"/>
-          <w:color w:val="993300"/>
-          <w:sz w:val="28"/>
-          <w:szCs w:val="28"/>
-          <w:shd w:val="clear" w:color="auto" w:fill="FFFFFF"/>
-          <w:lang w:val="am-ET"/>
-        </w:rPr>
-        <w:t> </w:t>
       </w:r>
       <w:r>
         <w:rPr>
@@ -28085,23 +28912,66 @@
         <w:jc w:val="center"/>
         <w:rPr>
           <w:rFonts w:ascii="Abyssinica SIL" w:hAnsi="Abyssinica SIL" w:cs="Abyssinica SIL"/>
+          <w:b/>
+          <w:bCs/>
           <w:noProof/>
           <w:sz w:val="32"/>
           <w:szCs w:val="32"/>
-          <w:u w:color="00B050"/>
+          <w:u w:val="single" w:color="00B050"/>
           <w:lang w:val="am-ET" w:bidi="syr-SY"/>
         </w:rPr>
       </w:pPr>
       <w:r>
         <w:rPr>
           <w:rFonts w:ascii="Abyssinica SIL" w:hAnsi="Abyssinica SIL" w:cs="Abyssinica SIL"/>
+          <w:b/>
+          <w:bCs/>
           <w:noProof/>
           <w:sz w:val="32"/>
           <w:szCs w:val="32"/>
-          <w:u w:color="00B050"/>
+          <w:u w:val="single" w:color="00B050"/>
           <w:lang w:val="am-ET" w:bidi="syr-SY"/>
         </w:rPr>
-        <w:t>ትእዛዝ፡፴ወ፱ ።</w:t>
+        <w:t>ትእዛዝ፡</w:t>
+      </w:r>
+      <w:r>
+        <w:rPr>
+          <w:rFonts w:ascii="Abyssinica SIL" w:hAnsi="Abyssinica SIL" w:cs="Abyssinica SIL"/>
+          <w:b/>
+          <w:bCs/>
+          <w:noProof/>
+          <w:sz w:val="32"/>
+          <w:szCs w:val="32"/>
+          <w:u w:val="single" w:color="00B050"/>
+          <w:lang w:val="am-ET" w:bidi="syr-SY"/>
+        </w:rPr>
+        <w:t xml:space="preserve"> </w:t>
+      </w:r>
+      <w:r>
+        <w:rPr>
+          <w:rFonts w:ascii="Abyssinica SIL" w:hAnsi="Abyssinica SIL" w:cs="Abyssinica SIL"/>
+          <w:b/>
+          <w:bCs/>
+          <w:noProof/>
+          <w:sz w:val="32"/>
+          <w:szCs w:val="32"/>
+          <w:u w:val="single" w:color="00B050"/>
+          <w:lang w:val="am-ET" w:bidi="syr-SY"/>
+        </w:rPr>
+        <w:t>፴ወ፱</w:t>
+      </w:r>
+      <w:r>
+        <w:rPr>
+          <w:rFonts w:ascii="Abyssinica SIL" w:hAnsi="Abyssinica SIL" w:cs="Abyssinica SIL"/>
+          <w:b/>
+          <w:bCs/>
+          <w:noProof/>
+          <w:sz w:val="32"/>
+          <w:szCs w:val="32"/>
+          <w:u w:val="single" w:color="00B050"/>
+          <w:lang w:val="am-ET" w:bidi="syr-SY"/>
+        </w:rPr>
+        <w:t>።</w:t>
       </w:r>
     </w:p>
     <w:p>
@@ -28236,19 +29106,19 @@
           <w:shd w:val="clear" w:color="auto" w:fill="FFFFFF"/>
           <w:lang w:val="am-ET"/>
         </w:rPr>
-        <w:t> </w:t>
-      </w:r>
-      <w:r>
-        <w:rPr>
-          <w:rStyle w:val="refmarker"/>
-          <w:rFonts w:ascii="Abyssinica SIL" w:hAnsi="Abyssinica SIL" w:cs="Abyssinica SIL"/>
-          <w:color w:val="993300"/>
-          <w:sz w:val="28"/>
-          <w:szCs w:val="28"/>
-          <w:shd w:val="clear" w:color="auto" w:fill="FFFFFF"/>
-          <w:lang w:val="am-ET"/>
-        </w:rPr>
-        <w:t>። ወለእመ፡ ነበረ፡</w:t>
+        <w:t>።</w:t>
+      </w:r>
+      <w:r>
+        <w:rPr>
+          <w:rStyle w:val="refmarker"/>
+          <w:rFonts w:ascii="Abyssinica SIL" w:hAnsi="Abyssinica SIL" w:cs="Abyssinica SIL"/>
+          <w:color w:val="993300"/>
+          <w:sz w:val="28"/>
+          <w:szCs w:val="28"/>
+          <w:shd w:val="clear" w:color="auto" w:fill="FFFFFF"/>
+          <w:lang w:val="am-ET"/>
+        </w:rPr>
+        <w:t xml:space="preserve"> ወለእመ፡ ነበረ፡</w:t>
       </w:r>
       <w:r>
         <w:rPr>
@@ -28297,18 +29167,6 @@
           <w:lang w:val="am-ET"/>
         </w:rPr>
         <w:t>ዘቀተለ፡ እኁሁ</w:t>
-      </w:r>
-      <w:r>
-        <w:rPr>
-          <w:rStyle w:val="refmarker"/>
-          <w:rFonts w:ascii="Abyssinica SIL" w:hAnsi="Abyssinica SIL" w:cs="Abyssinica SIL"/>
-          <w:color w:val="993300"/>
-          <w:sz w:val="28"/>
-          <w:szCs w:val="28"/>
-          <w:shd w:val="clear" w:color="auto" w:fill="FFFFFF"/>
-          <w:lang w:val="am-ET"/>
-        </w:rPr>
-        <w:t> </w:t>
       </w:r>
       <w:r>
         <w:rPr>
@@ -28350,24 +29208,67 @@
         <w:jc w:val="center"/>
         <w:rPr>
           <w:rFonts w:ascii="Abyssinica SIL" w:hAnsi="Abyssinica SIL" w:cs="Abyssinica SIL"/>
+          <w:b/>
+          <w:bCs/>
           <w:noProof/>
           <w:sz w:val="32"/>
           <w:szCs w:val="32"/>
-          <w:u w:color="00B050"/>
+          <w:u w:val="single" w:color="00B050"/>
           <w:lang w:val="am-ET" w:bidi="syr-SY"/>
         </w:rPr>
       </w:pPr>
       <w:r>
         <w:rPr>
           <w:rFonts w:ascii="Abyssinica SIL" w:hAnsi="Abyssinica SIL" w:cs="Abyssinica SIL"/>
+          <w:b/>
+          <w:bCs/>
           <w:noProof/>
           <w:sz w:val="32"/>
           <w:szCs w:val="32"/>
-          <w:u w:color="00B050"/>
+          <w:u w:val="single" w:color="00B050"/>
           <w:lang w:val="am-ET" w:bidi="syr-SY"/>
         </w:rPr>
         <w:lastRenderedPageBreak/>
-        <w:t>ትእዛዝ፡፵ ።</w:t>
+        <w:t>ትእዛዝ፡</w:t>
+      </w:r>
+      <w:r>
+        <w:rPr>
+          <w:rFonts w:ascii="Abyssinica SIL" w:hAnsi="Abyssinica SIL" w:cs="Abyssinica SIL"/>
+          <w:b/>
+          <w:bCs/>
+          <w:noProof/>
+          <w:sz w:val="32"/>
+          <w:szCs w:val="32"/>
+          <w:u w:val="single" w:color="00B050"/>
+          <w:lang w:val="am-ET" w:bidi="syr-SY"/>
+        </w:rPr>
+        <w:t xml:space="preserve"> </w:t>
+      </w:r>
+      <w:r>
+        <w:rPr>
+          <w:rFonts w:ascii="Abyssinica SIL" w:hAnsi="Abyssinica SIL" w:cs="Abyssinica SIL"/>
+          <w:b/>
+          <w:bCs/>
+          <w:noProof/>
+          <w:sz w:val="32"/>
+          <w:szCs w:val="32"/>
+          <w:u w:val="single" w:color="00B050"/>
+          <w:lang w:val="am-ET" w:bidi="syr-SY"/>
+        </w:rPr>
+        <w:t>፵</w:t>
+      </w:r>
+      <w:r>
+        <w:rPr>
+          <w:rFonts w:ascii="Abyssinica SIL" w:hAnsi="Abyssinica SIL" w:cs="Abyssinica SIL"/>
+          <w:b/>
+          <w:bCs/>
+          <w:noProof/>
+          <w:sz w:val="32"/>
+          <w:szCs w:val="32"/>
+          <w:u w:val="single" w:color="00B050"/>
+          <w:lang w:val="am-ET" w:bidi="syr-SY"/>
+        </w:rPr>
+        <w:t>።</w:t>
       </w:r>
     </w:p>
     <w:p>
@@ -28635,18 +29536,6 @@
           <w:lang w:val="am-ET"/>
         </w:rPr>
         <w:t>ወካህናት፡ ይሰዐር</w:t>
-      </w:r>
-      <w:r>
-        <w:rPr>
-          <w:rStyle w:val="refmarker"/>
-          <w:rFonts w:ascii="Abyssinica SIL" w:hAnsi="Abyssinica SIL" w:cs="Abyssinica SIL"/>
-          <w:color w:val="993300"/>
-          <w:sz w:val="28"/>
-          <w:szCs w:val="28"/>
-          <w:shd w:val="clear" w:color="auto" w:fill="FFFFFF"/>
-          <w:lang w:val="am-ET"/>
-        </w:rPr>
-        <w:t> </w:t>
       </w:r>
       <w:r>
         <w:rPr>
@@ -28688,23 +29577,66 @@
         <w:jc w:val="center"/>
         <w:rPr>
           <w:rFonts w:ascii="Abyssinica SIL" w:hAnsi="Abyssinica SIL" w:cs="Abyssinica SIL"/>
+          <w:b/>
+          <w:bCs/>
           <w:noProof/>
           <w:sz w:val="32"/>
           <w:szCs w:val="32"/>
-          <w:u w:color="00B050"/>
+          <w:u w:val="single" w:color="00B050"/>
           <w:lang w:val="am-ET" w:bidi="syr-SY"/>
         </w:rPr>
       </w:pPr>
       <w:r>
         <w:rPr>
           <w:rFonts w:ascii="Abyssinica SIL" w:hAnsi="Abyssinica SIL" w:cs="Abyssinica SIL"/>
+          <w:b/>
+          <w:bCs/>
           <w:noProof/>
           <w:sz w:val="32"/>
           <w:szCs w:val="32"/>
-          <w:u w:color="00B050"/>
+          <w:u w:val="single" w:color="00B050"/>
           <w:lang w:val="am-ET" w:bidi="syr-SY"/>
         </w:rPr>
-        <w:t>ትእዛዝ፡፵ወ፩ ።</w:t>
+        <w:t>ትእዛዝ፡</w:t>
+      </w:r>
+      <w:r>
+        <w:rPr>
+          <w:rFonts w:ascii="Abyssinica SIL" w:hAnsi="Abyssinica SIL" w:cs="Abyssinica SIL"/>
+          <w:b/>
+          <w:bCs/>
+          <w:noProof/>
+          <w:sz w:val="32"/>
+          <w:szCs w:val="32"/>
+          <w:u w:val="single" w:color="00B050"/>
+          <w:lang w:val="am-ET" w:bidi="syr-SY"/>
+        </w:rPr>
+        <w:t xml:space="preserve"> </w:t>
+      </w:r>
+      <w:r>
+        <w:rPr>
+          <w:rFonts w:ascii="Abyssinica SIL" w:hAnsi="Abyssinica SIL" w:cs="Abyssinica SIL"/>
+          <w:b/>
+          <w:bCs/>
+          <w:noProof/>
+          <w:sz w:val="32"/>
+          <w:szCs w:val="32"/>
+          <w:u w:val="single" w:color="00B050"/>
+          <w:lang w:val="am-ET" w:bidi="syr-SY"/>
+        </w:rPr>
+        <w:t>፵ወ፩</w:t>
+      </w:r>
+      <w:r>
+        <w:rPr>
+          <w:rFonts w:ascii="Abyssinica SIL" w:hAnsi="Abyssinica SIL" w:cs="Abyssinica SIL"/>
+          <w:b/>
+          <w:bCs/>
+          <w:noProof/>
+          <w:sz w:val="32"/>
+          <w:szCs w:val="32"/>
+          <w:u w:val="single" w:color="00B050"/>
+          <w:lang w:val="am-ET" w:bidi="syr-SY"/>
+        </w:rPr>
+        <w:t>።</w:t>
       </w:r>
     </w:p>
     <w:p>
@@ -28865,18 +29797,6 @@
           <w:shd w:val="clear" w:color="auto" w:fill="FFFFFF"/>
           <w:lang w:val="am-ET"/>
         </w:rPr>
-        <w:t> </w:t>
-      </w:r>
-      <w:r>
-        <w:rPr>
-          <w:rStyle w:val="refmarker"/>
-          <w:rFonts w:ascii="Abyssinica SIL" w:hAnsi="Abyssinica SIL" w:cs="Abyssinica SIL"/>
-          <w:color w:val="993300"/>
-          <w:sz w:val="28"/>
-          <w:szCs w:val="28"/>
-          <w:shd w:val="clear" w:color="auto" w:fill="FFFFFF"/>
-          <w:lang w:val="am-ET"/>
-        </w:rPr>
         <w:t>።</w:t>
       </w:r>
       <w:r>
@@ -29240,18 +30160,6 @@
           <w:lang w:val="am-ET"/>
         </w:rPr>
         <w:t>እምካህናት</w:t>
-      </w:r>
-      <w:r>
-        <w:rPr>
-          <w:rStyle w:val="refmarker"/>
-          <w:rFonts w:ascii="Abyssinica SIL" w:hAnsi="Abyssinica SIL" w:cs="Abyssinica SIL"/>
-          <w:color w:val="993300"/>
-          <w:sz w:val="28"/>
-          <w:szCs w:val="28"/>
-          <w:shd w:val="clear" w:color="auto" w:fill="FFFFFF"/>
-          <w:lang w:val="am-ET"/>
-        </w:rPr>
-        <w:t> </w:t>
       </w:r>
       <w:r>
         <w:rPr>
@@ -29293,23 +30201,66 @@
         <w:jc w:val="center"/>
         <w:rPr>
           <w:rFonts w:ascii="Abyssinica SIL" w:hAnsi="Abyssinica SIL" w:cs="Abyssinica SIL"/>
+          <w:b/>
+          <w:bCs/>
           <w:noProof/>
           <w:sz w:val="32"/>
           <w:szCs w:val="32"/>
-          <w:u w:color="00B050"/>
+          <w:u w:val="single" w:color="00B050"/>
           <w:lang w:val="am-ET" w:bidi="syr-SY"/>
         </w:rPr>
       </w:pPr>
       <w:r>
         <w:rPr>
           <w:rFonts w:ascii="Abyssinica SIL" w:hAnsi="Abyssinica SIL" w:cs="Abyssinica SIL"/>
+          <w:b/>
+          <w:bCs/>
           <w:noProof/>
           <w:sz w:val="32"/>
           <w:szCs w:val="32"/>
-          <w:u w:color="00B050"/>
+          <w:u w:val="single" w:color="00B050"/>
           <w:lang w:val="am-ET" w:bidi="syr-SY"/>
         </w:rPr>
-        <w:t>ትእዛዝ፡፵ወ፪ ።</w:t>
+        <w:t>ትእዛዝ፡</w:t>
+      </w:r>
+      <w:r>
+        <w:rPr>
+          <w:rFonts w:ascii="Abyssinica SIL" w:hAnsi="Abyssinica SIL" w:cs="Abyssinica SIL"/>
+          <w:b/>
+          <w:bCs/>
+          <w:noProof/>
+          <w:sz w:val="32"/>
+          <w:szCs w:val="32"/>
+          <w:u w:val="single" w:color="00B050"/>
+          <w:lang w:val="am-ET" w:bidi="syr-SY"/>
+        </w:rPr>
+        <w:t xml:space="preserve"> </w:t>
+      </w:r>
+      <w:r>
+        <w:rPr>
+          <w:rFonts w:ascii="Abyssinica SIL" w:hAnsi="Abyssinica SIL" w:cs="Abyssinica SIL"/>
+          <w:b/>
+          <w:bCs/>
+          <w:noProof/>
+          <w:sz w:val="32"/>
+          <w:szCs w:val="32"/>
+          <w:u w:val="single" w:color="00B050"/>
+          <w:lang w:val="am-ET" w:bidi="syr-SY"/>
+        </w:rPr>
+        <w:t>፵ወ፪</w:t>
+      </w:r>
+      <w:r>
+        <w:rPr>
+          <w:rFonts w:ascii="Abyssinica SIL" w:hAnsi="Abyssinica SIL" w:cs="Abyssinica SIL"/>
+          <w:b/>
+          <w:bCs/>
+          <w:noProof/>
+          <w:sz w:val="32"/>
+          <w:szCs w:val="32"/>
+          <w:u w:val="single" w:color="00B050"/>
+          <w:lang w:val="am-ET" w:bidi="syr-SY"/>
+        </w:rPr>
+        <w:t>።</w:t>
       </w:r>
     </w:p>
     <w:p>
@@ -29398,18 +30349,6 @@
           <w:shd w:val="clear" w:color="auto" w:fill="FFFFFF"/>
           <w:lang w:val="am-ET"/>
         </w:rPr>
-        <w:t> </w:t>
-      </w:r>
-      <w:r>
-        <w:rPr>
-          <w:rStyle w:val="refmarker"/>
-          <w:rFonts w:ascii="Abyssinica SIL" w:hAnsi="Abyssinica SIL" w:cs="Abyssinica SIL"/>
-          <w:color w:val="993300"/>
-          <w:sz w:val="28"/>
-          <w:szCs w:val="28"/>
-          <w:shd w:val="clear" w:color="auto" w:fill="FFFFFF"/>
-          <w:lang w:val="am-ET"/>
-        </w:rPr>
         <w:t>።</w:t>
       </w:r>
       <w:r>
@@ -29736,19 +30675,19 @@
           <w:shd w:val="clear" w:color="auto" w:fill="FFFFFF"/>
           <w:lang w:val="am-ET"/>
         </w:rPr>
-        <w:t> </w:t>
-      </w:r>
-      <w:r>
-        <w:rPr>
-          <w:rStyle w:val="refmarker"/>
-          <w:rFonts w:ascii="Abyssinica SIL" w:hAnsi="Abyssinica SIL" w:cs="Abyssinica SIL"/>
-          <w:color w:val="993300"/>
-          <w:sz w:val="28"/>
-          <w:szCs w:val="28"/>
-          <w:shd w:val="clear" w:color="auto" w:fill="FFFFFF"/>
-          <w:lang w:val="am-ET"/>
-        </w:rPr>
-        <w:t>። ወለእመ፡ ተነስሐ፡</w:t>
+        <w:t>።</w:t>
+      </w:r>
+      <w:r>
+        <w:rPr>
+          <w:rStyle w:val="refmarker"/>
+          <w:rFonts w:ascii="Abyssinica SIL" w:hAnsi="Abyssinica SIL" w:cs="Abyssinica SIL"/>
+          <w:color w:val="993300"/>
+          <w:sz w:val="28"/>
+          <w:szCs w:val="28"/>
+          <w:shd w:val="clear" w:color="auto" w:fill="FFFFFF"/>
+          <w:lang w:val="am-ET"/>
+        </w:rPr>
+        <w:t xml:space="preserve"> ወለእመ፡ ተነስሐ፡</w:t>
       </w:r>
       <w:r>
         <w:rPr>
@@ -29845,18 +30784,6 @@
           <w:lang w:val="am-ET"/>
         </w:rPr>
         <w:t>ሕዝባዊ</w:t>
-      </w:r>
-      <w:r>
-        <w:rPr>
-          <w:rStyle w:val="refmarker"/>
-          <w:rFonts w:ascii="Abyssinica SIL" w:hAnsi="Abyssinica SIL" w:cs="Abyssinica SIL"/>
-          <w:color w:val="993300"/>
-          <w:sz w:val="28"/>
-          <w:szCs w:val="28"/>
-          <w:shd w:val="clear" w:color="auto" w:fill="FFFFFF"/>
-          <w:lang w:val="am-ET"/>
-        </w:rPr>
-        <w:t> </w:t>
       </w:r>
       <w:r>
         <w:rPr>
@@ -29898,23 +30825,66 @@
         <w:jc w:val="center"/>
         <w:rPr>
           <w:rFonts w:ascii="Abyssinica SIL" w:hAnsi="Abyssinica SIL" w:cs="Abyssinica SIL"/>
+          <w:b/>
+          <w:bCs/>
           <w:noProof/>
           <w:sz w:val="32"/>
           <w:szCs w:val="32"/>
-          <w:u w:color="00B050"/>
+          <w:u w:val="single" w:color="00B050"/>
           <w:lang w:val="am-ET" w:bidi="syr-SY"/>
         </w:rPr>
       </w:pPr>
       <w:r>
         <w:rPr>
           <w:rFonts w:ascii="Abyssinica SIL" w:hAnsi="Abyssinica SIL" w:cs="Abyssinica SIL"/>
+          <w:b/>
+          <w:bCs/>
           <w:noProof/>
           <w:sz w:val="32"/>
           <w:szCs w:val="32"/>
-          <w:u w:color="00B050"/>
+          <w:u w:val="single" w:color="00B050"/>
           <w:lang w:val="am-ET" w:bidi="syr-SY"/>
         </w:rPr>
-        <w:t>ትእዛዝ፡፵ወ፫ ።</w:t>
+        <w:t>ትእዛዝ፡</w:t>
+      </w:r>
+      <w:r>
+        <w:rPr>
+          <w:rFonts w:ascii="Abyssinica SIL" w:hAnsi="Abyssinica SIL" w:cs="Abyssinica SIL"/>
+          <w:b/>
+          <w:bCs/>
+          <w:noProof/>
+          <w:sz w:val="32"/>
+          <w:szCs w:val="32"/>
+          <w:u w:val="single" w:color="00B050"/>
+          <w:lang w:val="am-ET" w:bidi="syr-SY"/>
+        </w:rPr>
+        <w:t xml:space="preserve"> </w:t>
+      </w:r>
+      <w:r>
+        <w:rPr>
+          <w:rFonts w:ascii="Abyssinica SIL" w:hAnsi="Abyssinica SIL" w:cs="Abyssinica SIL"/>
+          <w:b/>
+          <w:bCs/>
+          <w:noProof/>
+          <w:sz w:val="32"/>
+          <w:szCs w:val="32"/>
+          <w:u w:val="single" w:color="00B050"/>
+          <w:lang w:val="am-ET" w:bidi="syr-SY"/>
+        </w:rPr>
+        <w:t>፵ወ፫</w:t>
+      </w:r>
+      <w:r>
+        <w:rPr>
+          <w:rFonts w:ascii="Abyssinica SIL" w:hAnsi="Abyssinica SIL" w:cs="Abyssinica SIL"/>
+          <w:b/>
+          <w:bCs/>
+          <w:noProof/>
+          <w:sz w:val="32"/>
+          <w:szCs w:val="32"/>
+          <w:u w:val="single" w:color="00B050"/>
+          <w:lang w:val="am-ET" w:bidi="syr-SY"/>
+        </w:rPr>
+        <w:t>።</w:t>
       </w:r>
     </w:p>
     <w:p>
@@ -30409,19 +31379,19 @@
           <w:shd w:val="clear" w:color="auto" w:fill="FFFFFF"/>
           <w:lang w:val="am-ET"/>
         </w:rPr>
-        <w:t> </w:t>
-      </w:r>
-      <w:r>
-        <w:rPr>
-          <w:rStyle w:val="refmarker"/>
-          <w:rFonts w:ascii="Abyssinica SIL" w:hAnsi="Abyssinica SIL" w:cs="Abyssinica SIL"/>
-          <w:color w:val="993300"/>
-          <w:sz w:val="28"/>
-          <w:szCs w:val="28"/>
-          <w:shd w:val="clear" w:color="auto" w:fill="FFFFFF"/>
-          <w:lang w:val="am-ET"/>
-        </w:rPr>
-        <w:t>። ወለእመ፡</w:t>
+        <w:t>።</w:t>
+      </w:r>
+      <w:r>
+        <w:rPr>
+          <w:rStyle w:val="refmarker"/>
+          <w:rFonts w:ascii="Abyssinica SIL" w:hAnsi="Abyssinica SIL" w:cs="Abyssinica SIL"/>
+          <w:color w:val="993300"/>
+          <w:sz w:val="28"/>
+          <w:szCs w:val="28"/>
+          <w:shd w:val="clear" w:color="auto" w:fill="FFFFFF"/>
+          <w:lang w:val="am-ET"/>
+        </w:rPr>
+        <w:t xml:space="preserve"> ወለእመ፡</w:t>
       </w:r>
       <w:r>
         <w:rPr>
@@ -30494,18 +31464,6 @@
           <w:lang w:val="am-ET"/>
         </w:rPr>
         <w:t>ይሰደድ</w:t>
-      </w:r>
-      <w:r>
-        <w:rPr>
-          <w:rStyle w:val="refmarker"/>
-          <w:rFonts w:ascii="Abyssinica SIL" w:hAnsi="Abyssinica SIL" w:cs="Abyssinica SIL"/>
-          <w:color w:val="993300"/>
-          <w:sz w:val="28"/>
-          <w:szCs w:val="28"/>
-          <w:shd w:val="clear" w:color="auto" w:fill="FFFFFF"/>
-          <w:lang w:val="am-ET"/>
-        </w:rPr>
-        <w:t> </w:t>
       </w:r>
       <w:r>
         <w:rPr>
@@ -30547,23 +31505,66 @@
         <w:jc w:val="center"/>
         <w:rPr>
           <w:rFonts w:ascii="Abyssinica SIL" w:hAnsi="Abyssinica SIL" w:cs="Abyssinica SIL"/>
+          <w:b/>
+          <w:bCs/>
           <w:noProof/>
           <w:sz w:val="32"/>
           <w:szCs w:val="32"/>
-          <w:u w:color="00B050"/>
+          <w:u w:val="single" w:color="00B050"/>
           <w:lang w:val="am-ET" w:bidi="syr-SY"/>
         </w:rPr>
       </w:pPr>
       <w:r>
         <w:rPr>
           <w:rFonts w:ascii="Abyssinica SIL" w:hAnsi="Abyssinica SIL" w:cs="Abyssinica SIL"/>
+          <w:b/>
+          <w:bCs/>
           <w:noProof/>
           <w:sz w:val="32"/>
           <w:szCs w:val="32"/>
-          <w:u w:color="00B050"/>
+          <w:u w:val="single" w:color="00B050"/>
           <w:lang w:val="am-ET" w:bidi="syr-SY"/>
         </w:rPr>
-        <w:t>ትእዛዝ፡፵ወ፬ ።</w:t>
+        <w:t>ትእዛዝ፡</w:t>
+      </w:r>
+      <w:r>
+        <w:rPr>
+          <w:rFonts w:ascii="Abyssinica SIL" w:hAnsi="Abyssinica SIL" w:cs="Abyssinica SIL"/>
+          <w:b/>
+          <w:bCs/>
+          <w:noProof/>
+          <w:sz w:val="32"/>
+          <w:szCs w:val="32"/>
+          <w:u w:val="single" w:color="00B050"/>
+          <w:lang w:val="am-ET" w:bidi="syr-SY"/>
+        </w:rPr>
+        <w:t xml:space="preserve"> </w:t>
+      </w:r>
+      <w:r>
+        <w:rPr>
+          <w:rFonts w:ascii="Abyssinica SIL" w:hAnsi="Abyssinica SIL" w:cs="Abyssinica SIL"/>
+          <w:b/>
+          <w:bCs/>
+          <w:noProof/>
+          <w:sz w:val="32"/>
+          <w:szCs w:val="32"/>
+          <w:u w:val="single" w:color="00B050"/>
+          <w:lang w:val="am-ET" w:bidi="syr-SY"/>
+        </w:rPr>
+        <w:t>፵ወ፬</w:t>
+      </w:r>
+      <w:r>
+        <w:rPr>
+          <w:rFonts w:ascii="Abyssinica SIL" w:hAnsi="Abyssinica SIL" w:cs="Abyssinica SIL"/>
+          <w:b/>
+          <w:bCs/>
+          <w:noProof/>
+          <w:sz w:val="32"/>
+          <w:szCs w:val="32"/>
+          <w:u w:val="single" w:color="00B050"/>
+          <w:lang w:val="am-ET" w:bidi="syr-SY"/>
+        </w:rPr>
+        <w:t>።</w:t>
       </w:r>
     </w:p>
     <w:p>
@@ -30855,18 +31856,6 @@
           <w:lang w:val="am-ET"/>
         </w:rPr>
         <w:t>ይሰዐር</w:t>
-      </w:r>
-      <w:r>
-        <w:rPr>
-          <w:rStyle w:val="refmarker"/>
-          <w:rFonts w:ascii="Abyssinica SIL" w:hAnsi="Abyssinica SIL" w:cs="Abyssinica SIL"/>
-          <w:color w:val="993300"/>
-          <w:sz w:val="28"/>
-          <w:szCs w:val="28"/>
-          <w:shd w:val="clear" w:color="auto" w:fill="FFFFFF"/>
-          <w:lang w:val="am-ET"/>
-        </w:rPr>
-        <w:t> </w:t>
       </w:r>
       <w:r>
         <w:rPr>
@@ -30908,23 +31897,66 @@
         <w:jc w:val="center"/>
         <w:rPr>
           <w:rFonts w:ascii="Abyssinica SIL" w:hAnsi="Abyssinica SIL" w:cs="Abyssinica SIL"/>
+          <w:b/>
+          <w:bCs/>
           <w:noProof/>
           <w:sz w:val="32"/>
           <w:szCs w:val="32"/>
-          <w:u w:color="00B050"/>
+          <w:u w:val="single" w:color="00B050"/>
           <w:lang w:val="am-ET" w:bidi="syr-SY"/>
         </w:rPr>
       </w:pPr>
       <w:r>
         <w:rPr>
           <w:rFonts w:ascii="Abyssinica SIL" w:hAnsi="Abyssinica SIL" w:cs="Abyssinica SIL"/>
+          <w:b/>
+          <w:bCs/>
           <w:noProof/>
           <w:sz w:val="32"/>
           <w:szCs w:val="32"/>
-          <w:u w:color="00B050"/>
+          <w:u w:val="single" w:color="00B050"/>
           <w:lang w:val="am-ET" w:bidi="syr-SY"/>
         </w:rPr>
-        <w:t>ትእዛዝ፡፵ወ፭ ።</w:t>
+        <w:t>ትእዛዝ፡</w:t>
+      </w:r>
+      <w:r>
+        <w:rPr>
+          <w:rFonts w:ascii="Abyssinica SIL" w:hAnsi="Abyssinica SIL" w:cs="Abyssinica SIL"/>
+          <w:b/>
+          <w:bCs/>
+          <w:noProof/>
+          <w:sz w:val="32"/>
+          <w:szCs w:val="32"/>
+          <w:u w:val="single" w:color="00B050"/>
+          <w:lang w:val="am-ET" w:bidi="syr-SY"/>
+        </w:rPr>
+        <w:t xml:space="preserve"> </w:t>
+      </w:r>
+      <w:r>
+        <w:rPr>
+          <w:rFonts w:ascii="Abyssinica SIL" w:hAnsi="Abyssinica SIL" w:cs="Abyssinica SIL"/>
+          <w:b/>
+          <w:bCs/>
+          <w:noProof/>
+          <w:sz w:val="32"/>
+          <w:szCs w:val="32"/>
+          <w:u w:val="single" w:color="00B050"/>
+          <w:lang w:val="am-ET" w:bidi="syr-SY"/>
+        </w:rPr>
+        <w:t>፵ወ፭</w:t>
+      </w:r>
+      <w:r>
+        <w:rPr>
+          <w:rFonts w:ascii="Abyssinica SIL" w:hAnsi="Abyssinica SIL" w:cs="Abyssinica SIL"/>
+          <w:b/>
+          <w:bCs/>
+          <w:noProof/>
+          <w:sz w:val="32"/>
+          <w:szCs w:val="32"/>
+          <w:u w:val="single" w:color="00B050"/>
+          <w:lang w:val="am-ET" w:bidi="syr-SY"/>
+        </w:rPr>
+        <w:t>።</w:t>
       </w:r>
     </w:p>
     <w:p>
@@ -31192,18 +32224,6 @@
           <w:lang w:val="am-ET"/>
         </w:rPr>
         <w:t>ይሰደድ</w:t>
-      </w:r>
-      <w:r>
-        <w:rPr>
-          <w:rStyle w:val="refmarker"/>
-          <w:rFonts w:ascii="Abyssinica SIL" w:hAnsi="Abyssinica SIL" w:cs="Abyssinica SIL"/>
-          <w:color w:val="993300"/>
-          <w:sz w:val="28"/>
-          <w:szCs w:val="28"/>
-          <w:shd w:val="clear" w:color="auto" w:fill="FFFFFF"/>
-          <w:lang w:val="am-ET"/>
-        </w:rPr>
-        <w:t> </w:t>
       </w:r>
       <w:r>
         <w:rPr>
@@ -31245,24 +32265,67 @@
         <w:jc w:val="center"/>
         <w:rPr>
           <w:rFonts w:ascii="Abyssinica SIL" w:hAnsi="Abyssinica SIL" w:cs="Abyssinica SIL"/>
+          <w:b/>
+          <w:bCs/>
           <w:noProof/>
           <w:sz w:val="32"/>
           <w:szCs w:val="32"/>
-          <w:u w:color="00B050"/>
+          <w:u w:val="single" w:color="00B050"/>
           <w:lang w:val="am-ET" w:bidi="syr-SY"/>
         </w:rPr>
       </w:pPr>
       <w:r>
         <w:rPr>
           <w:rFonts w:ascii="Abyssinica SIL" w:hAnsi="Abyssinica SIL" w:cs="Abyssinica SIL"/>
+          <w:b/>
+          <w:bCs/>
           <w:noProof/>
           <w:sz w:val="32"/>
           <w:szCs w:val="32"/>
-          <w:u w:color="00B050"/>
+          <w:u w:val="single" w:color="00B050"/>
           <w:lang w:val="am-ET" w:bidi="syr-SY"/>
         </w:rPr>
         <w:lastRenderedPageBreak/>
-        <w:t>ትእዛዝ፡፵ወ፮ ።</w:t>
+        <w:t>ትእዛዝ፡</w:t>
+      </w:r>
+      <w:r>
+        <w:rPr>
+          <w:rFonts w:ascii="Abyssinica SIL" w:hAnsi="Abyssinica SIL" w:cs="Abyssinica SIL"/>
+          <w:b/>
+          <w:bCs/>
+          <w:noProof/>
+          <w:sz w:val="32"/>
+          <w:szCs w:val="32"/>
+          <w:u w:val="single" w:color="00B050"/>
+          <w:lang w:val="am-ET" w:bidi="syr-SY"/>
+        </w:rPr>
+        <w:t xml:space="preserve"> </w:t>
+      </w:r>
+      <w:r>
+        <w:rPr>
+          <w:rFonts w:ascii="Abyssinica SIL" w:hAnsi="Abyssinica SIL" w:cs="Abyssinica SIL"/>
+          <w:b/>
+          <w:bCs/>
+          <w:noProof/>
+          <w:sz w:val="32"/>
+          <w:szCs w:val="32"/>
+          <w:u w:val="single" w:color="00B050"/>
+          <w:lang w:val="am-ET" w:bidi="syr-SY"/>
+        </w:rPr>
+        <w:t>፵ወ፮</w:t>
+      </w:r>
+      <w:r>
+        <w:rPr>
+          <w:rFonts w:ascii="Abyssinica SIL" w:hAnsi="Abyssinica SIL" w:cs="Abyssinica SIL"/>
+          <w:b/>
+          <w:bCs/>
+          <w:noProof/>
+          <w:sz w:val="32"/>
+          <w:szCs w:val="32"/>
+          <w:u w:val="single" w:color="00B050"/>
+          <w:lang w:val="am-ET" w:bidi="syr-SY"/>
+        </w:rPr>
+        <w:t>።</w:t>
       </w:r>
     </w:p>
     <w:p>
@@ -31397,18 +32460,6 @@
           <w:shd w:val="clear" w:color="auto" w:fill="FFFFFF"/>
           <w:lang w:val="am-ET"/>
         </w:rPr>
-        <w:t> </w:t>
-      </w:r>
-      <w:r>
-        <w:rPr>
-          <w:rStyle w:val="refmarker"/>
-          <w:rFonts w:ascii="Abyssinica SIL" w:hAnsi="Abyssinica SIL" w:cs="Abyssinica SIL"/>
-          <w:color w:val="993300"/>
-          <w:sz w:val="28"/>
-          <w:szCs w:val="28"/>
-          <w:shd w:val="clear" w:color="auto" w:fill="FFFFFF"/>
-          <w:lang w:val="am-ET"/>
-        </w:rPr>
         <w:t>።</w:t>
       </w:r>
       <w:r>
@@ -31709,18 +32760,6 @@
           <w:shd w:val="clear" w:color="auto" w:fill="FFFFFF"/>
           <w:lang w:val="am-ET"/>
         </w:rPr>
-        <w:t> </w:t>
-      </w:r>
-      <w:r>
-        <w:rPr>
-          <w:rStyle w:val="refmarker"/>
-          <w:rFonts w:ascii="Abyssinica SIL" w:hAnsi="Abyssinica SIL" w:cs="Abyssinica SIL"/>
-          <w:color w:val="993300"/>
-          <w:sz w:val="28"/>
-          <w:szCs w:val="28"/>
-          <w:shd w:val="clear" w:color="auto" w:fill="FFFFFF"/>
-          <w:lang w:val="am-ET"/>
-        </w:rPr>
         <w:t>።</w:t>
       </w:r>
       <w:r>
@@ -31901,19 +32940,19 @@
           <w:shd w:val="clear" w:color="auto" w:fill="FFFFFF"/>
           <w:lang w:val="am-ET"/>
         </w:rPr>
-        <w:t> </w:t>
-      </w:r>
-      <w:r>
-        <w:rPr>
-          <w:rStyle w:val="refmarker"/>
-          <w:rFonts w:ascii="Abyssinica SIL" w:hAnsi="Abyssinica SIL" w:cs="Abyssinica SIL"/>
-          <w:color w:val="993300"/>
-          <w:sz w:val="28"/>
-          <w:szCs w:val="28"/>
-          <w:shd w:val="clear" w:color="auto" w:fill="FFFFFF"/>
-          <w:lang w:val="am-ET"/>
-        </w:rPr>
-        <w:t>። ወኢያውስብ፡</w:t>
+        <w:t>።</w:t>
+      </w:r>
+      <w:r>
+        <w:rPr>
+          <w:rStyle w:val="refmarker"/>
+          <w:rFonts w:ascii="Abyssinica SIL" w:hAnsi="Abyssinica SIL" w:cs="Abyssinica SIL"/>
+          <w:color w:val="993300"/>
+          <w:sz w:val="28"/>
+          <w:szCs w:val="28"/>
+          <w:shd w:val="clear" w:color="auto" w:fill="FFFFFF"/>
+          <w:lang w:val="am-ET"/>
+        </w:rPr>
+        <w:t xml:space="preserve"> ወኢያውስብ፡</w:t>
       </w:r>
       <w:r>
         <w:rPr>
@@ -32034,18 +33073,6 @@
           <w:lang w:val="am-ET"/>
         </w:rPr>
         <w:t>ወሕሥምተ</w:t>
-      </w:r>
-      <w:r>
-        <w:rPr>
-          <w:rStyle w:val="refmarker"/>
-          <w:rFonts w:ascii="Abyssinica SIL" w:hAnsi="Abyssinica SIL" w:cs="Abyssinica SIL"/>
-          <w:color w:val="993300"/>
-          <w:sz w:val="28"/>
-          <w:szCs w:val="28"/>
-          <w:shd w:val="clear" w:color="auto" w:fill="FFFFFF"/>
-          <w:lang w:val="am-ET"/>
-        </w:rPr>
-        <w:t> </w:t>
       </w:r>
       <w:r>
         <w:rPr>
@@ -32087,23 +33114,66 @@
         <w:jc w:val="center"/>
         <w:rPr>
           <w:rFonts w:ascii="Abyssinica SIL" w:hAnsi="Abyssinica SIL" w:cs="Abyssinica SIL"/>
+          <w:b/>
+          <w:bCs/>
           <w:noProof/>
           <w:sz w:val="32"/>
           <w:szCs w:val="32"/>
-          <w:u w:color="00B050"/>
+          <w:u w:val="single" w:color="00B050"/>
           <w:lang w:val="am-ET" w:bidi="syr-SY"/>
         </w:rPr>
       </w:pPr>
       <w:r>
         <w:rPr>
           <w:rFonts w:ascii="Abyssinica SIL" w:hAnsi="Abyssinica SIL" w:cs="Abyssinica SIL"/>
+          <w:b/>
+          <w:bCs/>
           <w:noProof/>
           <w:sz w:val="32"/>
           <w:szCs w:val="32"/>
-          <w:u w:color="00B050"/>
+          <w:u w:val="single" w:color="00B050"/>
           <w:lang w:val="am-ET" w:bidi="syr-SY"/>
         </w:rPr>
-        <w:t>ትእዛዝ፡፵ወ፯ ።</w:t>
+        <w:t>ትእዛዝ፡</w:t>
+      </w:r>
+      <w:r>
+        <w:rPr>
+          <w:rFonts w:ascii="Abyssinica SIL" w:hAnsi="Abyssinica SIL" w:cs="Abyssinica SIL"/>
+          <w:b/>
+          <w:bCs/>
+          <w:noProof/>
+          <w:sz w:val="32"/>
+          <w:szCs w:val="32"/>
+          <w:u w:val="single" w:color="00B050"/>
+          <w:lang w:val="am-ET" w:bidi="syr-SY"/>
+        </w:rPr>
+        <w:t xml:space="preserve"> </w:t>
+      </w:r>
+      <w:r>
+        <w:rPr>
+          <w:rFonts w:ascii="Abyssinica SIL" w:hAnsi="Abyssinica SIL" w:cs="Abyssinica SIL"/>
+          <w:b/>
+          <w:bCs/>
+          <w:noProof/>
+          <w:sz w:val="32"/>
+          <w:szCs w:val="32"/>
+          <w:u w:val="single" w:color="00B050"/>
+          <w:lang w:val="am-ET" w:bidi="syr-SY"/>
+        </w:rPr>
+        <w:t>፵ወ፯</w:t>
+      </w:r>
+      <w:r>
+        <w:rPr>
+          <w:rFonts w:ascii="Abyssinica SIL" w:hAnsi="Abyssinica SIL" w:cs="Abyssinica SIL"/>
+          <w:b/>
+          <w:bCs/>
+          <w:noProof/>
+          <w:sz w:val="32"/>
+          <w:szCs w:val="32"/>
+          <w:u w:val="single" w:color="00B050"/>
+          <w:lang w:val="am-ET" w:bidi="syr-SY"/>
+        </w:rPr>
+        <w:t>።</w:t>
       </w:r>
     </w:p>
     <w:p>
@@ -32168,18 +33238,6 @@
           <w:shd w:val="clear" w:color="auto" w:fill="FFFFFF"/>
           <w:lang w:val="am-ET"/>
         </w:rPr>
-        <w:t> </w:t>
-      </w:r>
-      <w:r>
-        <w:rPr>
-          <w:rStyle w:val="refmarker"/>
-          <w:rFonts w:ascii="Abyssinica SIL" w:hAnsi="Abyssinica SIL" w:cs="Abyssinica SIL"/>
-          <w:color w:val="993300"/>
-          <w:sz w:val="28"/>
-          <w:szCs w:val="28"/>
-          <w:shd w:val="clear" w:color="auto" w:fill="FFFFFF"/>
-          <w:lang w:val="am-ET"/>
-        </w:rPr>
         <w:t>።</w:t>
       </w:r>
       <w:r>
@@ -32783,18 +33841,6 @@
           <w:lang w:val="am-ET"/>
         </w:rPr>
         <w:t>መሃይምናነ፡ ወኢካህናተ</w:t>
-      </w:r>
-      <w:r>
-        <w:rPr>
-          <w:rStyle w:val="refmarker"/>
-          <w:rFonts w:ascii="Abyssinica SIL" w:hAnsi="Abyssinica SIL" w:cs="Abyssinica SIL"/>
-          <w:color w:val="993300"/>
-          <w:sz w:val="28"/>
-          <w:szCs w:val="28"/>
-          <w:shd w:val="clear" w:color="auto" w:fill="FFFFFF"/>
-          <w:lang w:val="am-ET"/>
-        </w:rPr>
-        <w:t> </w:t>
       </w:r>
       <w:r>
         <w:rPr>
@@ -32836,23 +33882,66 @@
         <w:jc w:val="center"/>
         <w:rPr>
           <w:rFonts w:ascii="Abyssinica SIL" w:hAnsi="Abyssinica SIL" w:cs="Abyssinica SIL"/>
+          <w:b/>
+          <w:bCs/>
           <w:noProof/>
           <w:sz w:val="32"/>
           <w:szCs w:val="32"/>
-          <w:u w:color="00B050"/>
+          <w:u w:val="single" w:color="00B050"/>
           <w:lang w:val="am-ET" w:bidi="syr-SY"/>
         </w:rPr>
       </w:pPr>
       <w:r>
         <w:rPr>
           <w:rFonts w:ascii="Abyssinica SIL" w:hAnsi="Abyssinica SIL" w:cs="Abyssinica SIL"/>
+          <w:b/>
+          <w:bCs/>
           <w:noProof/>
           <w:sz w:val="32"/>
           <w:szCs w:val="32"/>
-          <w:u w:color="00B050"/>
+          <w:u w:val="single" w:color="00B050"/>
           <w:lang w:val="am-ET" w:bidi="syr-SY"/>
         </w:rPr>
-        <w:t>ትእዛዝ፡፵ወ፰ ።</w:t>
+        <w:t>ትእዛዝ፡</w:t>
+      </w:r>
+      <w:r>
+        <w:rPr>
+          <w:rFonts w:ascii="Abyssinica SIL" w:hAnsi="Abyssinica SIL" w:cs="Abyssinica SIL"/>
+          <w:b/>
+          <w:bCs/>
+          <w:noProof/>
+          <w:sz w:val="32"/>
+          <w:szCs w:val="32"/>
+          <w:u w:val="single" w:color="00B050"/>
+          <w:lang w:val="am-ET" w:bidi="syr-SY"/>
+        </w:rPr>
+        <w:t xml:space="preserve"> </w:t>
+      </w:r>
+      <w:r>
+        <w:rPr>
+          <w:rFonts w:ascii="Abyssinica SIL" w:hAnsi="Abyssinica SIL" w:cs="Abyssinica SIL"/>
+          <w:b/>
+          <w:bCs/>
+          <w:noProof/>
+          <w:sz w:val="32"/>
+          <w:szCs w:val="32"/>
+          <w:u w:val="single" w:color="00B050"/>
+          <w:lang w:val="am-ET" w:bidi="syr-SY"/>
+        </w:rPr>
+        <w:t>፵ወ፰</w:t>
+      </w:r>
+      <w:r>
+        <w:rPr>
+          <w:rFonts w:ascii="Abyssinica SIL" w:hAnsi="Abyssinica SIL" w:cs="Abyssinica SIL"/>
+          <w:b/>
+          <w:bCs/>
+          <w:noProof/>
+          <w:sz w:val="32"/>
+          <w:szCs w:val="32"/>
+          <w:u w:val="single" w:color="00B050"/>
+          <w:lang w:val="am-ET" w:bidi="syr-SY"/>
+        </w:rPr>
+        <w:t>።</w:t>
       </w:r>
     </w:p>
     <w:p>
@@ -32989,18 +34078,6 @@
           <w:shd w:val="clear" w:color="auto" w:fill="FFFFFF"/>
           <w:lang w:val="am-ET"/>
         </w:rPr>
-        <w:t> </w:t>
-      </w:r>
-      <w:r>
-        <w:rPr>
-          <w:rStyle w:val="refmarker"/>
-          <w:rFonts w:ascii="Abyssinica SIL" w:hAnsi="Abyssinica SIL" w:cs="Abyssinica SIL"/>
-          <w:color w:val="993300"/>
-          <w:sz w:val="28"/>
-          <w:szCs w:val="28"/>
-          <w:shd w:val="clear" w:color="auto" w:fill="FFFFFF"/>
-          <w:lang w:val="am-ET"/>
-        </w:rPr>
         <w:t>።</w:t>
       </w:r>
       <w:r>
@@ -33327,19 +34404,19 @@
           <w:shd w:val="clear" w:color="auto" w:fill="FFFFFF"/>
           <w:lang w:val="am-ET"/>
         </w:rPr>
-        <w:t> </w:t>
-      </w:r>
-      <w:r>
-        <w:rPr>
-          <w:rStyle w:val="refmarker"/>
-          <w:rFonts w:ascii="Abyssinica SIL" w:hAnsi="Abyssinica SIL" w:cs="Abyssinica SIL"/>
-          <w:color w:val="993300"/>
-          <w:sz w:val="28"/>
-          <w:szCs w:val="28"/>
-          <w:shd w:val="clear" w:color="auto" w:fill="FFFFFF"/>
-          <w:lang w:val="am-ET"/>
-        </w:rPr>
-        <w:t>። ወለእመ፡</w:t>
+        <w:t>።</w:t>
+      </w:r>
+      <w:r>
+        <w:rPr>
+          <w:rStyle w:val="refmarker"/>
+          <w:rFonts w:ascii="Abyssinica SIL" w:hAnsi="Abyssinica SIL" w:cs="Abyssinica SIL"/>
+          <w:color w:val="993300"/>
+          <w:sz w:val="28"/>
+          <w:szCs w:val="28"/>
+          <w:shd w:val="clear" w:color="auto" w:fill="FFFFFF"/>
+          <w:lang w:val="am-ET"/>
+        </w:rPr>
+        <w:t xml:space="preserve"> ወለእመ፡</w:t>
       </w:r>
       <w:r>
         <w:rPr>
@@ -33412,18 +34489,6 @@
           <w:lang w:val="am-ET"/>
         </w:rPr>
         <w:t>ይሰደድ</w:t>
-      </w:r>
-      <w:r>
-        <w:rPr>
-          <w:rStyle w:val="refmarker"/>
-          <w:rFonts w:ascii="Abyssinica SIL" w:hAnsi="Abyssinica SIL" w:cs="Abyssinica SIL"/>
-          <w:color w:val="993300"/>
-          <w:sz w:val="28"/>
-          <w:szCs w:val="28"/>
-          <w:shd w:val="clear" w:color="auto" w:fill="FFFFFF"/>
-          <w:lang w:val="am-ET"/>
-        </w:rPr>
-        <w:t> </w:t>
       </w:r>
       <w:r>
         <w:rPr>
@@ -33465,23 +34530,66 @@
         <w:jc w:val="center"/>
         <w:rPr>
           <w:rFonts w:ascii="Abyssinica SIL" w:hAnsi="Abyssinica SIL" w:cs="Abyssinica SIL"/>
+          <w:b/>
+          <w:bCs/>
           <w:noProof/>
           <w:sz w:val="32"/>
           <w:szCs w:val="32"/>
-          <w:u w:color="00B050"/>
+          <w:u w:val="single" w:color="00B050"/>
           <w:lang w:val="am-ET" w:bidi="syr-SY"/>
         </w:rPr>
       </w:pPr>
       <w:r>
         <w:rPr>
           <w:rFonts w:ascii="Abyssinica SIL" w:hAnsi="Abyssinica SIL" w:cs="Abyssinica SIL"/>
+          <w:b/>
+          <w:bCs/>
           <w:noProof/>
           <w:sz w:val="32"/>
           <w:szCs w:val="32"/>
-          <w:u w:color="00B050"/>
+          <w:u w:val="single" w:color="00B050"/>
           <w:lang w:val="am-ET" w:bidi="syr-SY"/>
         </w:rPr>
-        <w:t>ትእዛዝ፡፵ወ፱ ።</w:t>
+        <w:t>ትእዛዝ፡</w:t>
+      </w:r>
+      <w:r>
+        <w:rPr>
+          <w:rFonts w:ascii="Abyssinica SIL" w:hAnsi="Abyssinica SIL" w:cs="Abyssinica SIL"/>
+          <w:b/>
+          <w:bCs/>
+          <w:noProof/>
+          <w:sz w:val="32"/>
+          <w:szCs w:val="32"/>
+          <w:u w:val="single" w:color="00B050"/>
+          <w:lang w:val="am-ET" w:bidi="syr-SY"/>
+        </w:rPr>
+        <w:t xml:space="preserve"> </w:t>
+      </w:r>
+      <w:r>
+        <w:rPr>
+          <w:rFonts w:ascii="Abyssinica SIL" w:hAnsi="Abyssinica SIL" w:cs="Abyssinica SIL"/>
+          <w:b/>
+          <w:bCs/>
+          <w:noProof/>
+          <w:sz w:val="32"/>
+          <w:szCs w:val="32"/>
+          <w:u w:val="single" w:color="00B050"/>
+          <w:lang w:val="am-ET" w:bidi="syr-SY"/>
+        </w:rPr>
+        <w:t>፵ወ፱</w:t>
+      </w:r>
+      <w:r>
+        <w:rPr>
+          <w:rFonts w:ascii="Abyssinica SIL" w:hAnsi="Abyssinica SIL" w:cs="Abyssinica SIL"/>
+          <w:b/>
+          <w:bCs/>
+          <w:noProof/>
+          <w:sz w:val="32"/>
+          <w:szCs w:val="32"/>
+          <w:u w:val="single" w:color="00B050"/>
+          <w:lang w:val="am-ET" w:bidi="syr-SY"/>
+        </w:rPr>
+        <w:t>።</w:t>
       </w:r>
     </w:p>
     <w:p>
@@ -33810,18 +34918,6 @@
           <w:shd w:val="clear" w:color="auto" w:fill="FFFFFF"/>
           <w:lang w:val="am-ET"/>
         </w:rPr>
-        <w:t> </w:t>
-      </w:r>
-      <w:r>
-        <w:rPr>
-          <w:rStyle w:val="refmarker"/>
-          <w:rFonts w:ascii="Abyssinica SIL" w:hAnsi="Abyssinica SIL" w:cs="Abyssinica SIL"/>
-          <w:color w:val="993300"/>
-          <w:sz w:val="28"/>
-          <w:szCs w:val="28"/>
-          <w:shd w:val="clear" w:color="auto" w:fill="FFFFFF"/>
-          <w:lang w:val="am-ET"/>
-        </w:rPr>
         <w:t>።</w:t>
       </w:r>
       <w:r>
@@ -34017,18 +35113,6 @@
           <w:lang w:val="am-ET"/>
         </w:rPr>
         <w:t>ወማኅቶተ፡ ይሰደድ</w:t>
-      </w:r>
-      <w:r>
-        <w:rPr>
-          <w:rStyle w:val="refmarker"/>
-          <w:rFonts w:ascii="Abyssinica SIL" w:hAnsi="Abyssinica SIL" w:cs="Abyssinica SIL"/>
-          <w:color w:val="993300"/>
-          <w:sz w:val="28"/>
-          <w:szCs w:val="28"/>
-          <w:shd w:val="clear" w:color="auto" w:fill="FFFFFF"/>
-          <w:lang w:val="am-ET"/>
-        </w:rPr>
-        <w:t> </w:t>
       </w:r>
       <w:r>
         <w:rPr>
@@ -34070,23 +35154,66 @@
         <w:jc w:val="center"/>
         <w:rPr>
           <w:rFonts w:ascii="Abyssinica SIL" w:hAnsi="Abyssinica SIL" w:cs="Abyssinica SIL"/>
+          <w:b/>
+          <w:bCs/>
           <w:noProof/>
           <w:sz w:val="32"/>
           <w:szCs w:val="32"/>
-          <w:u w:color="00B050"/>
+          <w:u w:val="single" w:color="00B050"/>
           <w:lang w:val="am-ET" w:bidi="syr-SY"/>
         </w:rPr>
       </w:pPr>
       <w:r>
         <w:rPr>
           <w:rFonts w:ascii="Abyssinica SIL" w:hAnsi="Abyssinica SIL" w:cs="Abyssinica SIL"/>
+          <w:b/>
+          <w:bCs/>
           <w:noProof/>
           <w:sz w:val="32"/>
           <w:szCs w:val="32"/>
-          <w:u w:color="00B050"/>
+          <w:u w:val="single" w:color="00B050"/>
           <w:lang w:val="am-ET" w:bidi="syr-SY"/>
         </w:rPr>
-        <w:t>ትእዛዝ፡፶ ።</w:t>
+        <w:t>ትእዛዝ፡</w:t>
+      </w:r>
+      <w:r>
+        <w:rPr>
+          <w:rFonts w:ascii="Abyssinica SIL" w:hAnsi="Abyssinica SIL" w:cs="Abyssinica SIL"/>
+          <w:b/>
+          <w:bCs/>
+          <w:noProof/>
+          <w:sz w:val="32"/>
+          <w:szCs w:val="32"/>
+          <w:u w:val="single" w:color="00B050"/>
+          <w:lang w:val="am-ET" w:bidi="syr-SY"/>
+        </w:rPr>
+        <w:t xml:space="preserve"> </w:t>
+      </w:r>
+      <w:r>
+        <w:rPr>
+          <w:rFonts w:ascii="Abyssinica SIL" w:hAnsi="Abyssinica SIL" w:cs="Abyssinica SIL"/>
+          <w:b/>
+          <w:bCs/>
+          <w:noProof/>
+          <w:sz w:val="32"/>
+          <w:szCs w:val="32"/>
+          <w:u w:val="single" w:color="00B050"/>
+          <w:lang w:val="am-ET" w:bidi="syr-SY"/>
+        </w:rPr>
+        <w:t>፶</w:t>
+      </w:r>
+      <w:r>
+        <w:rPr>
+          <w:rFonts w:ascii="Abyssinica SIL" w:hAnsi="Abyssinica SIL" w:cs="Abyssinica SIL"/>
+          <w:b/>
+          <w:bCs/>
+          <w:noProof/>
+          <w:sz w:val="32"/>
+          <w:szCs w:val="32"/>
+          <w:u w:val="single" w:color="00B050"/>
+          <w:lang w:val="am-ET" w:bidi="syr-SY"/>
+        </w:rPr>
+        <w:t>።</w:t>
       </w:r>
     </w:p>
     <w:p>
@@ -34269,18 +35396,6 @@
           <w:shd w:val="clear" w:color="auto" w:fill="FFFFFF"/>
           <w:lang w:val="am-ET"/>
         </w:rPr>
-        <w:t> </w:t>
-      </w:r>
-      <w:r>
-        <w:rPr>
-          <w:rStyle w:val="refmarker"/>
-          <w:rFonts w:ascii="Abyssinica SIL" w:hAnsi="Abyssinica SIL" w:cs="Abyssinica SIL"/>
-          <w:color w:val="993300"/>
-          <w:sz w:val="28"/>
-          <w:szCs w:val="28"/>
-          <w:shd w:val="clear" w:color="auto" w:fill="FFFFFF"/>
-          <w:lang w:val="am-ET"/>
-        </w:rPr>
         <w:t>።</w:t>
       </w:r>
       <w:r>
@@ -34498,18 +35613,6 @@
           <w:lang w:val="am-ET"/>
         </w:rPr>
         <w:t>ትኅምስተ</w:t>
-      </w:r>
-      <w:r>
-        <w:rPr>
-          <w:rStyle w:val="refmarker"/>
-          <w:rFonts w:ascii="Abyssinica SIL" w:hAnsi="Abyssinica SIL" w:cs="Abyssinica SIL"/>
-          <w:color w:val="993300"/>
-          <w:sz w:val="28"/>
-          <w:szCs w:val="28"/>
-          <w:shd w:val="clear" w:color="auto" w:fill="FFFFFF"/>
-          <w:lang w:val="am-ET"/>
-        </w:rPr>
-        <w:t> </w:t>
       </w:r>
       <w:r>
         <w:rPr>
@@ -34812,19 +35915,19 @@
           <w:shd w:val="clear" w:color="auto" w:fill="FFFFFF"/>
           <w:lang w:val="am-ET"/>
         </w:rPr>
-        <w:t> </w:t>
-      </w:r>
-      <w:r>
-        <w:rPr>
-          <w:rStyle w:val="refmarker"/>
-          <w:rFonts w:ascii="Abyssinica SIL" w:hAnsi="Abyssinica SIL" w:cs="Abyssinica SIL"/>
-          <w:color w:val="993300"/>
-          <w:sz w:val="28"/>
-          <w:szCs w:val="28"/>
-          <w:shd w:val="clear" w:color="auto" w:fill="FFFFFF"/>
-          <w:lang w:val="am-ET"/>
-        </w:rPr>
-        <w:t>። ወለእመቦ፡ ዘገብረ፡</w:t>
+        <w:t>።</w:t>
+      </w:r>
+      <w:r>
+        <w:rPr>
+          <w:rStyle w:val="refmarker"/>
+          <w:rFonts w:ascii="Abyssinica SIL" w:hAnsi="Abyssinica SIL" w:cs="Abyssinica SIL"/>
+          <w:color w:val="993300"/>
+          <w:sz w:val="28"/>
+          <w:szCs w:val="28"/>
+          <w:shd w:val="clear" w:color="auto" w:fill="FFFFFF"/>
+          <w:lang w:val="am-ET"/>
+        </w:rPr>
+        <w:t xml:space="preserve"> ወለእመቦ፡ ዘገብረ፡</w:t>
       </w:r>
       <w:r>
         <w:rPr>
@@ -34897,18 +36000,6 @@
           <w:lang w:val="am-ET"/>
         </w:rPr>
         <w:t>ወይትበቀልዎ</w:t>
-      </w:r>
-      <w:r>
-        <w:rPr>
-          <w:rStyle w:val="refmarker"/>
-          <w:rFonts w:ascii="Abyssinica SIL" w:hAnsi="Abyssinica SIL" w:cs="Abyssinica SIL"/>
-          <w:color w:val="993300"/>
-          <w:sz w:val="28"/>
-          <w:szCs w:val="28"/>
-          <w:shd w:val="clear" w:color="auto" w:fill="FFFFFF"/>
-          <w:lang w:val="am-ET"/>
-        </w:rPr>
-        <w:t> </w:t>
       </w:r>
       <w:r>
         <w:rPr>
@@ -34950,23 +36041,66 @@
         <w:jc w:val="center"/>
         <w:rPr>
           <w:rFonts w:ascii="Abyssinica SIL" w:hAnsi="Abyssinica SIL" w:cs="Abyssinica SIL"/>
+          <w:b/>
+          <w:bCs/>
           <w:noProof/>
           <w:sz w:val="32"/>
           <w:szCs w:val="32"/>
-          <w:u w:color="00B050"/>
+          <w:u w:val="single" w:color="00B050"/>
           <w:lang w:val="am-ET" w:bidi="syr-SY"/>
         </w:rPr>
       </w:pPr>
       <w:r>
         <w:rPr>
           <w:rFonts w:ascii="Abyssinica SIL" w:hAnsi="Abyssinica SIL" w:cs="Abyssinica SIL"/>
+          <w:b/>
+          <w:bCs/>
           <w:noProof/>
           <w:sz w:val="32"/>
           <w:szCs w:val="32"/>
-          <w:u w:color="00B050"/>
+          <w:u w:val="single" w:color="00B050"/>
           <w:lang w:val="am-ET" w:bidi="syr-SY"/>
         </w:rPr>
-        <w:t>ትእዛዝ፡፶ወ፩ ።</w:t>
+        <w:t>ትእዛዝ፡</w:t>
+      </w:r>
+      <w:r>
+        <w:rPr>
+          <w:rFonts w:ascii="Abyssinica SIL" w:hAnsi="Abyssinica SIL" w:cs="Abyssinica SIL"/>
+          <w:b/>
+          <w:bCs/>
+          <w:noProof/>
+          <w:sz w:val="32"/>
+          <w:szCs w:val="32"/>
+          <w:u w:val="single" w:color="00B050"/>
+          <w:lang w:val="am-ET" w:bidi="syr-SY"/>
+        </w:rPr>
+        <w:t xml:space="preserve"> </w:t>
+      </w:r>
+      <w:r>
+        <w:rPr>
+          <w:rFonts w:ascii="Abyssinica SIL" w:hAnsi="Abyssinica SIL" w:cs="Abyssinica SIL"/>
+          <w:b/>
+          <w:bCs/>
+          <w:noProof/>
+          <w:sz w:val="32"/>
+          <w:szCs w:val="32"/>
+          <w:u w:val="single" w:color="00B050"/>
+          <w:lang w:val="am-ET" w:bidi="syr-SY"/>
+        </w:rPr>
+        <w:t>፶ወ፩</w:t>
+      </w:r>
+      <w:r>
+        <w:rPr>
+          <w:rFonts w:ascii="Abyssinica SIL" w:hAnsi="Abyssinica SIL" w:cs="Abyssinica SIL"/>
+          <w:b/>
+          <w:bCs/>
+          <w:noProof/>
+          <w:sz w:val="32"/>
+          <w:szCs w:val="32"/>
+          <w:u w:val="single" w:color="00B050"/>
+          <w:lang w:val="am-ET" w:bidi="syr-SY"/>
+        </w:rPr>
+        <w:t>።</w:t>
       </w:r>
     </w:p>
     <w:p>
@@ -35079,18 +36213,6 @@
           <w:shd w:val="clear" w:color="auto" w:fill="FFFFFF"/>
           <w:lang w:val="am-ET"/>
         </w:rPr>
-        <w:t> </w:t>
-      </w:r>
-      <w:r>
-        <w:rPr>
-          <w:rStyle w:val="refmarker"/>
-          <w:rFonts w:ascii="Abyssinica SIL" w:hAnsi="Abyssinica SIL" w:cs="Abyssinica SIL"/>
-          <w:color w:val="993300"/>
-          <w:sz w:val="28"/>
-          <w:szCs w:val="28"/>
-          <w:shd w:val="clear" w:color="auto" w:fill="FFFFFF"/>
-          <w:lang w:val="am-ET"/>
-        </w:rPr>
         <w:t>።</w:t>
       </w:r>
       <w:r>
@@ -35345,19 +36467,19 @@
           <w:shd w:val="clear" w:color="auto" w:fill="FFFFFF"/>
           <w:lang w:val="am-ET"/>
         </w:rPr>
-        <w:t> </w:t>
-      </w:r>
-      <w:r>
-        <w:rPr>
-          <w:rStyle w:val="refmarker"/>
-          <w:rFonts w:ascii="Abyssinica SIL" w:hAnsi="Abyssinica SIL" w:cs="Abyssinica SIL"/>
-          <w:color w:val="993300"/>
-          <w:sz w:val="28"/>
-          <w:szCs w:val="28"/>
-          <w:shd w:val="clear" w:color="auto" w:fill="FFFFFF"/>
-          <w:lang w:val="am-ET"/>
-        </w:rPr>
-        <w:t>። ወለእመ፡</w:t>
+        <w:t>።</w:t>
+      </w:r>
+      <w:r>
+        <w:rPr>
+          <w:rStyle w:val="refmarker"/>
+          <w:rFonts w:ascii="Abyssinica SIL" w:hAnsi="Abyssinica SIL" w:cs="Abyssinica SIL"/>
+          <w:color w:val="993300"/>
+          <w:sz w:val="28"/>
+          <w:szCs w:val="28"/>
+          <w:shd w:val="clear" w:color="auto" w:fill="FFFFFF"/>
+          <w:lang w:val="am-ET"/>
+        </w:rPr>
+        <w:t xml:space="preserve"> ወለእመ፡</w:t>
       </w:r>
       <w:r>
         <w:rPr>
@@ -35585,19 +36707,19 @@
           <w:shd w:val="clear" w:color="auto" w:fill="FFFFFF"/>
           <w:lang w:val="am-ET"/>
         </w:rPr>
-        <w:t> </w:t>
-      </w:r>
-      <w:r>
-        <w:rPr>
-          <w:rStyle w:val="refmarker"/>
-          <w:rFonts w:ascii="Abyssinica SIL" w:hAnsi="Abyssinica SIL" w:cs="Abyssinica SIL"/>
-          <w:color w:val="993300"/>
-          <w:sz w:val="28"/>
-          <w:szCs w:val="28"/>
-          <w:shd w:val="clear" w:color="auto" w:fill="FFFFFF"/>
-          <w:lang w:val="am-ET"/>
-        </w:rPr>
-        <w:t>። ወለእመ፡</w:t>
+        <w:t>።</w:t>
+      </w:r>
+      <w:r>
+        <w:rPr>
+          <w:rStyle w:val="refmarker"/>
+          <w:rFonts w:ascii="Abyssinica SIL" w:hAnsi="Abyssinica SIL" w:cs="Abyssinica SIL"/>
+          <w:color w:val="993300"/>
+          <w:sz w:val="28"/>
+          <w:szCs w:val="28"/>
+          <w:shd w:val="clear" w:color="auto" w:fill="FFFFFF"/>
+          <w:lang w:val="am-ET"/>
+        </w:rPr>
+        <w:t xml:space="preserve"> ወለእመ፡</w:t>
       </w:r>
       <w:r>
         <w:rPr>
@@ -35801,18 +36923,6 @@
           <w:shd w:val="clear" w:color="auto" w:fill="FFFFFF"/>
           <w:lang w:val="am-ET"/>
         </w:rPr>
-        <w:t> </w:t>
-      </w:r>
-      <w:r>
-        <w:rPr>
-          <w:rStyle w:val="refmarker"/>
-          <w:rFonts w:ascii="Abyssinica SIL" w:hAnsi="Abyssinica SIL" w:cs="Abyssinica SIL"/>
-          <w:color w:val="993300"/>
-          <w:sz w:val="28"/>
-          <w:szCs w:val="28"/>
-          <w:shd w:val="clear" w:color="auto" w:fill="FFFFFF"/>
-          <w:lang w:val="am-ET"/>
-        </w:rPr>
         <w:t>።</w:t>
       </w:r>
       <w:r>
@@ -35993,19 +37103,19 @@
           <w:shd w:val="clear" w:color="auto" w:fill="FFFFFF"/>
           <w:lang w:val="am-ET"/>
         </w:rPr>
-        <w:t> </w:t>
-      </w:r>
-      <w:r>
-        <w:rPr>
-          <w:rStyle w:val="refmarker"/>
-          <w:rFonts w:ascii="Abyssinica SIL" w:hAnsi="Abyssinica SIL" w:cs="Abyssinica SIL"/>
-          <w:color w:val="993300"/>
-          <w:sz w:val="28"/>
-          <w:szCs w:val="28"/>
-          <w:shd w:val="clear" w:color="auto" w:fill="FFFFFF"/>
-          <w:lang w:val="am-ET"/>
-        </w:rPr>
-        <w:t>። ወለእመ፡ ኢተሰጥወ፡ ወአስተተ፡ ወኢመጽአ፡</w:t>
+        <w:t>።</w:t>
+      </w:r>
+      <w:r>
+        <w:rPr>
+          <w:rStyle w:val="refmarker"/>
+          <w:rFonts w:ascii="Abyssinica SIL" w:hAnsi="Abyssinica SIL" w:cs="Abyssinica SIL"/>
+          <w:color w:val="993300"/>
+          <w:sz w:val="28"/>
+          <w:szCs w:val="28"/>
+          <w:shd w:val="clear" w:color="auto" w:fill="FFFFFF"/>
+          <w:lang w:val="am-ET"/>
+        </w:rPr>
+        <w:t xml:space="preserve"> ወለእመ፡ ኢተሰጥወ፡ ወአስተተ፡ ወኢመጽአ፡</w:t>
       </w:r>
       <w:r>
         <w:rPr>
@@ -36222,18 +37332,6 @@
           <w:lang w:val="am-ET"/>
         </w:rPr>
         <w:t>እምፍትሕ</w:t>
-      </w:r>
-      <w:r>
-        <w:rPr>
-          <w:rStyle w:val="refmarker"/>
-          <w:rFonts w:ascii="Abyssinica SIL" w:hAnsi="Abyssinica SIL" w:cs="Abyssinica SIL"/>
-          <w:color w:val="993300"/>
-          <w:sz w:val="28"/>
-          <w:szCs w:val="28"/>
-          <w:shd w:val="clear" w:color="auto" w:fill="FFFFFF"/>
-          <w:lang w:val="am-ET"/>
-        </w:rPr>
-        <w:t> </w:t>
       </w:r>
       <w:r>
         <w:rPr>
@@ -36275,23 +37373,66 @@
         <w:jc w:val="center"/>
         <w:rPr>
           <w:rFonts w:ascii="Abyssinica SIL" w:hAnsi="Abyssinica SIL" w:cs="Abyssinica SIL"/>
+          <w:b/>
+          <w:bCs/>
           <w:noProof/>
           <w:sz w:val="32"/>
           <w:szCs w:val="32"/>
-          <w:u w:color="00B050"/>
+          <w:u w:val="single" w:color="00B050"/>
           <w:lang w:val="am-ET" w:bidi="syr-SY"/>
         </w:rPr>
       </w:pPr>
       <w:r>
         <w:rPr>
           <w:rFonts w:ascii="Abyssinica SIL" w:hAnsi="Abyssinica SIL" w:cs="Abyssinica SIL"/>
+          <w:b/>
+          <w:bCs/>
           <w:noProof/>
           <w:sz w:val="32"/>
           <w:szCs w:val="32"/>
-          <w:u w:color="00B050"/>
+          <w:u w:val="single" w:color="00B050"/>
           <w:lang w:val="am-ET" w:bidi="syr-SY"/>
         </w:rPr>
-        <w:t>ትእዛዝ፡፶ወ፪ ።</w:t>
+        <w:t>ትእዛዝ፡</w:t>
+      </w:r>
+      <w:r>
+        <w:rPr>
+          <w:rFonts w:ascii="Abyssinica SIL" w:hAnsi="Abyssinica SIL" w:cs="Abyssinica SIL"/>
+          <w:b/>
+          <w:bCs/>
+          <w:noProof/>
+          <w:sz w:val="32"/>
+          <w:szCs w:val="32"/>
+          <w:u w:val="single" w:color="00B050"/>
+          <w:lang w:val="am-ET" w:bidi="syr-SY"/>
+        </w:rPr>
+        <w:t xml:space="preserve"> </w:t>
+      </w:r>
+      <w:r>
+        <w:rPr>
+          <w:rFonts w:ascii="Abyssinica SIL" w:hAnsi="Abyssinica SIL" w:cs="Abyssinica SIL"/>
+          <w:b/>
+          <w:bCs/>
+          <w:noProof/>
+          <w:sz w:val="32"/>
+          <w:szCs w:val="32"/>
+          <w:u w:val="single" w:color="00B050"/>
+          <w:lang w:val="am-ET" w:bidi="syr-SY"/>
+        </w:rPr>
+        <w:t>፶ወ፪</w:t>
+      </w:r>
+      <w:r>
+        <w:rPr>
+          <w:rFonts w:ascii="Abyssinica SIL" w:hAnsi="Abyssinica SIL" w:cs="Abyssinica SIL"/>
+          <w:b/>
+          <w:bCs/>
+          <w:noProof/>
+          <w:sz w:val="32"/>
+          <w:szCs w:val="32"/>
+          <w:u w:val="single" w:color="00B050"/>
+          <w:lang w:val="am-ET" w:bidi="syr-SY"/>
+        </w:rPr>
+        <w:t>።</w:t>
       </w:r>
     </w:p>
     <w:p>
@@ -36498,18 +37639,6 @@
           <w:shd w:val="clear" w:color="auto" w:fill="FFFFFF"/>
           <w:lang w:val="am-ET"/>
         </w:rPr>
-        <w:t> </w:t>
-      </w:r>
-      <w:r>
-        <w:rPr>
-          <w:rStyle w:val="refmarker"/>
-          <w:rFonts w:ascii="Abyssinica SIL" w:hAnsi="Abyssinica SIL" w:cs="Abyssinica SIL"/>
-          <w:color w:val="993300"/>
-          <w:sz w:val="28"/>
-          <w:szCs w:val="28"/>
-          <w:shd w:val="clear" w:color="auto" w:fill="FFFFFF"/>
-          <w:lang w:val="am-ET"/>
-        </w:rPr>
         <w:t>።</w:t>
       </w:r>
       <w:r>
@@ -36690,18 +37819,6 @@
           <w:shd w:val="clear" w:color="auto" w:fill="FFFFFF"/>
           <w:lang w:val="am-ET"/>
         </w:rPr>
-        <w:t> </w:t>
-      </w:r>
-      <w:r>
-        <w:rPr>
-          <w:rStyle w:val="refmarker"/>
-          <w:rFonts w:ascii="Abyssinica SIL" w:hAnsi="Abyssinica SIL" w:cs="Abyssinica SIL"/>
-          <w:color w:val="993300"/>
-          <w:sz w:val="28"/>
-          <w:szCs w:val="28"/>
-          <w:shd w:val="clear" w:color="auto" w:fill="FFFFFF"/>
-          <w:lang w:val="am-ET"/>
-        </w:rPr>
         <w:t>።</w:t>
       </w:r>
       <w:r>
@@ -37002,18 +38119,6 @@
           <w:shd w:val="clear" w:color="auto" w:fill="FFFFFF"/>
           <w:lang w:val="am-ET"/>
         </w:rPr>
-        <w:t> </w:t>
-      </w:r>
-      <w:r>
-        <w:rPr>
-          <w:rStyle w:val="refmarker"/>
-          <w:rFonts w:ascii="Abyssinica SIL" w:hAnsi="Abyssinica SIL" w:cs="Abyssinica SIL"/>
-          <w:color w:val="993300"/>
-          <w:sz w:val="28"/>
-          <w:szCs w:val="28"/>
-          <w:shd w:val="clear" w:color="auto" w:fill="FFFFFF"/>
-          <w:lang w:val="am-ET"/>
-        </w:rPr>
         <w:t>።</w:t>
       </w:r>
       <w:r>
@@ -37338,19 +38443,19 @@
           <w:shd w:val="clear" w:color="auto" w:fill="FFFFFF"/>
           <w:lang w:val="am-ET"/>
         </w:rPr>
-        <w:t> </w:t>
-      </w:r>
-      <w:r>
-        <w:rPr>
-          <w:rStyle w:val="refmarker"/>
-          <w:rFonts w:ascii="Abyssinica SIL" w:hAnsi="Abyssinica SIL" w:cs="Abyssinica SIL"/>
-          <w:color w:val="993300"/>
-          <w:sz w:val="28"/>
-          <w:szCs w:val="28"/>
-          <w:shd w:val="clear" w:color="auto" w:fill="FFFFFF"/>
-          <w:lang w:val="am-ET"/>
-        </w:rPr>
-        <w:t>። ለእመ፡ ገብሩ፡</w:t>
+        <w:t>።</w:t>
+      </w:r>
+      <w:r>
+        <w:rPr>
+          <w:rStyle w:val="refmarker"/>
+          <w:rFonts w:ascii="Abyssinica SIL" w:hAnsi="Abyssinica SIL" w:cs="Abyssinica SIL"/>
+          <w:color w:val="993300"/>
+          <w:sz w:val="28"/>
+          <w:szCs w:val="28"/>
+          <w:shd w:val="clear" w:color="auto" w:fill="FFFFFF"/>
+          <w:lang w:val="am-ET"/>
+        </w:rPr>
+        <w:t xml:space="preserve"> ለእመ፡ ገብሩ፡</w:t>
       </w:r>
       <w:r>
         <w:rPr>
@@ -37578,18 +38683,6 @@
           <w:shd w:val="clear" w:color="auto" w:fill="FFFFFF"/>
           <w:lang w:val="am-ET"/>
         </w:rPr>
-        <w:t> </w:t>
-      </w:r>
-      <w:r>
-        <w:rPr>
-          <w:rStyle w:val="refmarker"/>
-          <w:rFonts w:ascii="Abyssinica SIL" w:hAnsi="Abyssinica SIL" w:cs="Abyssinica SIL"/>
-          <w:color w:val="993300"/>
-          <w:sz w:val="28"/>
-          <w:szCs w:val="28"/>
-          <w:shd w:val="clear" w:color="auto" w:fill="FFFFFF"/>
-          <w:lang w:val="am-ET"/>
-        </w:rPr>
         <w:t>።</w:t>
       </w:r>
       <w:r>
@@ -37890,18 +38983,6 @@
           <w:shd w:val="clear" w:color="auto" w:fill="FFFFFF"/>
           <w:lang w:val="am-ET"/>
         </w:rPr>
-        <w:t> </w:t>
-      </w:r>
-      <w:r>
-        <w:rPr>
-          <w:rStyle w:val="refmarker"/>
-          <w:rFonts w:ascii="Abyssinica SIL" w:hAnsi="Abyssinica SIL" w:cs="Abyssinica SIL"/>
-          <w:color w:val="993300"/>
-          <w:sz w:val="28"/>
-          <w:szCs w:val="28"/>
-          <w:shd w:val="clear" w:color="auto" w:fill="FFFFFF"/>
-          <w:lang w:val="am-ET"/>
-        </w:rPr>
         <w:t>።</w:t>
       </w:r>
       <w:r>
@@ -38191,18 +39272,6 @@
           <w:lang w:val="am-ET"/>
         </w:rPr>
         <w:t>ክርስቲያን</w:t>
-      </w:r>
-      <w:r>
-        <w:rPr>
-          <w:rStyle w:val="refmarker"/>
-          <w:rFonts w:ascii="Abyssinica SIL" w:hAnsi="Abyssinica SIL" w:cs="Abyssinica SIL"/>
-          <w:color w:val="993300"/>
-          <w:sz w:val="28"/>
-          <w:szCs w:val="28"/>
-          <w:shd w:val="clear" w:color="auto" w:fill="FFFFFF"/>
-          <w:lang w:val="am-ET"/>
-        </w:rPr>
-        <w:t> </w:t>
       </w:r>
       <w:r>
         <w:rPr>
@@ -38372,19 +39441,19 @@
           <w:shd w:val="clear" w:color="auto" w:fill="FFFFFF"/>
           <w:lang w:val="am-ET"/>
         </w:rPr>
-        <w:t> </w:t>
-      </w:r>
-      <w:r>
-        <w:rPr>
-          <w:rStyle w:val="refmarker"/>
-          <w:rFonts w:ascii="Abyssinica SIL" w:hAnsi="Abyssinica SIL" w:cs="Abyssinica SIL"/>
-          <w:color w:val="993300"/>
-          <w:sz w:val="28"/>
-          <w:szCs w:val="28"/>
-          <w:shd w:val="clear" w:color="auto" w:fill="FFFFFF"/>
-          <w:lang w:val="am-ET"/>
-        </w:rPr>
-        <w:t>። ወለእመ፡</w:t>
+        <w:t>።</w:t>
+      </w:r>
+      <w:r>
+        <w:rPr>
+          <w:rStyle w:val="refmarker"/>
+          <w:rFonts w:ascii="Abyssinica SIL" w:hAnsi="Abyssinica SIL" w:cs="Abyssinica SIL"/>
+          <w:color w:val="993300"/>
+          <w:sz w:val="28"/>
+          <w:szCs w:val="28"/>
+          <w:shd w:val="clear" w:color="auto" w:fill="FFFFFF"/>
+          <w:lang w:val="am-ET"/>
+        </w:rPr>
+        <w:t xml:space="preserve"> ወለእመ፡</w:t>
       </w:r>
       <w:r>
         <w:rPr>
@@ -38505,18 +39574,6 @@
           <w:lang w:val="am-ET"/>
         </w:rPr>
         <w:t>ካህነ</w:t>
-      </w:r>
-      <w:r>
-        <w:rPr>
-          <w:rStyle w:val="refmarker"/>
-          <w:rFonts w:ascii="Abyssinica SIL" w:hAnsi="Abyssinica SIL" w:cs="Abyssinica SIL"/>
-          <w:color w:val="993300"/>
-          <w:sz w:val="28"/>
-          <w:szCs w:val="28"/>
-          <w:shd w:val="clear" w:color="auto" w:fill="FFFFFF"/>
-          <w:lang w:val="am-ET"/>
-        </w:rPr>
-        <w:t> </w:t>
       </w:r>
       <w:r>
         <w:rPr>
@@ -38558,23 +39615,66 @@
         <w:jc w:val="center"/>
         <w:rPr>
           <w:rFonts w:ascii="Abyssinica SIL" w:hAnsi="Abyssinica SIL" w:cs="Abyssinica SIL"/>
+          <w:b/>
+          <w:bCs/>
           <w:noProof/>
           <w:sz w:val="32"/>
           <w:szCs w:val="32"/>
-          <w:u w:color="00B050"/>
+          <w:u w:val="single" w:color="00B050"/>
           <w:lang w:val="am-ET" w:bidi="syr-SY"/>
         </w:rPr>
       </w:pPr>
       <w:r>
         <w:rPr>
           <w:rFonts w:ascii="Abyssinica SIL" w:hAnsi="Abyssinica SIL" w:cs="Abyssinica SIL"/>
+          <w:b/>
+          <w:bCs/>
           <w:noProof/>
           <w:sz w:val="32"/>
           <w:szCs w:val="32"/>
-          <w:u w:color="00B050"/>
+          <w:u w:val="single" w:color="00B050"/>
           <w:lang w:val="am-ET" w:bidi="syr-SY"/>
         </w:rPr>
-        <w:t>ትእዛዝ፡፶ወ፫ ።</w:t>
+        <w:t>ትእዛዝ፡</w:t>
+      </w:r>
+      <w:r>
+        <w:rPr>
+          <w:rFonts w:ascii="Abyssinica SIL" w:hAnsi="Abyssinica SIL" w:cs="Abyssinica SIL"/>
+          <w:b/>
+          <w:bCs/>
+          <w:noProof/>
+          <w:sz w:val="32"/>
+          <w:szCs w:val="32"/>
+          <w:u w:val="single" w:color="00B050"/>
+          <w:lang w:val="am-ET" w:bidi="syr-SY"/>
+        </w:rPr>
+        <w:t xml:space="preserve"> </w:t>
+      </w:r>
+      <w:r>
+        <w:rPr>
+          <w:rFonts w:ascii="Abyssinica SIL" w:hAnsi="Abyssinica SIL" w:cs="Abyssinica SIL"/>
+          <w:b/>
+          <w:bCs/>
+          <w:noProof/>
+          <w:sz w:val="32"/>
+          <w:szCs w:val="32"/>
+          <w:u w:val="single" w:color="00B050"/>
+          <w:lang w:val="am-ET" w:bidi="syr-SY"/>
+        </w:rPr>
+        <w:t>፶ወ፫</w:t>
+      </w:r>
+      <w:r>
+        <w:rPr>
+          <w:rFonts w:ascii="Abyssinica SIL" w:hAnsi="Abyssinica SIL" w:cs="Abyssinica SIL"/>
+          <w:b/>
+          <w:bCs/>
+          <w:noProof/>
+          <w:sz w:val="32"/>
+          <w:szCs w:val="32"/>
+          <w:u w:val="single" w:color="00B050"/>
+          <w:lang w:val="am-ET" w:bidi="syr-SY"/>
+        </w:rPr>
+        <w:t>።</w:t>
       </w:r>
     </w:p>
     <w:p>
@@ -38637,18 +39737,6 @@
           <w:shd w:val="clear" w:color="auto" w:fill="FFFFFF"/>
           <w:lang w:val="am-ET"/>
         </w:rPr>
-        <w:t> </w:t>
-      </w:r>
-      <w:r>
-        <w:rPr>
-          <w:rStyle w:val="refmarker"/>
-          <w:rFonts w:ascii="Abyssinica SIL" w:hAnsi="Abyssinica SIL" w:cs="Abyssinica SIL"/>
-          <w:color w:val="993300"/>
-          <w:sz w:val="28"/>
-          <w:szCs w:val="28"/>
-          <w:shd w:val="clear" w:color="auto" w:fill="FFFFFF"/>
-          <w:lang w:val="am-ET"/>
-        </w:rPr>
         <w:t>።</w:t>
       </w:r>
       <w:r>
@@ -39069,18 +40157,6 @@
           <w:shd w:val="clear" w:color="auto" w:fill="FFFFFF"/>
           <w:lang w:val="am-ET"/>
         </w:rPr>
-        <w:t> </w:t>
-      </w:r>
-      <w:r>
-        <w:rPr>
-          <w:rStyle w:val="refmarker"/>
-          <w:rFonts w:ascii="Abyssinica SIL" w:hAnsi="Abyssinica SIL" w:cs="Abyssinica SIL"/>
-          <w:color w:val="993300"/>
-          <w:sz w:val="28"/>
-          <w:szCs w:val="28"/>
-          <w:shd w:val="clear" w:color="auto" w:fill="FFFFFF"/>
-          <w:lang w:val="am-ET"/>
-        </w:rPr>
         <w:t>።</w:t>
       </w:r>
       <w:r>
@@ -39429,18 +40505,6 @@
           <w:shd w:val="clear" w:color="auto" w:fill="FFFFFF"/>
           <w:lang w:val="am-ET"/>
         </w:rPr>
-        <w:t> </w:t>
-      </w:r>
-      <w:r>
-        <w:rPr>
-          <w:rStyle w:val="refmarker"/>
-          <w:rFonts w:ascii="Abyssinica SIL" w:hAnsi="Abyssinica SIL" w:cs="Abyssinica SIL"/>
-          <w:color w:val="993300"/>
-          <w:sz w:val="28"/>
-          <w:szCs w:val="28"/>
-          <w:shd w:val="clear" w:color="auto" w:fill="FFFFFF"/>
-          <w:lang w:val="am-ET"/>
-        </w:rPr>
         <w:t>።</w:t>
       </w:r>
       <w:r>
@@ -39597,18 +40661,6 @@
           <w:shd w:val="clear" w:color="auto" w:fill="FFFFFF"/>
           <w:lang w:val="am-ET"/>
         </w:rPr>
-        <w:t> </w:t>
-      </w:r>
-      <w:r>
-        <w:rPr>
-          <w:rStyle w:val="refmarker"/>
-          <w:rFonts w:ascii="Abyssinica SIL" w:hAnsi="Abyssinica SIL" w:cs="Abyssinica SIL"/>
-          <w:color w:val="993300"/>
-          <w:sz w:val="28"/>
-          <w:szCs w:val="28"/>
-          <w:shd w:val="clear" w:color="auto" w:fill="FFFFFF"/>
-          <w:lang w:val="am-ET"/>
-        </w:rPr>
         <w:t>።</w:t>
       </w:r>
       <w:r>
@@ -39681,31 +40733,31 @@
           <w:shd w:val="clear" w:color="auto" w:fill="FFFFFF"/>
           <w:lang w:val="am-ET"/>
         </w:rPr>
+        <w:t>ይሠየም፡ ገብር፡</w:t>
+      </w:r>
+      <w:r>
+        <w:rPr>
+          <w:rStyle w:val="refmarker"/>
+          <w:rFonts w:ascii="Abyssinica SIL" w:hAnsi="Abyssinica SIL" w:cs="Abyssinica SIL"/>
+          <w:color w:val="993300"/>
+          <w:sz w:val="28"/>
+          <w:szCs w:val="28"/>
+          <w:shd w:val="clear" w:color="auto" w:fill="FFFFFF"/>
+          <w:lang w:val="am-ET"/>
+        </w:rPr>
+        <w:t xml:space="preserve"> </w:t>
+      </w:r>
+      <w:r>
+        <w:rPr>
+          <w:rStyle w:val="refmarker"/>
+          <w:rFonts w:ascii="Abyssinica SIL" w:hAnsi="Abyssinica SIL" w:cs="Abyssinica SIL"/>
+          <w:color w:val="993300"/>
+          <w:sz w:val="28"/>
+          <w:szCs w:val="28"/>
+          <w:shd w:val="clear" w:color="auto" w:fill="FFFFFF"/>
+          <w:lang w:val="am-ET"/>
+        </w:rPr>
         <w:lastRenderedPageBreak/>
-        <w:t>ይሠየም፡ ገብር፡</w:t>
-      </w:r>
-      <w:r>
-        <w:rPr>
-          <w:rStyle w:val="refmarker"/>
-          <w:rFonts w:ascii="Abyssinica SIL" w:hAnsi="Abyssinica SIL" w:cs="Abyssinica SIL"/>
-          <w:color w:val="993300"/>
-          <w:sz w:val="28"/>
-          <w:szCs w:val="28"/>
-          <w:shd w:val="clear" w:color="auto" w:fill="FFFFFF"/>
-          <w:lang w:val="am-ET"/>
-        </w:rPr>
-        <w:t xml:space="preserve"> </w:t>
-      </w:r>
-      <w:r>
-        <w:rPr>
-          <w:rStyle w:val="refmarker"/>
-          <w:rFonts w:ascii="Abyssinica SIL" w:hAnsi="Abyssinica SIL" w:cs="Abyssinica SIL"/>
-          <w:color w:val="993300"/>
-          <w:sz w:val="28"/>
-          <w:szCs w:val="28"/>
-          <w:shd w:val="clear" w:color="auto" w:fill="FFFFFF"/>
-          <w:lang w:val="am-ET"/>
-        </w:rPr>
         <w:t>ካህነ፡</w:t>
       </w:r>
       <w:r>
@@ -39910,19 +40962,19 @@
           <w:shd w:val="clear" w:color="auto" w:fill="FFFFFF"/>
           <w:lang w:val="am-ET"/>
         </w:rPr>
-        <w:t> </w:t>
-      </w:r>
-      <w:r>
-        <w:rPr>
-          <w:rStyle w:val="refmarker"/>
-          <w:rFonts w:ascii="Abyssinica SIL" w:hAnsi="Abyssinica SIL" w:cs="Abyssinica SIL"/>
-          <w:color w:val="993300"/>
-          <w:sz w:val="28"/>
-          <w:szCs w:val="28"/>
-          <w:shd w:val="clear" w:color="auto" w:fill="FFFFFF"/>
-          <w:lang w:val="am-ET"/>
-        </w:rPr>
-        <w:t>። ወለእመ፡</w:t>
+        <w:t>።</w:t>
+      </w:r>
+      <w:r>
+        <w:rPr>
+          <w:rStyle w:val="refmarker"/>
+          <w:rFonts w:ascii="Abyssinica SIL" w:hAnsi="Abyssinica SIL" w:cs="Abyssinica SIL"/>
+          <w:color w:val="993300"/>
+          <w:sz w:val="28"/>
+          <w:szCs w:val="28"/>
+          <w:shd w:val="clear" w:color="auto" w:fill="FFFFFF"/>
+          <w:lang w:val="am-ET"/>
+        </w:rPr>
+        <w:t xml:space="preserve"> ወለእመ፡</w:t>
       </w:r>
       <w:r>
         <w:rPr>
@@ -40295,18 +41347,6 @@
           <w:lang w:val="am-ET"/>
         </w:rPr>
         <w:t>ወይሠየም</w:t>
-      </w:r>
-      <w:r>
-        <w:rPr>
-          <w:rStyle w:val="refmarker"/>
-          <w:rFonts w:ascii="Abyssinica SIL" w:hAnsi="Abyssinica SIL" w:cs="Abyssinica SIL"/>
-          <w:color w:val="993300"/>
-          <w:sz w:val="28"/>
-          <w:szCs w:val="28"/>
-          <w:shd w:val="clear" w:color="auto" w:fill="FFFFFF"/>
-          <w:lang w:val="am-ET"/>
-        </w:rPr>
-        <w:t> </w:t>
       </w:r>
       <w:r>
         <w:rPr>
@@ -40347,23 +41387,66 @@
         <w:jc w:val="center"/>
         <w:rPr>
           <w:rFonts w:ascii="Abyssinica SIL" w:hAnsi="Abyssinica SIL" w:cs="Abyssinica SIL"/>
+          <w:b/>
+          <w:bCs/>
           <w:noProof/>
           <w:sz w:val="32"/>
           <w:szCs w:val="32"/>
-          <w:u w:color="00B050"/>
+          <w:u w:val="single" w:color="00B050"/>
           <w:lang w:val="am-ET" w:bidi="syr-SY"/>
         </w:rPr>
       </w:pPr>
       <w:r>
         <w:rPr>
           <w:rFonts w:ascii="Abyssinica SIL" w:hAnsi="Abyssinica SIL" w:cs="Abyssinica SIL"/>
+          <w:b/>
+          <w:bCs/>
           <w:noProof/>
           <w:sz w:val="32"/>
           <w:szCs w:val="32"/>
-          <w:u w:color="00B050"/>
+          <w:u w:val="single" w:color="00B050"/>
           <w:lang w:val="am-ET" w:bidi="syr-SY"/>
         </w:rPr>
-        <w:t>ትእዛዝ፡፶ወ፬ ።</w:t>
+        <w:t>ትእዛዝ፡</w:t>
+      </w:r>
+      <w:r>
+        <w:rPr>
+          <w:rFonts w:ascii="Abyssinica SIL" w:hAnsi="Abyssinica SIL" w:cs="Abyssinica SIL"/>
+          <w:b/>
+          <w:bCs/>
+          <w:noProof/>
+          <w:sz w:val="32"/>
+          <w:szCs w:val="32"/>
+          <w:u w:val="single" w:color="00B050"/>
+          <w:lang w:val="am-ET" w:bidi="syr-SY"/>
+        </w:rPr>
+        <w:t xml:space="preserve"> </w:t>
+      </w:r>
+      <w:r>
+        <w:rPr>
+          <w:rFonts w:ascii="Abyssinica SIL" w:hAnsi="Abyssinica SIL" w:cs="Abyssinica SIL"/>
+          <w:b/>
+          <w:bCs/>
+          <w:noProof/>
+          <w:sz w:val="32"/>
+          <w:szCs w:val="32"/>
+          <w:u w:val="single" w:color="00B050"/>
+          <w:lang w:val="am-ET" w:bidi="syr-SY"/>
+        </w:rPr>
+        <w:t>፶ወ፬</w:t>
+      </w:r>
+      <w:r>
+        <w:rPr>
+          <w:rFonts w:ascii="Abyssinica SIL" w:hAnsi="Abyssinica SIL" w:cs="Abyssinica SIL"/>
+          <w:b/>
+          <w:bCs/>
+          <w:noProof/>
+          <w:sz w:val="32"/>
+          <w:szCs w:val="32"/>
+          <w:u w:val="single" w:color="00B050"/>
+          <w:lang w:val="am-ET" w:bidi="syr-SY"/>
+        </w:rPr>
+        <w:t>።</w:t>
       </w:r>
     </w:p>
     <w:p>
@@ -40956,18 +42039,6 @@
           <w:shd w:val="clear" w:color="auto" w:fill="FFFFFF"/>
           <w:lang w:val="am-ET"/>
         </w:rPr>
-        <w:t> </w:t>
-      </w:r>
-      <w:r>
-        <w:rPr>
-          <w:rStyle w:val="refmarker"/>
-          <w:rFonts w:ascii="Abyssinica SIL" w:hAnsi="Abyssinica SIL" w:cs="Abyssinica SIL"/>
-          <w:color w:val="993300"/>
-          <w:sz w:val="28"/>
-          <w:szCs w:val="28"/>
-          <w:shd w:val="clear" w:color="auto" w:fill="FFFFFF"/>
-          <w:lang w:val="am-ET"/>
-        </w:rPr>
         <w:t>።</w:t>
       </w:r>
       <w:r>
@@ -41126,19 +42197,19 @@
           <w:shd w:val="clear" w:color="auto" w:fill="FFFFFF"/>
           <w:lang w:val="am-ET"/>
         </w:rPr>
-        <w:t> </w:t>
-      </w:r>
-      <w:r>
-        <w:rPr>
-          <w:rStyle w:val="refmarker"/>
-          <w:rFonts w:ascii="Abyssinica SIL" w:hAnsi="Abyssinica SIL" w:cs="Abyssinica SIL"/>
-          <w:color w:val="993300"/>
-          <w:sz w:val="28"/>
-          <w:szCs w:val="28"/>
-          <w:shd w:val="clear" w:color="auto" w:fill="FFFFFF"/>
-          <w:lang w:val="am-ET"/>
-        </w:rPr>
-        <w:t>። ወለእመ፡ ኮነ፡</w:t>
+        <w:t>።</w:t>
+      </w:r>
+      <w:r>
+        <w:rPr>
+          <w:rStyle w:val="refmarker"/>
+          <w:rFonts w:ascii="Abyssinica SIL" w:hAnsi="Abyssinica SIL" w:cs="Abyssinica SIL"/>
+          <w:color w:val="993300"/>
+          <w:sz w:val="28"/>
+          <w:szCs w:val="28"/>
+          <w:shd w:val="clear" w:color="auto" w:fill="FFFFFF"/>
+          <w:lang w:val="am-ET"/>
+        </w:rPr>
+        <w:t xml:space="preserve"> ወለእመ፡ ኮነ፡</w:t>
       </w:r>
       <w:r>
         <w:rPr>
@@ -41235,18 +42306,6 @@
           <w:lang w:val="am-ET"/>
         </w:rPr>
         <w:t>ይሰደድ</w:t>
-      </w:r>
-      <w:r>
-        <w:rPr>
-          <w:rStyle w:val="refmarker"/>
-          <w:rFonts w:ascii="Abyssinica SIL" w:hAnsi="Abyssinica SIL" w:cs="Abyssinica SIL"/>
-          <w:color w:val="993300"/>
-          <w:sz w:val="28"/>
-          <w:szCs w:val="28"/>
-          <w:shd w:val="clear" w:color="auto" w:fill="FFFFFF"/>
-          <w:lang w:val="am-ET"/>
-        </w:rPr>
-        <w:t> </w:t>
       </w:r>
       <w:r>
         <w:rPr>
@@ -41288,23 +42347,66 @@
         <w:jc w:val="center"/>
         <w:rPr>
           <w:rFonts w:ascii="Abyssinica SIL" w:hAnsi="Abyssinica SIL" w:cs="Abyssinica SIL"/>
+          <w:b/>
+          <w:bCs/>
           <w:noProof/>
           <w:sz w:val="32"/>
           <w:szCs w:val="32"/>
-          <w:u w:color="00B050"/>
+          <w:u w:val="single" w:color="00B050"/>
           <w:lang w:val="am-ET" w:bidi="syr-SY"/>
         </w:rPr>
       </w:pPr>
       <w:r>
         <w:rPr>
           <w:rFonts w:ascii="Abyssinica SIL" w:hAnsi="Abyssinica SIL" w:cs="Abyssinica SIL"/>
+          <w:b/>
+          <w:bCs/>
           <w:noProof/>
           <w:sz w:val="32"/>
           <w:szCs w:val="32"/>
-          <w:u w:color="00B050"/>
+          <w:u w:val="single" w:color="00B050"/>
           <w:lang w:val="am-ET" w:bidi="syr-SY"/>
         </w:rPr>
-        <w:t>ትእዛዝ፡፶ወ፭ ።</w:t>
+        <w:t>ትእዛዝ፡</w:t>
+      </w:r>
+      <w:r>
+        <w:rPr>
+          <w:rFonts w:ascii="Abyssinica SIL" w:hAnsi="Abyssinica SIL" w:cs="Abyssinica SIL"/>
+          <w:b/>
+          <w:bCs/>
+          <w:noProof/>
+          <w:sz w:val="32"/>
+          <w:szCs w:val="32"/>
+          <w:u w:val="single" w:color="00B050"/>
+          <w:lang w:val="am-ET" w:bidi="syr-SY"/>
+        </w:rPr>
+        <w:t xml:space="preserve"> </w:t>
+      </w:r>
+      <w:r>
+        <w:rPr>
+          <w:rFonts w:ascii="Abyssinica SIL" w:hAnsi="Abyssinica SIL" w:cs="Abyssinica SIL"/>
+          <w:b/>
+          <w:bCs/>
+          <w:noProof/>
+          <w:sz w:val="32"/>
+          <w:szCs w:val="32"/>
+          <w:u w:val="single" w:color="00B050"/>
+          <w:lang w:val="am-ET" w:bidi="syr-SY"/>
+        </w:rPr>
+        <w:t>፶ወ፭</w:t>
+      </w:r>
+      <w:r>
+        <w:rPr>
+          <w:rFonts w:ascii="Abyssinica SIL" w:hAnsi="Abyssinica SIL" w:cs="Abyssinica SIL"/>
+          <w:b/>
+          <w:bCs/>
+          <w:noProof/>
+          <w:sz w:val="32"/>
+          <w:szCs w:val="32"/>
+          <w:u w:val="single" w:color="00B050"/>
+          <w:lang w:val="am-ET" w:bidi="syr-SY"/>
+        </w:rPr>
+        <w:t>።</w:t>
       </w:r>
     </w:p>
     <w:p>
@@ -41489,18 +42591,6 @@
           <w:shd w:val="clear" w:color="auto" w:fill="FFFFFF"/>
           <w:lang w:val="am-ET"/>
         </w:rPr>
-        <w:t> </w:t>
-      </w:r>
-      <w:r>
-        <w:rPr>
-          <w:rStyle w:val="refmarker"/>
-          <w:rFonts w:ascii="Abyssinica SIL" w:hAnsi="Abyssinica SIL" w:cs="Abyssinica SIL"/>
-          <w:color w:val="993300"/>
-          <w:sz w:val="28"/>
-          <w:szCs w:val="28"/>
-          <w:shd w:val="clear" w:color="auto" w:fill="FFFFFF"/>
-          <w:lang w:val="am-ET"/>
-        </w:rPr>
         <w:t>።</w:t>
       </w:r>
       <w:r>
@@ -41659,19 +42749,19 @@
           <w:shd w:val="clear" w:color="auto" w:fill="FFFFFF"/>
           <w:lang w:val="am-ET"/>
         </w:rPr>
-        <w:t> </w:t>
-      </w:r>
-      <w:r>
-        <w:rPr>
-          <w:rStyle w:val="refmarker"/>
-          <w:rFonts w:ascii="Abyssinica SIL" w:hAnsi="Abyssinica SIL" w:cs="Abyssinica SIL"/>
-          <w:color w:val="993300"/>
-          <w:sz w:val="28"/>
-          <w:szCs w:val="28"/>
-          <w:shd w:val="clear" w:color="auto" w:fill="FFFFFF"/>
-          <w:lang w:val="am-ET"/>
-        </w:rPr>
-        <w:t>። ወእሉ፡</w:t>
+        <w:t>።</w:t>
+      </w:r>
+      <w:r>
+        <w:rPr>
+          <w:rStyle w:val="refmarker"/>
+          <w:rFonts w:ascii="Abyssinica SIL" w:hAnsi="Abyssinica SIL" w:cs="Abyssinica SIL"/>
+          <w:color w:val="993300"/>
+          <w:sz w:val="28"/>
+          <w:szCs w:val="28"/>
+          <w:shd w:val="clear" w:color="auto" w:fill="FFFFFF"/>
+          <w:lang w:val="am-ET"/>
+        </w:rPr>
+        <w:t xml:space="preserve"> ወእሉ፡</w:t>
       </w:r>
       <w:r>
         <w:rPr>
@@ -41720,18 +42810,6 @@
           <w:lang w:val="am-ET"/>
         </w:rPr>
         <w:t>እምሥርዐት፡ ዘትካት</w:t>
-      </w:r>
-      <w:r>
-        <w:rPr>
-          <w:rStyle w:val="refmarker"/>
-          <w:rFonts w:ascii="Abyssinica SIL" w:hAnsi="Abyssinica SIL" w:cs="Abyssinica SIL"/>
-          <w:color w:val="993300"/>
-          <w:sz w:val="28"/>
-          <w:szCs w:val="28"/>
-          <w:shd w:val="clear" w:color="auto" w:fill="FFFFFF"/>
-          <w:lang w:val="am-ET"/>
-        </w:rPr>
-        <w:t> </w:t>
       </w:r>
       <w:r>
         <w:rPr>
@@ -41773,23 +42851,66 @@
         <w:jc w:val="center"/>
         <w:rPr>
           <w:rFonts w:ascii="Abyssinica SIL" w:hAnsi="Abyssinica SIL" w:cs="Abyssinica SIL"/>
+          <w:b/>
+          <w:bCs/>
           <w:noProof/>
           <w:sz w:val="32"/>
           <w:szCs w:val="32"/>
-          <w:u w:color="00B050"/>
+          <w:u w:val="single" w:color="00B050"/>
           <w:lang w:val="am-ET" w:bidi="syr-SY"/>
         </w:rPr>
       </w:pPr>
       <w:r>
         <w:rPr>
           <w:rFonts w:ascii="Abyssinica SIL" w:hAnsi="Abyssinica SIL" w:cs="Abyssinica SIL"/>
+          <w:b/>
+          <w:bCs/>
           <w:noProof/>
           <w:sz w:val="32"/>
           <w:szCs w:val="32"/>
-          <w:u w:color="00B050"/>
+          <w:u w:val="single" w:color="00B050"/>
           <w:lang w:val="am-ET" w:bidi="syr-SY"/>
         </w:rPr>
-        <w:t>ትእዛዝ፡፶ወ፮ ።</w:t>
+        <w:t>ትእዛዝ፡</w:t>
+      </w:r>
+      <w:r>
+        <w:rPr>
+          <w:rFonts w:ascii="Abyssinica SIL" w:hAnsi="Abyssinica SIL" w:cs="Abyssinica SIL"/>
+          <w:b/>
+          <w:bCs/>
+          <w:noProof/>
+          <w:sz w:val="32"/>
+          <w:szCs w:val="32"/>
+          <w:u w:val="single" w:color="00B050"/>
+          <w:lang w:val="am-ET" w:bidi="syr-SY"/>
+        </w:rPr>
+        <w:t xml:space="preserve"> </w:t>
+      </w:r>
+      <w:r>
+        <w:rPr>
+          <w:rFonts w:ascii="Abyssinica SIL" w:hAnsi="Abyssinica SIL" w:cs="Abyssinica SIL"/>
+          <w:b/>
+          <w:bCs/>
+          <w:noProof/>
+          <w:sz w:val="32"/>
+          <w:szCs w:val="32"/>
+          <w:u w:val="single" w:color="00B050"/>
+          <w:lang w:val="am-ET" w:bidi="syr-SY"/>
+        </w:rPr>
+        <w:t>፶ወ፮</w:t>
+      </w:r>
+      <w:r>
+        <w:rPr>
+          <w:rFonts w:ascii="Abyssinica SIL" w:hAnsi="Abyssinica SIL" w:cs="Abyssinica SIL"/>
+          <w:b/>
+          <w:bCs/>
+          <w:noProof/>
+          <w:sz w:val="32"/>
+          <w:szCs w:val="32"/>
+          <w:u w:val="single" w:color="00B050"/>
+          <w:lang w:val="am-ET" w:bidi="syr-SY"/>
+        </w:rPr>
+        <w:t>።</w:t>
       </w:r>
     </w:p>
     <w:p>
@@ -42476,19 +43597,19 @@
           <w:shd w:val="clear" w:color="auto" w:fill="FFFFFF"/>
           <w:lang w:val="am-ET"/>
         </w:rPr>
-        <w:t> </w:t>
-      </w:r>
-      <w:r>
-        <w:rPr>
-          <w:rStyle w:val="refmarker"/>
-          <w:rFonts w:ascii="Abyssinica SIL" w:hAnsi="Abyssinica SIL" w:cs="Abyssinica SIL"/>
-          <w:color w:val="993300"/>
-          <w:sz w:val="28"/>
-          <w:szCs w:val="28"/>
-          <w:shd w:val="clear" w:color="auto" w:fill="FFFFFF"/>
-          <w:lang w:val="am-ET"/>
-        </w:rPr>
-        <w:t>። ዘንተ፡</w:t>
+        <w:t>።</w:t>
+      </w:r>
+      <w:r>
+        <w:rPr>
+          <w:rStyle w:val="refmarker"/>
+          <w:rFonts w:ascii="Abyssinica SIL" w:hAnsi="Abyssinica SIL" w:cs="Abyssinica SIL"/>
+          <w:color w:val="993300"/>
+          <w:sz w:val="28"/>
+          <w:szCs w:val="28"/>
+          <w:shd w:val="clear" w:color="auto" w:fill="FFFFFF"/>
+          <w:lang w:val="am-ET"/>
+        </w:rPr>
+        <w:t xml:space="preserve"> ዘንተ፡</w:t>
       </w:r>
       <w:r>
         <w:rPr>
@@ -42548,18 +43669,6 @@
           <w:shd w:val="clear" w:color="auto" w:fill="FFFFFF"/>
           <w:lang w:val="am-ET"/>
         </w:rPr>
-        <w:t> </w:t>
-      </w:r>
-      <w:r>
-        <w:rPr>
-          <w:rStyle w:val="refmarker"/>
-          <w:rFonts w:ascii="Abyssinica SIL" w:hAnsi="Abyssinica SIL" w:cs="Abyssinica SIL"/>
-          <w:color w:val="993300"/>
-          <w:sz w:val="28"/>
-          <w:szCs w:val="28"/>
-          <w:shd w:val="clear" w:color="auto" w:fill="FFFFFF"/>
-          <w:lang w:val="am-ET"/>
-        </w:rPr>
         <w:t>።</w:t>
       </w:r>
       <w:r>
@@ -42849,18 +43958,6 @@
           <w:lang w:val="am-ET"/>
         </w:rPr>
         <w:t>ትምህርት</w:t>
-      </w:r>
-      <w:r>
-        <w:rPr>
-          <w:rStyle w:val="refmarker"/>
-          <w:rFonts w:ascii="Abyssinica SIL" w:hAnsi="Abyssinica SIL" w:cs="Abyssinica SIL"/>
-          <w:color w:val="993300"/>
-          <w:sz w:val="28"/>
-          <w:szCs w:val="28"/>
-          <w:shd w:val="clear" w:color="auto" w:fill="FFFFFF"/>
-          <w:lang w:val="am-ET"/>
-        </w:rPr>
-        <w:t> </w:t>
       </w:r>
       <w:r>
         <w:rPr>
@@ -43384,23 +44481,66 @@
         <w:jc w:val="center"/>
         <w:rPr>
           <w:rFonts w:ascii="Abyssinica SIL" w:hAnsi="Abyssinica SIL" w:cs="Abyssinica SIL"/>
+          <w:b/>
+          <w:bCs/>
           <w:noProof/>
           <w:sz w:val="32"/>
           <w:szCs w:val="32"/>
-          <w:u w:color="00B050"/>
+          <w:u w:val="single" w:color="00B050"/>
           <w:lang w:val="am-ET" w:bidi="syr-SY"/>
         </w:rPr>
       </w:pPr>
       <w:r>
         <w:rPr>
           <w:rFonts w:ascii="Abyssinica SIL" w:hAnsi="Abyssinica SIL" w:cs="Abyssinica SIL"/>
+          <w:b/>
+          <w:bCs/>
           <w:noProof/>
           <w:sz w:val="32"/>
           <w:szCs w:val="32"/>
-          <w:u w:color="00B050"/>
+          <w:u w:val="single" w:color="00B050"/>
           <w:lang w:val="am-ET" w:bidi="syr-SY"/>
         </w:rPr>
-        <w:t>ትእዛዝ፡፶ወ፯ ።</w:t>
+        <w:t>ትእዛዝ፡</w:t>
+      </w:r>
+      <w:r>
+        <w:rPr>
+          <w:rFonts w:ascii="Abyssinica SIL" w:hAnsi="Abyssinica SIL" w:cs="Abyssinica SIL"/>
+          <w:b/>
+          <w:bCs/>
+          <w:noProof/>
+          <w:sz w:val="32"/>
+          <w:szCs w:val="32"/>
+          <w:u w:val="single" w:color="00B050"/>
+          <w:lang w:val="am-ET" w:bidi="syr-SY"/>
+        </w:rPr>
+        <w:t xml:space="preserve"> </w:t>
+      </w:r>
+      <w:r>
+        <w:rPr>
+          <w:rFonts w:ascii="Abyssinica SIL" w:hAnsi="Abyssinica SIL" w:cs="Abyssinica SIL"/>
+          <w:b/>
+          <w:bCs/>
+          <w:noProof/>
+          <w:sz w:val="32"/>
+          <w:szCs w:val="32"/>
+          <w:u w:val="single" w:color="00B050"/>
+          <w:lang w:val="am-ET" w:bidi="syr-SY"/>
+        </w:rPr>
+        <w:t>፶ወ፯</w:t>
+      </w:r>
+      <w:r>
+        <w:rPr>
+          <w:rFonts w:ascii="Abyssinica SIL" w:hAnsi="Abyssinica SIL" w:cs="Abyssinica SIL"/>
+          <w:b/>
+          <w:bCs/>
+          <w:noProof/>
+          <w:sz w:val="32"/>
+          <w:szCs w:val="32"/>
+          <w:u w:val="single" w:color="00B050"/>
+          <w:lang w:val="am-ET" w:bidi="syr-SY"/>
+        </w:rPr>
+        <w:t>።</w:t>
       </w:r>
     </w:p>
     <w:p>
@@ -43488,18 +44628,6 @@
           <w:shd w:val="clear" w:color="auto" w:fill="FFFFFF"/>
           <w:lang w:val="am-ET"/>
         </w:rPr>
-        <w:t> </w:t>
-      </w:r>
-      <w:r>
-        <w:rPr>
-          <w:rStyle w:val="refmarker"/>
-          <w:rFonts w:ascii="Abyssinica SIL" w:hAnsi="Abyssinica SIL" w:cs="Abyssinica SIL"/>
-          <w:color w:val="993300"/>
-          <w:sz w:val="28"/>
-          <w:szCs w:val="28"/>
-          <w:shd w:val="clear" w:color="auto" w:fill="FFFFFF"/>
-          <w:lang w:val="am-ET"/>
-        </w:rPr>
         <w:t>።</w:t>
       </w:r>
       <w:r>
@@ -43728,19 +44856,19 @@
           <w:shd w:val="clear" w:color="auto" w:fill="FFFFFF"/>
           <w:lang w:val="am-ET"/>
         </w:rPr>
-        <w:t> </w:t>
-      </w:r>
-      <w:r>
-        <w:rPr>
-          <w:rStyle w:val="refmarker"/>
-          <w:rFonts w:ascii="Abyssinica SIL" w:hAnsi="Abyssinica SIL" w:cs="Abyssinica SIL"/>
-          <w:color w:val="993300"/>
-          <w:sz w:val="28"/>
-          <w:szCs w:val="28"/>
-          <w:shd w:val="clear" w:color="auto" w:fill="FFFFFF"/>
-          <w:lang w:val="am-ET"/>
-        </w:rPr>
-        <w:t>። ወለእመ፡ ኢተአዘዝክሙ፡</w:t>
+        <w:t>።</w:t>
+      </w:r>
+      <w:r>
+        <w:rPr>
+          <w:rStyle w:val="refmarker"/>
+          <w:rFonts w:ascii="Abyssinica SIL" w:hAnsi="Abyssinica SIL" w:cs="Abyssinica SIL"/>
+          <w:color w:val="993300"/>
+          <w:sz w:val="28"/>
+          <w:szCs w:val="28"/>
+          <w:shd w:val="clear" w:color="auto" w:fill="FFFFFF"/>
+          <w:lang w:val="am-ET"/>
+        </w:rPr>
+        <w:t xml:space="preserve"> ወለእመ፡ ኢተአዘዝክሙ፡</w:t>
       </w:r>
       <w:r>
         <w:rPr>
@@ -44041,18 +45169,6 @@
           <w:shd w:val="clear" w:color="auto" w:fill="FFFFFF"/>
           <w:lang w:val="am-ET"/>
         </w:rPr>
-        <w:t> </w:t>
-      </w:r>
-      <w:r>
-        <w:rPr>
-          <w:rStyle w:val="refmarker"/>
-          <w:rFonts w:ascii="Abyssinica SIL" w:hAnsi="Abyssinica SIL" w:cs="Abyssinica SIL"/>
-          <w:color w:val="993300"/>
-          <w:sz w:val="28"/>
-          <w:szCs w:val="28"/>
-          <w:shd w:val="clear" w:color="auto" w:fill="FFFFFF"/>
-          <w:lang w:val="am-ET"/>
-        </w:rPr>
         <w:t>።</w:t>
       </w:r>
       <w:r>
@@ -44497,19 +45613,19 @@
           <w:shd w:val="clear" w:color="auto" w:fill="FFFFFF"/>
           <w:lang w:val="am-ET"/>
         </w:rPr>
-        <w:t> </w:t>
-      </w:r>
-      <w:r>
-        <w:rPr>
-          <w:rStyle w:val="refmarker"/>
-          <w:rFonts w:ascii="Abyssinica SIL" w:hAnsi="Abyssinica SIL" w:cs="Abyssinica SIL"/>
-          <w:color w:val="993300"/>
-          <w:sz w:val="28"/>
-          <w:szCs w:val="28"/>
-          <w:shd w:val="clear" w:color="auto" w:fill="FFFFFF"/>
-          <w:lang w:val="am-ET"/>
-        </w:rPr>
-        <w:t>። ወይረሲክሙ፡</w:t>
+        <w:t>።</w:t>
+      </w:r>
+      <w:r>
+        <w:rPr>
+          <w:rStyle w:val="refmarker"/>
+          <w:rFonts w:ascii="Abyssinica SIL" w:hAnsi="Abyssinica SIL" w:cs="Abyssinica SIL"/>
+          <w:color w:val="993300"/>
+          <w:sz w:val="28"/>
+          <w:szCs w:val="28"/>
+          <w:shd w:val="clear" w:color="auto" w:fill="FFFFFF"/>
+          <w:lang w:val="am-ET"/>
+        </w:rPr>
+        <w:t xml:space="preserve"> ወይረሲክሙ፡</w:t>
       </w:r>
       <w:r>
         <w:rPr>
@@ -44870,18 +45986,6 @@
           <w:lang w:val="am-ET"/>
         </w:rPr>
         <w:t>አሜን</w:t>
-      </w:r>
-      <w:r>
-        <w:rPr>
-          <w:rStyle w:val="refmarker"/>
-          <w:rFonts w:ascii="Abyssinica SIL" w:hAnsi="Abyssinica SIL" w:cs="Abyssinica SIL"/>
-          <w:color w:val="993300"/>
-          <w:sz w:val="28"/>
-          <w:szCs w:val="28"/>
-          <w:shd w:val="clear" w:color="auto" w:fill="FFFFFF"/>
-          <w:lang w:val="am-ET"/>
-        </w:rPr>
-        <w:t> </w:t>
       </w:r>
       <w:r>
         <w:rPr>
@@ -45105,18 +46209,6 @@
           <w:lang w:val="am-ET"/>
         </w:rPr>
         <w:t>አሜን</w:t>
-      </w:r>
-      <w:r>
-        <w:rPr>
-          <w:rStyle w:val="refmarker"/>
-          <w:rFonts w:ascii="Abyssinica SIL" w:hAnsi="Abyssinica SIL" w:cs="Abyssinica SIL"/>
-          <w:color w:val="993300"/>
-          <w:sz w:val="28"/>
-          <w:szCs w:val="28"/>
-          <w:shd w:val="clear" w:color="auto" w:fill="FFFFFF"/>
-          <w:lang w:val="am-ET"/>
-        </w:rPr>
-        <w:t> </w:t>
       </w:r>
       <w:r>
         <w:rPr>
